--- a/Tarea_2_Reporte_Escalabilidad_KNN_HPC.docx
+++ b/Tarea_2_Reporte_Escalabilidad_KNN_HPC.docx
@@ -330,8 +330,17 @@
         <w:rPr>
           <w:rFonts w:ascii="Times New Roman" w:hAnsi="Times New Roman"/>
           <w:b/>
+          <w:i/>
           <w:color w:val="2C2C2C"/>
           <w:sz w:val="40"/>
+          <w:rPrChange w:id="0" w:author="Palacios, Piero (CIP)" w:date="2026-05-12T21:01:00Z" w16du:dateUtc="2026-05-13T02:01:00Z">
+            <w:rPr>
+              <w:rFonts w:ascii="Times New Roman" w:hAnsi="Times New Roman"/>
+              <w:b/>
+              <w:color w:val="2C2C2C"/>
+              <w:sz w:val="40"/>
+            </w:rPr>
+          </w:rPrChange>
         </w:rPr>
         <w:t>KNN</w:t>
       </w:r>
@@ -451,6 +460,7 @@
         <w:pStyle w:val="Textoindependiente"/>
         <w:spacing w:before="218"/>
         <w:rPr>
+          <w:del w:id="1" w:author="Palacios, Piero (CIP)" w:date="2026-05-12T21:01:00Z" w16du:dateUtc="2026-05-13T02:01:00Z"/>
           <w:rFonts w:ascii="Times New Roman"/>
           <w:b/>
           <w:sz w:val="40"/>
@@ -506,7 +516,25 @@
           <w:color w:val="2C2C2C"/>
           <w:sz w:val="36"/>
         </w:rPr>
-        <w:t>Campos Diego Sanchez Salazar</w:t>
+        <w:t xml:space="preserve">Campos Diego </w:t>
+      </w:r>
+      <w:proofErr w:type="spellStart"/>
+      <w:r>
+        <w:rPr>
+          <w:rFonts w:ascii="Times New Roman"/>
+          <w:color w:val="2C2C2C"/>
+          <w:sz w:val="36"/>
+        </w:rPr>
+        <w:t>Sanchez</w:t>
+      </w:r>
+      <w:proofErr w:type="spellEnd"/>
+      <w:r>
+        <w:rPr>
+          <w:rFonts w:ascii="Times New Roman"/>
+          <w:color w:val="2C2C2C"/>
+          <w:sz w:val="36"/>
+        </w:rPr>
+        <w:t xml:space="preserve"> Salazar</w:t>
       </w:r>
     </w:p>
     <w:p>
@@ -550,6 +578,7 @@
           <w:sz w:val="36"/>
         </w:rPr>
       </w:pPr>
+      <w:proofErr w:type="spellStart"/>
       <w:r>
         <w:rPr>
           <w:rFonts w:ascii="Times New Roman"/>
@@ -558,6 +587,7 @@
         </w:rPr>
         <w:t>Jose</w:t>
       </w:r>
+      <w:proofErr w:type="spellEnd"/>
       <w:r>
         <w:rPr>
           <w:rFonts w:ascii="Times New Roman"/>
@@ -609,6 +639,7 @@
         <w:pStyle w:val="Textoindependiente"/>
         <w:spacing w:before="143"/>
         <w:rPr>
+          <w:del w:id="2" w:author="Palacios, Piero (CIP)" w:date="2026-05-12T21:02:00Z" w16du:dateUtc="2026-05-13T02:02:00Z"/>
           <w:rFonts w:ascii="Times New Roman"/>
           <w:sz w:val="36"/>
         </w:rPr>
@@ -668,8 +699,8 @@
         <w:spacing w:before="143"/>
         <w:ind w:left="165" w:firstLine="0"/>
       </w:pPr>
-      <w:bookmarkStart w:id="0" w:name="_bookmark0"/>
-      <w:bookmarkEnd w:id="0"/>
+      <w:bookmarkStart w:id="3" w:name="_bookmark0"/>
+      <w:bookmarkEnd w:id="3"/>
       <w:r>
         <w:rPr>
           <w:color w:val="205E99"/>
@@ -839,43 +870,63 @@
             <w:spacing w:before="278"/>
             <w:ind w:left="384" w:hanging="219"/>
           </w:pPr>
-          <w:hyperlink w:anchor="_bookmark2" w:history="1">
-            <w:r>
-              <w:rPr>
-                <w:color w:val="2C2C2C"/>
-              </w:rPr>
-              <w:t>Dataset</w:t>
-            </w:r>
-            <w:r>
-              <w:rPr>
-                <w:color w:val="2C2C2C"/>
-                <w:spacing w:val="-11"/>
-              </w:rPr>
-              <w:t xml:space="preserve"> </w:t>
-            </w:r>
-            <w:r>
-              <w:rPr>
-                <w:color w:val="2C2C2C"/>
-                <w:spacing w:val="-2"/>
-              </w:rPr>
-              <w:t>Utilizado</w:t>
-            </w:r>
-            <w:r>
-              <w:rPr>
-                <w:rFonts w:ascii="Times New Roman"/>
-                <w:b w:val="0"/>
-                <w:color w:val="2C2C2C"/>
-              </w:rPr>
-              <w:tab/>
-            </w:r>
-            <w:r>
-              <w:rPr>
-                <w:color w:val="2C2C2C"/>
-                <w:spacing w:val="-10"/>
-              </w:rPr>
-              <w:t>3</w:t>
-            </w:r>
-          </w:hyperlink>
+          <w:r>
+            <w:fldChar w:fldCharType="begin"/>
+          </w:r>
+          <w:r>
+            <w:instrText>HYPERLINK \l "_bookmark2"</w:instrText>
+          </w:r>
+          <w:r>
+            <w:fldChar w:fldCharType="separate"/>
+          </w:r>
+          <w:r>
+            <w:rPr>
+              <w:i/>
+              <w:color w:val="2C2C2C"/>
+              <w:rPrChange w:id="4" w:author="Palacios, Piero (CIP)" w:date="2026-05-12T21:01:00Z" w16du:dateUtc="2026-05-13T02:01:00Z">
+                <w:rPr>
+                  <w:color w:val="2C2C2C"/>
+                </w:rPr>
+              </w:rPrChange>
+            </w:rPr>
+            <w:t>Dataset</w:t>
+          </w:r>
+          <w:r>
+            <w:rPr>
+              <w:color w:val="2C2C2C"/>
+              <w:spacing w:val="-11"/>
+            </w:rPr>
+            <w:t xml:space="preserve"> </w:t>
+          </w:r>
+          <w:r>
+            <w:rPr>
+              <w:color w:val="2C2C2C"/>
+              <w:spacing w:val="-2"/>
+            </w:rPr>
+            <w:t>Utilizado</w:t>
+          </w:r>
+          <w:r>
+            <w:rPr>
+              <w:rFonts w:ascii="Times New Roman"/>
+              <w:b w:val="0"/>
+              <w:color w:val="2C2C2C"/>
+            </w:rPr>
+            <w:tab/>
+          </w:r>
+          <w:r>
+            <w:rPr>
+              <w:color w:val="2C2C2C"/>
+              <w:spacing w:val="-10"/>
+            </w:rPr>
+            <w:t>3</w:t>
+          </w:r>
+          <w:r>
+            <w:rPr>
+              <w:color w:val="2C2C2C"/>
+              <w:spacing w:val="-10"/>
+            </w:rPr>
+            <w:fldChar w:fldCharType="end"/>
+          </w:r>
         </w:p>
         <w:p>
           <w:pPr>
@@ -891,30 +942,65 @@
             <w:spacing w:before="282"/>
             <w:ind w:left="386"/>
           </w:pPr>
-          <w:hyperlink w:anchor="_bookmark3" w:history="1">
-            <w:r>
-              <w:rPr>
-                <w:color w:val="2C2C2C"/>
-                <w:spacing w:val="-2"/>
-              </w:rPr>
-              <w:t>Metodología</w:t>
-            </w:r>
-            <w:r>
-              <w:rPr>
-                <w:rFonts w:ascii="Times New Roman" w:hAnsi="Times New Roman"/>
-                <w:b w:val="0"/>
-                <w:color w:val="2C2C2C"/>
-              </w:rPr>
-              <w:tab/>
-            </w:r>
-            <w:r>
-              <w:rPr>
-                <w:color w:val="2C2C2C"/>
-                <w:spacing w:val="-10"/>
-              </w:rPr>
-              <w:t>4</w:t>
-            </w:r>
-          </w:hyperlink>
+          <w:r>
+            <w:fldChar w:fldCharType="begin"/>
+          </w:r>
+          <w:r>
+            <w:instrText>HYPERLINK \l "_bookmark3"</w:instrText>
+          </w:r>
+          <w:r>
+            <w:fldChar w:fldCharType="separate"/>
+          </w:r>
+          <w:r>
+            <w:rPr>
+              <w:color w:val="2C2C2C"/>
+              <w:spacing w:val="-2"/>
+            </w:rPr>
+            <w:t>Metodo</w:t>
+          </w:r>
+          <w:r>
+            <w:rPr>
+              <w:i/>
+              <w:color w:val="2C2C2C"/>
+              <w:spacing w:val="-2"/>
+              <w:rPrChange w:id="5" w:author="Palacios, Piero (CIP)" w:date="2026-05-12T21:01:00Z" w16du:dateUtc="2026-05-13T02:01:00Z">
+                <w:rPr>
+                  <w:color w:val="2C2C2C"/>
+                  <w:spacing w:val="-2"/>
+                </w:rPr>
+              </w:rPrChange>
+            </w:rPr>
+            <w:t>log</w:t>
+          </w:r>
+          <w:r>
+            <w:rPr>
+              <w:color w:val="2C2C2C"/>
+              <w:spacing w:val="-2"/>
+            </w:rPr>
+            <w:t>ía</w:t>
+          </w:r>
+          <w:r>
+            <w:rPr>
+              <w:rFonts w:ascii="Times New Roman" w:hAnsi="Times New Roman"/>
+              <w:b w:val="0"/>
+              <w:color w:val="2C2C2C"/>
+            </w:rPr>
+            <w:tab/>
+          </w:r>
+          <w:r>
+            <w:rPr>
+              <w:color w:val="2C2C2C"/>
+              <w:spacing w:val="-10"/>
+            </w:rPr>
+            <w:t>4</w:t>
+          </w:r>
+          <w:r>
+            <w:rPr>
+              <w:color w:val="2C2C2C"/>
+              <w:spacing w:val="-10"/>
+            </w:rPr>
+            <w:fldChar w:fldCharType="end"/>
+          </w:r>
         </w:p>
         <w:p>
           <w:pPr>
@@ -930,42 +1016,63 @@
             <w:spacing w:before="141"/>
             <w:ind w:left="854" w:hanging="329"/>
           </w:pPr>
-          <w:hyperlink w:anchor="_bookmark4" w:history="1">
-            <w:r>
-              <w:rPr>
-                <w:color w:val="5A5A5A"/>
-              </w:rPr>
-              <w:t>Algoritmo</w:t>
-            </w:r>
-            <w:r>
-              <w:rPr>
-                <w:color w:val="5A5A5A"/>
-                <w:spacing w:val="-9"/>
-              </w:rPr>
-              <w:t xml:space="preserve"> </w:t>
-            </w:r>
-            <w:r>
-              <w:rPr>
-                <w:color w:val="5A5A5A"/>
-                <w:spacing w:val="-5"/>
-              </w:rPr>
-              <w:t>KNN</w:t>
-            </w:r>
-            <w:r>
-              <w:rPr>
-                <w:rFonts w:ascii="Times New Roman"/>
-                <w:color w:val="5A5A5A"/>
-              </w:rPr>
-              <w:tab/>
-            </w:r>
-            <w:r>
-              <w:rPr>
-                <w:color w:val="5A5A5A"/>
-                <w:spacing w:val="-10"/>
-              </w:rPr>
-              <w:t>4</w:t>
-            </w:r>
-          </w:hyperlink>
+          <w:r>
+            <w:fldChar w:fldCharType="begin"/>
+          </w:r>
+          <w:r>
+            <w:instrText>HYPERLINK \l "_bookmark4"</w:instrText>
+          </w:r>
+          <w:r>
+            <w:fldChar w:fldCharType="separate"/>
+          </w:r>
+          <w:r>
+            <w:rPr>
+              <w:color w:val="5A5A5A"/>
+            </w:rPr>
+            <w:t>Algoritmo</w:t>
+          </w:r>
+          <w:r>
+            <w:rPr>
+              <w:color w:val="5A5A5A"/>
+              <w:spacing w:val="-9"/>
+            </w:rPr>
+            <w:t xml:space="preserve"> </w:t>
+          </w:r>
+          <w:r>
+            <w:rPr>
+              <w:i/>
+              <w:color w:val="5A5A5A"/>
+              <w:spacing w:val="-5"/>
+              <w:rPrChange w:id="6" w:author="Palacios, Piero (CIP)" w:date="2026-05-12T21:01:00Z" w16du:dateUtc="2026-05-13T02:01:00Z">
+                <w:rPr>
+                  <w:color w:val="5A5A5A"/>
+                  <w:spacing w:val="-5"/>
+                </w:rPr>
+              </w:rPrChange>
+            </w:rPr>
+            <w:t>KNN</w:t>
+          </w:r>
+          <w:r>
+            <w:rPr>
+              <w:rFonts w:ascii="Times New Roman"/>
+              <w:color w:val="5A5A5A"/>
+            </w:rPr>
+            <w:tab/>
+          </w:r>
+          <w:r>
+            <w:rPr>
+              <w:color w:val="5A5A5A"/>
+              <w:spacing w:val="-10"/>
+            </w:rPr>
+            <w:t>4</w:t>
+          </w:r>
+          <w:r>
+            <w:rPr>
+              <w:color w:val="5A5A5A"/>
+              <w:spacing w:val="-10"/>
+            </w:rPr>
+            <w:fldChar w:fldCharType="end"/>
+          </w:r>
         </w:p>
         <w:p>
           <w:pPr>
@@ -1153,29 +1260,50 @@
             <w:spacing w:before="140"/>
             <w:ind w:left="854" w:hanging="329"/>
           </w:pPr>
-          <w:hyperlink w:anchor="_bookmark8" w:history="1">
-            <w:r>
-              <w:rPr>
-                <w:color w:val="5A5A5A"/>
-                <w:spacing w:val="-2"/>
-              </w:rPr>
-              <w:t>Speedup</w:t>
-            </w:r>
-            <w:r>
-              <w:rPr>
-                <w:rFonts w:ascii="Times New Roman"/>
-                <w:color w:val="5A5A5A"/>
-              </w:rPr>
-              <w:tab/>
-            </w:r>
-            <w:r>
-              <w:rPr>
-                <w:color w:val="5A5A5A"/>
-                <w:spacing w:val="-10"/>
-              </w:rPr>
-              <w:t>5</w:t>
-            </w:r>
-          </w:hyperlink>
+          <w:r>
+            <w:fldChar w:fldCharType="begin"/>
+          </w:r>
+          <w:r>
+            <w:instrText>HYPERLINK \l "_bookmark8"</w:instrText>
+          </w:r>
+          <w:r>
+            <w:fldChar w:fldCharType="separate"/>
+          </w:r>
+          <w:r>
+            <w:rPr>
+              <w:i/>
+              <w:color w:val="5A5A5A"/>
+              <w:spacing w:val="-2"/>
+              <w:rPrChange w:id="7" w:author="Palacios, Piero (CIP)" w:date="2026-05-12T21:01:00Z" w16du:dateUtc="2026-05-13T02:01:00Z">
+                <w:rPr>
+                  <w:color w:val="5A5A5A"/>
+                  <w:spacing w:val="-2"/>
+                </w:rPr>
+              </w:rPrChange>
+            </w:rPr>
+            <w:t>Speedup</w:t>
+          </w:r>
+          <w:r>
+            <w:rPr>
+              <w:rFonts w:ascii="Times New Roman"/>
+              <w:color w:val="5A5A5A"/>
+            </w:rPr>
+            <w:tab/>
+          </w:r>
+          <w:r>
+            <w:rPr>
+              <w:color w:val="5A5A5A"/>
+              <w:spacing w:val="-10"/>
+            </w:rPr>
+            <w:t>5</w:t>
+          </w:r>
+          <w:r>
+            <w:rPr>
+              <w:color w:val="5A5A5A"/>
+              <w:spacing w:val="-10"/>
+            </w:rPr>
+            <w:fldChar w:fldCharType="end"/>
+          </w:r>
         </w:p>
         <w:p>
           <w:pPr>
@@ -1228,29 +1356,50 @@
             <w:spacing w:before="139"/>
             <w:ind w:left="852" w:hanging="327"/>
           </w:pPr>
-          <w:hyperlink w:anchor="_bookmark10" w:history="1">
-            <w:r>
-              <w:rPr>
-                <w:color w:val="5A5A5A"/>
-                <w:spacing w:val="-2"/>
-              </w:rPr>
-              <w:t>Overhead</w:t>
-            </w:r>
-            <w:r>
-              <w:rPr>
-                <w:rFonts w:ascii="Times New Roman"/>
-                <w:color w:val="5A5A5A"/>
-              </w:rPr>
-              <w:tab/>
-            </w:r>
-            <w:r>
-              <w:rPr>
-                <w:color w:val="5A5A5A"/>
-                <w:spacing w:val="-10"/>
-              </w:rPr>
-              <w:t>6</w:t>
-            </w:r>
-          </w:hyperlink>
+          <w:r>
+            <w:fldChar w:fldCharType="begin"/>
+          </w:r>
+          <w:r>
+            <w:instrText>HYPERLINK \l "_bookmark10"</w:instrText>
+          </w:r>
+          <w:r>
+            <w:fldChar w:fldCharType="separate"/>
+          </w:r>
+          <w:r>
+            <w:rPr>
+              <w:i/>
+              <w:color w:val="5A5A5A"/>
+              <w:spacing w:val="-2"/>
+              <w:rPrChange w:id="8" w:author="Palacios, Piero (CIP)" w:date="2026-05-12T21:01:00Z" w16du:dateUtc="2026-05-13T02:01:00Z">
+                <w:rPr>
+                  <w:color w:val="5A5A5A"/>
+                  <w:spacing w:val="-2"/>
+                </w:rPr>
+              </w:rPrChange>
+            </w:rPr>
+            <w:t>Overhead</w:t>
+          </w:r>
+          <w:r>
+            <w:rPr>
+              <w:rFonts w:ascii="Times New Roman"/>
+              <w:color w:val="5A5A5A"/>
+            </w:rPr>
+            <w:tab/>
+          </w:r>
+          <w:r>
+            <w:rPr>
+              <w:color w:val="5A5A5A"/>
+              <w:spacing w:val="-10"/>
+            </w:rPr>
+            <w:t>6</w:t>
+          </w:r>
+          <w:r>
+            <w:rPr>
+              <w:color w:val="5A5A5A"/>
+              <w:spacing w:val="-10"/>
+            </w:rPr>
+            <w:fldChar w:fldCharType="end"/>
+          </w:r>
         </w:p>
         <w:p>
           <w:pPr>
@@ -1369,55 +1518,76 @@
             </w:tabs>
             <w:ind w:left="854" w:hanging="329"/>
           </w:pPr>
-          <w:hyperlink w:anchor="_bookmark13" w:history="1">
-            <w:r>
-              <w:rPr>
-                <w:color w:val="5A5A5A"/>
-              </w:rPr>
-              <w:t>Análisis</w:t>
-            </w:r>
-            <w:r>
-              <w:rPr>
-                <w:color w:val="5A5A5A"/>
-                <w:spacing w:val="-6"/>
-              </w:rPr>
-              <w:t xml:space="preserve"> </w:t>
-            </w:r>
-            <w:r>
-              <w:rPr>
-                <w:color w:val="5A5A5A"/>
-              </w:rPr>
-              <w:t>del</w:t>
-            </w:r>
-            <w:r>
-              <w:rPr>
-                <w:color w:val="5A5A5A"/>
-                <w:spacing w:val="-3"/>
-              </w:rPr>
-              <w:t xml:space="preserve"> </w:t>
-            </w:r>
-            <w:r>
-              <w:rPr>
-                <w:color w:val="5A5A5A"/>
-                <w:spacing w:val="-2"/>
-              </w:rPr>
-              <w:t>Overhead</w:t>
-            </w:r>
-            <w:r>
-              <w:rPr>
-                <w:rFonts w:ascii="Times New Roman" w:hAnsi="Times New Roman"/>
-                <w:color w:val="5A5A5A"/>
-              </w:rPr>
-              <w:tab/>
-            </w:r>
-            <w:r>
-              <w:rPr>
-                <w:color w:val="5A5A5A"/>
-                <w:spacing w:val="-10"/>
-              </w:rPr>
-              <w:t>7</w:t>
-            </w:r>
-          </w:hyperlink>
+          <w:r>
+            <w:fldChar w:fldCharType="begin"/>
+          </w:r>
+          <w:r>
+            <w:instrText>HYPERLINK \l "_bookmark13"</w:instrText>
+          </w:r>
+          <w:r>
+            <w:fldChar w:fldCharType="separate"/>
+          </w:r>
+          <w:r>
+            <w:rPr>
+              <w:color w:val="5A5A5A"/>
+            </w:rPr>
+            <w:t>Análisis</w:t>
+          </w:r>
+          <w:r>
+            <w:rPr>
+              <w:color w:val="5A5A5A"/>
+              <w:spacing w:val="-6"/>
+            </w:rPr>
+            <w:t xml:space="preserve"> </w:t>
+          </w:r>
+          <w:r>
+            <w:rPr>
+              <w:color w:val="5A5A5A"/>
+            </w:rPr>
+            <w:t>del</w:t>
+          </w:r>
+          <w:r>
+            <w:rPr>
+              <w:color w:val="5A5A5A"/>
+              <w:spacing w:val="-3"/>
+            </w:rPr>
+            <w:t xml:space="preserve"> </w:t>
+          </w:r>
+          <w:r>
+            <w:rPr>
+              <w:i/>
+              <w:color w:val="5A5A5A"/>
+              <w:spacing w:val="-2"/>
+              <w:rPrChange w:id="9" w:author="Palacios, Piero (CIP)" w:date="2026-05-12T21:01:00Z" w16du:dateUtc="2026-05-13T02:01:00Z">
+                <w:rPr>
+                  <w:color w:val="5A5A5A"/>
+                  <w:spacing w:val="-2"/>
+                </w:rPr>
+              </w:rPrChange>
+            </w:rPr>
+            <w:t>Overhead</w:t>
+          </w:r>
+          <w:r>
+            <w:rPr>
+              <w:rFonts w:ascii="Times New Roman" w:hAnsi="Times New Roman"/>
+              <w:color w:val="5A5A5A"/>
+            </w:rPr>
+            <w:tab/>
+          </w:r>
+          <w:r>
+            <w:rPr>
+              <w:color w:val="5A5A5A"/>
+              <w:spacing w:val="-10"/>
+            </w:rPr>
+            <w:t>7</w:t>
+          </w:r>
+          <w:r>
+            <w:rPr>
+              <w:color w:val="5A5A5A"/>
+              <w:spacing w:val="-10"/>
+            </w:rPr>
+            <w:fldChar w:fldCharType="end"/>
+          </w:r>
         </w:p>
         <w:p>
           <w:pPr>
@@ -1433,42 +1603,62 @@
             <w:spacing w:before="139"/>
             <w:ind w:left="854" w:hanging="329"/>
           </w:pPr>
-          <w:hyperlink w:anchor="_bookmark14" w:history="1">
-            <w:r>
-              <w:rPr>
-                <w:color w:val="5A5A5A"/>
-              </w:rPr>
-              <w:t>Speedup</w:t>
-            </w:r>
-            <w:r>
-              <w:rPr>
-                <w:color w:val="5A5A5A"/>
-                <w:spacing w:val="-10"/>
-              </w:rPr>
-              <w:t xml:space="preserve"> </w:t>
-            </w:r>
-            <w:r>
-              <w:rPr>
-                <w:color w:val="5A5A5A"/>
-                <w:spacing w:val="-2"/>
-              </w:rPr>
-              <w:t>Observado</w:t>
-            </w:r>
-            <w:r>
-              <w:rPr>
-                <w:rFonts w:ascii="Times New Roman"/>
-                <w:color w:val="5A5A5A"/>
-              </w:rPr>
-              <w:tab/>
-            </w:r>
-            <w:r>
-              <w:rPr>
-                <w:color w:val="5A5A5A"/>
-                <w:spacing w:val="-10"/>
-              </w:rPr>
-              <w:t>7</w:t>
-            </w:r>
-          </w:hyperlink>
+          <w:r>
+            <w:fldChar w:fldCharType="begin"/>
+          </w:r>
+          <w:r>
+            <w:instrText>HYPERLINK \l "_bookmark14"</w:instrText>
+          </w:r>
+          <w:r>
+            <w:fldChar w:fldCharType="separate"/>
+          </w:r>
+          <w:r>
+            <w:rPr>
+              <w:i/>
+              <w:color w:val="5A5A5A"/>
+              <w:rPrChange w:id="10" w:author="Palacios, Piero (CIP)" w:date="2026-05-12T21:01:00Z" w16du:dateUtc="2026-05-13T02:01:00Z">
+                <w:rPr>
+                  <w:color w:val="5A5A5A"/>
+                </w:rPr>
+              </w:rPrChange>
+            </w:rPr>
+            <w:t>Speedup</w:t>
+          </w:r>
+          <w:r>
+            <w:rPr>
+              <w:color w:val="5A5A5A"/>
+              <w:spacing w:val="-10"/>
+            </w:rPr>
+            <w:t xml:space="preserve"> </w:t>
+          </w:r>
+          <w:r>
+            <w:rPr>
+              <w:color w:val="5A5A5A"/>
+              <w:spacing w:val="-2"/>
+            </w:rPr>
+            <w:t>Observado</w:t>
+          </w:r>
+          <w:r>
+            <w:rPr>
+              <w:rFonts w:ascii="Times New Roman"/>
+              <w:color w:val="5A5A5A"/>
+            </w:rPr>
+            <w:tab/>
+          </w:r>
+          <w:r>
+            <w:rPr>
+              <w:color w:val="5A5A5A"/>
+              <w:spacing w:val="-10"/>
+            </w:rPr>
+            <w:t>7</w:t>
+          </w:r>
+          <w:r>
+            <w:rPr>
+              <w:color w:val="5A5A5A"/>
+              <w:spacing w:val="-10"/>
+            </w:rPr>
+            <w:fldChar w:fldCharType="end"/>
+          </w:r>
         </w:p>
         <w:p>
           <w:pPr>
@@ -1950,8 +2140,8 @@
         <w:spacing w:before="143"/>
         <w:ind w:left="523" w:hanging="358"/>
       </w:pPr>
-      <w:bookmarkStart w:id="1" w:name="_bookmark1"/>
-      <w:bookmarkEnd w:id="1"/>
+      <w:bookmarkStart w:id="11" w:name="_bookmark1"/>
+      <w:bookmarkEnd w:id="11"/>
       <w:r>
         <w:rPr>
           <w:color w:val="205E99"/>
@@ -2048,23 +2238,58 @@
       </w:r>
       <w:r>
         <w:rPr>
-          <w:color w:val="2C2C2C"/>
-        </w:rPr>
-        <w:t>K-Nearest</w:t>
-      </w:r>
-      <w:r>
-        <w:rPr>
+          <w:i/>
+          <w:color w:val="2C2C2C"/>
+          <w:rPrChange w:id="12" w:author="Palacios, Piero (CIP)" w:date="2026-05-12T21:01:00Z" w16du:dateUtc="2026-05-13T02:01:00Z">
+            <w:rPr>
+              <w:color w:val="2C2C2C"/>
+            </w:rPr>
+          </w:rPrChange>
+        </w:rPr>
+        <w:t>K-</w:t>
+      </w:r>
+      <w:proofErr w:type="spellStart"/>
+      <w:r>
+        <w:rPr>
+          <w:i/>
+          <w:color w:val="2C2C2C"/>
+          <w:rPrChange w:id="13" w:author="Palacios, Piero (CIP)" w:date="2026-05-12T21:01:00Z" w16du:dateUtc="2026-05-13T02:01:00Z">
+            <w:rPr>
+              <w:color w:val="2C2C2C"/>
+            </w:rPr>
+          </w:rPrChange>
+        </w:rPr>
+        <w:t>Nearest</w:t>
+      </w:r>
+      <w:proofErr w:type="spellEnd"/>
+      <w:r>
+        <w:rPr>
+          <w:i/>
           <w:color w:val="2C2C2C"/>
           <w:spacing w:val="-7"/>
-        </w:rPr>
-        <w:t xml:space="preserve"> </w:t>
-      </w:r>
-      <w:r>
-        <w:rPr>
-          <w:color w:val="2C2C2C"/>
+          <w:rPrChange w:id="14" w:author="Palacios, Piero (CIP)" w:date="2026-05-12T21:01:00Z" w16du:dateUtc="2026-05-13T02:01:00Z">
+            <w:rPr>
+              <w:color w:val="2C2C2C"/>
+              <w:spacing w:val="-7"/>
+            </w:rPr>
+          </w:rPrChange>
+        </w:rPr>
+        <w:t xml:space="preserve"> </w:t>
+      </w:r>
+      <w:proofErr w:type="spellStart"/>
+      <w:r>
+        <w:rPr>
+          <w:i/>
+          <w:color w:val="2C2C2C"/>
+          <w:rPrChange w:id="15" w:author="Palacios, Piero (CIP)" w:date="2026-05-12T21:01:00Z" w16du:dateUtc="2026-05-13T02:01:00Z">
+            <w:rPr>
+              <w:color w:val="2C2C2C"/>
+            </w:rPr>
+          </w:rPrChange>
         </w:rPr>
         <w:t>Neighbors</w:t>
       </w:r>
+      <w:proofErr w:type="spellEnd"/>
       <w:r>
         <w:rPr>
           <w:color w:val="2C2C2C"/>
@@ -2076,7 +2301,25 @@
         <w:rPr>
           <w:color w:val="2C2C2C"/>
         </w:rPr>
-        <w:t>(KNN)</w:t>
+        <w:t>(</w:t>
+      </w:r>
+      <w:r>
+        <w:rPr>
+          <w:i/>
+          <w:color w:val="2C2C2C"/>
+          <w:rPrChange w:id="16" w:author="Palacios, Piero (CIP)" w:date="2026-05-12T21:01:00Z" w16du:dateUtc="2026-05-13T02:01:00Z">
+            <w:rPr>
+              <w:color w:val="2C2C2C"/>
+            </w:rPr>
+          </w:rPrChange>
+        </w:rPr>
+        <w:t>KNN</w:t>
+      </w:r>
+      <w:r>
+        <w:rPr>
+          <w:color w:val="2C2C2C"/>
+        </w:rPr>
+        <w:t>)</w:t>
       </w:r>
       <w:r>
         <w:rPr>
@@ -2180,7 +2423,69 @@
         <w:rPr>
           <w:color w:val="2C2C2C"/>
         </w:rPr>
-        <w:t>cardíaca utilizando el Heart Disease Dataset del repositorio UCI. Este análisis forma parte del curso de Computación</w:t>
+        <w:t xml:space="preserve">cardíaca utilizando el </w:t>
+      </w:r>
+      <w:r>
+        <w:rPr>
+          <w:i/>
+          <w:color w:val="2C2C2C"/>
+          <w:rPrChange w:id="17" w:author="Palacios, Piero (CIP)" w:date="2026-05-12T21:01:00Z" w16du:dateUtc="2026-05-13T02:01:00Z">
+            <w:rPr>
+              <w:color w:val="2C2C2C"/>
+            </w:rPr>
+          </w:rPrChange>
+        </w:rPr>
+        <w:t xml:space="preserve">Heart </w:t>
+      </w:r>
+      <w:proofErr w:type="spellStart"/>
+      <w:r>
+        <w:rPr>
+          <w:i/>
+          <w:color w:val="2C2C2C"/>
+          <w:rPrChange w:id="18" w:author="Palacios, Piero (CIP)" w:date="2026-05-12T21:01:00Z" w16du:dateUtc="2026-05-13T02:01:00Z">
+            <w:rPr>
+              <w:color w:val="2C2C2C"/>
+            </w:rPr>
+          </w:rPrChange>
+        </w:rPr>
+        <w:t>Disease</w:t>
+      </w:r>
+      <w:proofErr w:type="spellEnd"/>
+      <w:r>
+        <w:rPr>
+          <w:i/>
+          <w:color w:val="2C2C2C"/>
+          <w:rPrChange w:id="19" w:author="Palacios, Piero (CIP)" w:date="2026-05-12T21:01:00Z" w16du:dateUtc="2026-05-13T02:01:00Z">
+            <w:rPr>
+              <w:color w:val="2C2C2C"/>
+            </w:rPr>
+          </w:rPrChange>
+        </w:rPr>
+        <w:t xml:space="preserve"> Dataset</w:t>
+      </w:r>
+      <w:r>
+        <w:rPr>
+          <w:color w:val="2C2C2C"/>
+        </w:rPr>
+        <w:t xml:space="preserve"> del repositorio </w:t>
+      </w:r>
+      <w:r>
+        <w:rPr>
+          <w:i/>
+          <w:color w:val="2C2C2C"/>
+          <w:rPrChange w:id="20" w:author="Palacios, Piero (CIP)" w:date="2026-05-12T21:01:00Z" w16du:dateUtc="2026-05-13T02:01:00Z">
+            <w:rPr>
+              <w:color w:val="2C2C2C"/>
+            </w:rPr>
+          </w:rPrChange>
+        </w:rPr>
+        <w:t>UCI</w:t>
+      </w:r>
+      <w:r>
+        <w:rPr>
+          <w:color w:val="2C2C2C"/>
+        </w:rPr>
+        <w:t>. Este análisis forma parte del curso de Computación</w:t>
       </w:r>
       <w:r>
         <w:rPr>
@@ -2193,7 +2498,25 @@
         <w:rPr>
           <w:color w:val="2C2C2C"/>
         </w:rPr>
-        <w:t>de Alto Desempeño (HPC)</w:t>
+        <w:t>de Alto Desempeño (</w:t>
+      </w:r>
+      <w:r>
+        <w:rPr>
+          <w:i/>
+          <w:color w:val="2C2C2C"/>
+          <w:rPrChange w:id="21" w:author="Palacios, Piero (CIP)" w:date="2026-05-12T21:01:00Z" w16du:dateUtc="2026-05-13T02:01:00Z">
+            <w:rPr>
+              <w:color w:val="2C2C2C"/>
+            </w:rPr>
+          </w:rPrChange>
+        </w:rPr>
+        <w:t>HPC</w:t>
+      </w:r>
+      <w:r>
+        <w:rPr>
+          <w:color w:val="2C2C2C"/>
+        </w:rPr>
+        <w:t>)</w:t>
       </w:r>
       <w:r>
         <w:rPr>
@@ -2310,7 +2633,25 @@
         <w:rPr>
           <w:color w:val="2C2C2C"/>
         </w:rPr>
-        <w:t>de la Universidad de Ingeniería y Tecnología (UTEC).</w:t>
+        <w:t>de la Universidad de Ingeniería y Tecno</w:t>
+      </w:r>
+      <w:r>
+        <w:rPr>
+          <w:i/>
+          <w:color w:val="2C2C2C"/>
+          <w:rPrChange w:id="22" w:author="Palacios, Piero (CIP)" w:date="2026-05-12T21:01:00Z" w16du:dateUtc="2026-05-13T02:01:00Z">
+            <w:rPr>
+              <w:color w:val="2C2C2C"/>
+            </w:rPr>
+          </w:rPrChange>
+        </w:rPr>
+        <w:t>log</w:t>
+      </w:r>
+      <w:r>
+        <w:rPr>
+          <w:color w:val="2C2C2C"/>
+        </w:rPr>
+        <w:t>ía (UTEC).</w:t>
       </w:r>
     </w:p>
     <w:p>
@@ -2331,14 +2672,29 @@
           <w:i/>
           <w:iCs/>
           <w:color w:val="2C2C2C"/>
-          <w:rPrChange w:id="2" w:author="Palacios, Piero (CIP)" w:date="2026-05-12T20:46:00Z" w16du:dateUtc="2026-05-13T01:46:00Z">
+          <w:rPrChange w:id="23" w:author="Palacios, Piero (CIP)" w:date="2026-05-12T21:01:00Z" w16du:dateUtc="2026-05-13T02:01:00Z">
             <w:rPr>
               <w:color w:val="2C2C2C"/>
             </w:rPr>
           </w:rPrChange>
         </w:rPr>
-        <w:t>Machine Learning</w:t>
-      </w:r>
+        <w:t xml:space="preserve">Machine </w:t>
+      </w:r>
+      <w:proofErr w:type="spellStart"/>
+      <w:r>
+        <w:rPr>
+          <w:i/>
+          <w:iCs/>
+          <w:color w:val="2C2C2C"/>
+          <w:rPrChange w:id="24" w:author="Palacios, Piero (CIP)" w:date="2026-05-12T21:01:00Z" w16du:dateUtc="2026-05-13T02:01:00Z">
+            <w:rPr>
+              <w:color w:val="2C2C2C"/>
+            </w:rPr>
+          </w:rPrChange>
+        </w:rPr>
+        <w:t>Learning</w:t>
+      </w:r>
+      <w:proofErr w:type="spellEnd"/>
       <w:r>
         <w:rPr>
           <w:color w:val="2C2C2C"/>
@@ -2581,7 +2937,7 @@
         </w:tabs>
         <w:spacing w:before="198"/>
         <w:rPr>
-          <w:del w:id="3" w:author="Palacios, Piero (CIP)" w:date="2026-05-12T19:36:00Z" w16du:dateUtc="2026-05-13T00:36:00Z"/>
+          <w:del w:id="25" w:author="Palacios, Piero (CIP)" w:date="2026-05-12T19:36:00Z" w16du:dateUtc="2026-05-13T00:36:00Z"/>
         </w:rPr>
       </w:pPr>
       <w:r>
@@ -2636,9 +2992,9 @@
         </w:tabs>
         <w:spacing w:before="198"/>
         <w:rPr>
-          <w:del w:id="4" w:author="Palacios, Piero (CIP)" w:date="2026-05-12T19:36:00Z" w16du:dateUtc="2026-05-13T00:36:00Z"/>
-        </w:rPr>
-        <w:pPrChange w:id="5" w:author="Palacios, Piero (CIP)" w:date="2026-05-12T19:36:00Z" w16du:dateUtc="2026-05-13T00:36:00Z">
+          <w:del w:id="26" w:author="Palacios, Piero (CIP)" w:date="2026-05-12T19:36:00Z" w16du:dateUtc="2026-05-13T00:36:00Z"/>
+        </w:rPr>
+        <w:pPrChange w:id="27" w:author="Palacios, Piero (CIP)" w:date="2026-05-12T19:36:00Z" w16du:dateUtc="2026-05-13T00:36:00Z">
           <w:pPr>
             <w:pStyle w:val="Textoindependiente"/>
             <w:spacing w:before="13"/>
@@ -2650,9 +3006,9 @@
       <w:pPr>
         <w:pStyle w:val="Prrafodelista"/>
         <w:rPr>
-          <w:del w:id="6" w:author="Palacios, Piero (CIP)" w:date="2026-05-12T19:36:00Z" w16du:dateUtc="2026-05-13T00:36:00Z"/>
-        </w:rPr>
-        <w:pPrChange w:id="7" w:author="Palacios, Piero (CIP)" w:date="2026-05-12T19:36:00Z" w16du:dateUtc="2026-05-13T00:36:00Z">
+          <w:del w:id="28" w:author="Palacios, Piero (CIP)" w:date="2026-05-12T19:36:00Z" w16du:dateUtc="2026-05-13T00:36:00Z"/>
+        </w:rPr>
+        <w:pPrChange w:id="29" w:author="Palacios, Piero (CIP)" w:date="2026-05-12T19:36:00Z" w16du:dateUtc="2026-05-13T00:36:00Z">
           <w:pPr>
             <w:pStyle w:val="Prrafodelista"/>
             <w:numPr>
@@ -2664,7 +3020,7 @@
           </w:pPr>
         </w:pPrChange>
       </w:pPr>
-      <w:del w:id="8" w:author="Palacios, Piero (CIP)" w:date="2026-05-12T19:36:00Z" w16du:dateUtc="2026-05-13T00:36:00Z">
+      <w:del w:id="30" w:author="Palacios, Piero (CIP)" w:date="2026-05-12T19:36:00Z" w16du:dateUtc="2026-05-13T00:36:00Z">
         <w:r>
           <w:rPr>
             <w:color w:val="2C2C2C"/>
@@ -2717,7 +3073,7 @@
           <w:tab w:val="left" w:pos="885"/>
         </w:tabs>
         <w:spacing w:before="198"/>
-        <w:pPrChange w:id="9" w:author="Palacios, Piero (CIP)" w:date="2026-05-12T19:36:00Z" w16du:dateUtc="2026-05-13T00:36:00Z">
+        <w:pPrChange w:id="31" w:author="Palacios, Piero (CIP)" w:date="2026-05-12T19:36:00Z" w16du:dateUtc="2026-05-13T00:36:00Z">
           <w:pPr>
             <w:pStyle w:val="Textoindependiente"/>
             <w:spacing w:before="12"/>
@@ -2793,7 +3149,47 @@
         <w:rPr>
           <w:color w:val="2C2C2C"/>
         </w:rPr>
-        <w:t xml:space="preserve">Asimismo, se analizan métricas de rendimiento como tiempo de ejecución, speedup, eficiencia y overhead, comparando los resultados experimentales con la complejidad teórica del algoritmo. Los </w:t>
+        <w:t xml:space="preserve">Asimismo, se analizan métricas de rendimiento como tiempo de ejecución, </w:t>
+      </w:r>
+      <w:proofErr w:type="spellStart"/>
+      <w:r>
+        <w:rPr>
+          <w:i/>
+          <w:color w:val="2C2C2C"/>
+          <w:rPrChange w:id="32" w:author="Palacios, Piero (CIP)" w:date="2026-05-12T21:01:00Z" w16du:dateUtc="2026-05-13T02:01:00Z">
+            <w:rPr>
+              <w:color w:val="2C2C2C"/>
+            </w:rPr>
+          </w:rPrChange>
+        </w:rPr>
+        <w:t>speedup</w:t>
+      </w:r>
+      <w:proofErr w:type="spellEnd"/>
+      <w:r>
+        <w:rPr>
+          <w:color w:val="2C2C2C"/>
+        </w:rPr>
+        <w:t xml:space="preserve">, eficiencia y </w:t>
+      </w:r>
+      <w:proofErr w:type="spellStart"/>
+      <w:r>
+        <w:rPr>
+          <w:i/>
+          <w:color w:val="2C2C2C"/>
+          <w:rPrChange w:id="33" w:author="Palacios, Piero (CIP)" w:date="2026-05-12T21:01:00Z" w16du:dateUtc="2026-05-13T02:01:00Z">
+            <w:rPr>
+              <w:color w:val="2C2C2C"/>
+            </w:rPr>
+          </w:rPrChange>
+        </w:rPr>
+        <w:t>overhead</w:t>
+      </w:r>
+      <w:proofErr w:type="spellEnd"/>
+      <w:r>
+        <w:rPr>
+          <w:color w:val="2C2C2C"/>
+        </w:rPr>
+        <w:t xml:space="preserve">, comparando los resultados experimentales con la complejidad teórica del algoritmo. Los </w:t>
       </w:r>
       <w:r>
         <w:rPr>
@@ -2965,8 +3361,15 @@
       </w:r>
       <w:r>
         <w:rPr>
+          <w:i/>
           <w:color w:val="2C2C2C"/>
           <w:spacing w:val="-2"/>
+          <w:rPrChange w:id="34" w:author="Palacios, Piero (CIP)" w:date="2026-05-12T21:01:00Z" w16du:dateUtc="2026-05-13T02:01:00Z">
+            <w:rPr>
+              <w:color w:val="2C2C2C"/>
+              <w:spacing w:val="-2"/>
+            </w:rPr>
+          </w:rPrChange>
         </w:rPr>
         <w:t>SLURM</w:t>
       </w:r>
@@ -3009,11 +3412,17 @@
         </w:tabs>
         <w:ind w:left="523" w:hanging="358"/>
       </w:pPr>
-      <w:bookmarkStart w:id="10" w:name="_bookmark2"/>
-      <w:bookmarkEnd w:id="10"/>
-      <w:r>
-        <w:rPr>
+      <w:bookmarkStart w:id="35" w:name="_bookmark2"/>
+      <w:bookmarkEnd w:id="35"/>
+      <w:r>
+        <w:rPr>
+          <w:i/>
           <w:color w:val="205E99"/>
+          <w:rPrChange w:id="36" w:author="Palacios, Piero (CIP)" w:date="2026-05-12T21:01:00Z" w16du:dateUtc="2026-05-13T02:01:00Z">
+            <w:rPr>
+              <w:color w:val="205E99"/>
+            </w:rPr>
+          </w:rPrChange>
         </w:rPr>
         <w:t>Dataset</w:t>
       </w:r>
@@ -3080,33 +3489,67 @@
       </w:r>
       <w:r>
         <w:rPr>
-          <w:color w:val="2C2C2C"/>
+          <w:i/>
+          <w:color w:val="2C2C2C"/>
+          <w:rPrChange w:id="37" w:author="Palacios, Piero (CIP)" w:date="2026-05-12T21:01:00Z" w16du:dateUtc="2026-05-13T02:01:00Z">
+            <w:rPr>
+              <w:color w:val="2C2C2C"/>
+            </w:rPr>
+          </w:rPrChange>
         </w:rPr>
         <w:t>Heart</w:t>
       </w:r>
       <w:r>
         <w:rPr>
+          <w:i/>
           <w:color w:val="2C2C2C"/>
           <w:spacing w:val="-12"/>
-        </w:rPr>
-        <w:t xml:space="preserve"> </w:t>
-      </w:r>
-      <w:r>
-        <w:rPr>
-          <w:color w:val="2C2C2C"/>
+          <w:rPrChange w:id="38" w:author="Palacios, Piero (CIP)" w:date="2026-05-12T21:01:00Z" w16du:dateUtc="2026-05-13T02:01:00Z">
+            <w:rPr>
+              <w:color w:val="2C2C2C"/>
+              <w:spacing w:val="-12"/>
+            </w:rPr>
+          </w:rPrChange>
+        </w:rPr>
+        <w:t xml:space="preserve"> </w:t>
+      </w:r>
+      <w:proofErr w:type="spellStart"/>
+      <w:r>
+        <w:rPr>
+          <w:i/>
+          <w:color w:val="2C2C2C"/>
+          <w:rPrChange w:id="39" w:author="Palacios, Piero (CIP)" w:date="2026-05-12T21:01:00Z" w16du:dateUtc="2026-05-13T02:01:00Z">
+            <w:rPr>
+              <w:color w:val="2C2C2C"/>
+            </w:rPr>
+          </w:rPrChange>
         </w:rPr>
         <w:t>Disease</w:t>
       </w:r>
-      <w:r>
-        <w:rPr>
+      <w:proofErr w:type="spellEnd"/>
+      <w:r>
+        <w:rPr>
+          <w:i/>
           <w:color w:val="2C2C2C"/>
           <w:spacing w:val="-13"/>
-        </w:rPr>
-        <w:t xml:space="preserve"> </w:t>
-      </w:r>
-      <w:r>
-        <w:rPr>
-          <w:color w:val="2C2C2C"/>
+          <w:rPrChange w:id="40" w:author="Palacios, Piero (CIP)" w:date="2026-05-12T21:01:00Z" w16du:dateUtc="2026-05-13T02:01:00Z">
+            <w:rPr>
+              <w:color w:val="2C2C2C"/>
+              <w:spacing w:val="-13"/>
+            </w:rPr>
+          </w:rPrChange>
+        </w:rPr>
+        <w:t xml:space="preserve"> </w:t>
+      </w:r>
+      <w:r>
+        <w:rPr>
+          <w:i/>
+          <w:color w:val="2C2C2C"/>
+          <w:rPrChange w:id="41" w:author="Palacios, Piero (CIP)" w:date="2026-05-12T21:01:00Z" w16du:dateUtc="2026-05-13T02:01:00Z">
+            <w:rPr>
+              <w:color w:val="2C2C2C"/>
+            </w:rPr>
+          </w:rPrChange>
         </w:rPr>
         <w:t>Dataset</w:t>
       </w:r>
@@ -3145,7 +3588,13 @@
       </w:r>
       <w:r>
         <w:rPr>
-          <w:color w:val="2C2C2C"/>
+          <w:i/>
+          <w:color w:val="2C2C2C"/>
+          <w:rPrChange w:id="42" w:author="Palacios, Piero (CIP)" w:date="2026-05-12T21:01:00Z" w16du:dateUtc="2026-05-13T02:01:00Z">
+            <w:rPr>
+              <w:color w:val="2C2C2C"/>
+            </w:rPr>
+          </w:rPrChange>
         </w:rPr>
         <w:t>UCI</w:t>
       </w:r>
@@ -3158,22 +3607,49 @@
       </w:r>
       <w:r>
         <w:rPr>
-          <w:color w:val="2C2C2C"/>
+          <w:i/>
+          <w:color w:val="2C2C2C"/>
+          <w:rPrChange w:id="43" w:author="Palacios, Piero (CIP)" w:date="2026-05-12T21:01:00Z" w16du:dateUtc="2026-05-13T02:01:00Z">
+            <w:rPr>
+              <w:color w:val="2C2C2C"/>
+            </w:rPr>
+          </w:rPrChange>
         </w:rPr>
         <w:t>Machine</w:t>
       </w:r>
       <w:r>
         <w:rPr>
+          <w:i/>
           <w:color w:val="2C2C2C"/>
           <w:spacing w:val="-13"/>
-        </w:rPr>
-        <w:t xml:space="preserve"> </w:t>
-      </w:r>
-      <w:r>
-        <w:rPr>
-          <w:color w:val="2C2C2C"/>
-        </w:rPr>
-        <w:t>Learning,</w:t>
+          <w:rPrChange w:id="44" w:author="Palacios, Piero (CIP)" w:date="2026-05-12T21:01:00Z" w16du:dateUtc="2026-05-13T02:01:00Z">
+            <w:rPr>
+              <w:color w:val="2C2C2C"/>
+              <w:spacing w:val="-13"/>
+            </w:rPr>
+          </w:rPrChange>
+        </w:rPr>
+        <w:t xml:space="preserve"> </w:t>
+      </w:r>
+      <w:proofErr w:type="spellStart"/>
+      <w:r>
+        <w:rPr>
+          <w:i/>
+          <w:color w:val="2C2C2C"/>
+          <w:rPrChange w:id="45" w:author="Palacios, Piero (CIP)" w:date="2026-05-12T21:01:00Z" w16du:dateUtc="2026-05-13T02:01:00Z">
+            <w:rPr>
+              <w:color w:val="2C2C2C"/>
+            </w:rPr>
+          </w:rPrChange>
+        </w:rPr>
+        <w:t>Learning</w:t>
+      </w:r>
+      <w:proofErr w:type="spellEnd"/>
+      <w:r>
+        <w:rPr>
+          <w:color w:val="2C2C2C"/>
+        </w:rPr>
+        <w:t>,</w:t>
       </w:r>
       <w:r>
         <w:rPr>
@@ -3407,7 +3883,35 @@
         <w:rPr>
           <w:color w:val="2C2C2C"/>
         </w:rPr>
-        <w:t>médica.</w:t>
+        <w:t>médica</w:t>
+      </w:r>
+      <w:ins w:id="46" w:author="Palacios, Piero (CIP)" w:date="2026-05-12T20:56:00Z" w16du:dateUtc="2026-05-13T01:56:00Z">
+        <w:r>
+          <w:rPr>
+            <w:color w:val="2C2C2C"/>
+          </w:rPr>
+          <w:t xml:space="preserve"> (</w:t>
+        </w:r>
+        <w:proofErr w:type="spellStart"/>
+        <w:r>
+          <w:rPr>
+            <w:color w:val="2C2C2C"/>
+          </w:rPr>
+          <w:t>Janosi</w:t>
+        </w:r>
+        <w:proofErr w:type="spellEnd"/>
+        <w:r>
+          <w:rPr>
+            <w:color w:val="2C2C2C"/>
+          </w:rPr>
+          <w:t xml:space="preserve"> et al., 1988)</w:t>
+        </w:r>
+      </w:ins>
+      <w:r>
+        <w:rPr>
+          <w:color w:val="2C2C2C"/>
+        </w:rPr>
+        <w:t>.</w:t>
       </w:r>
       <w:r>
         <w:rPr>
@@ -3420,7 +3924,25 @@
         <w:rPr>
           <w:color w:val="2C2C2C"/>
         </w:rPr>
-        <w:t>Las características principales del dataset son las siguientes:</w:t>
+        <w:t xml:space="preserve">Las características principales del </w:t>
+      </w:r>
+      <w:r>
+        <w:rPr>
+          <w:i/>
+          <w:color w:val="2C2C2C"/>
+          <w:rPrChange w:id="47" w:author="Palacios, Piero (CIP)" w:date="2026-05-12T21:01:00Z" w16du:dateUtc="2026-05-13T02:01:00Z">
+            <w:rPr>
+              <w:color w:val="2C2C2C"/>
+            </w:rPr>
+          </w:rPrChange>
+        </w:rPr>
+        <w:t>dataset</w:t>
+      </w:r>
+      <w:r>
+        <w:rPr>
+          <w:color w:val="2C2C2C"/>
+        </w:rPr>
+        <w:t xml:space="preserve"> son las siguientes:</w:t>
       </w:r>
     </w:p>
     <w:p>
@@ -4224,7 +4746,13 @@
       </w:r>
       <w:r>
         <w:rPr>
-          <w:color w:val="2C2C2C"/>
+          <w:i/>
+          <w:color w:val="2C2C2C"/>
+          <w:rPrChange w:id="48" w:author="Palacios, Piero (CIP)" w:date="2026-05-12T21:01:00Z" w16du:dateUtc="2026-05-13T02:01:00Z">
+            <w:rPr>
+              <w:color w:val="2C2C2C"/>
+            </w:rPr>
+          </w:rPrChange>
         </w:rPr>
         <w:t>dataset</w:t>
       </w:r>
@@ -4291,7 +4819,25 @@
         <w:rPr>
           <w:color w:val="2C2C2C"/>
         </w:rPr>
-        <w:t>metodología</w:t>
+        <w:t>metodo</w:t>
+      </w:r>
+      <w:r>
+        <w:rPr>
+          <w:i/>
+          <w:color w:val="2C2C2C"/>
+          <w:rPrChange w:id="49" w:author="Palacios, Piero (CIP)" w:date="2026-05-12T21:01:00Z" w16du:dateUtc="2026-05-13T02:01:00Z">
+            <w:rPr>
+              <w:color w:val="2C2C2C"/>
+            </w:rPr>
+          </w:rPrChange>
+        </w:rPr>
+        <w:t>log</w:t>
+      </w:r>
+      <w:r>
+        <w:rPr>
+          <w:color w:val="2C2C2C"/>
+        </w:rPr>
+        <w:t>ía</w:t>
       </w:r>
       <w:r>
         <w:rPr>
@@ -4351,7 +4897,7 @@
           <w:tab w:val="left" w:pos="885"/>
         </w:tabs>
       </w:pPr>
-      <w:ins w:id="11" w:author="Palacios, Piero (CIP)" w:date="2026-05-12T20:51:00Z" w16du:dateUtc="2026-05-13T01:51:00Z">
+      <w:ins w:id="50" w:author="Palacios, Piero (CIP)" w:date="2026-05-12T20:51:00Z" w16du:dateUtc="2026-05-13T01:51:00Z">
         <w:r>
           <w:rPr>
             <w:color w:val="2C2C2C"/>
@@ -4359,7 +4905,7 @@
           <w:t>8</w:t>
         </w:r>
       </w:ins>
-      <w:del w:id="12" w:author="Palacios, Piero (CIP)" w:date="2026-05-12T20:51:00Z" w16du:dateUtc="2026-05-13T01:51:00Z">
+      <w:del w:id="51" w:author="Palacios, Piero (CIP)" w:date="2026-05-12T20:51:00Z" w16du:dateUtc="2026-05-13T01:51:00Z">
         <w:r>
           <w:rPr>
             <w:color w:val="2C2C2C"/>
@@ -4463,7 +5009,7 @@
           <w:tab w:val="left" w:pos="885"/>
         </w:tabs>
       </w:pPr>
-      <w:ins w:id="13" w:author="Palacios, Piero (CIP)" w:date="2026-05-12T20:51:00Z" w16du:dateUtc="2026-05-13T01:51:00Z">
+      <w:ins w:id="52" w:author="Palacios, Piero (CIP)" w:date="2026-05-12T20:51:00Z" w16du:dateUtc="2026-05-13T01:51:00Z">
         <w:r>
           <w:rPr>
             <w:color w:val="2C2C2C"/>
@@ -4471,7 +5017,7 @@
           <w:t>2</w:t>
         </w:r>
       </w:ins>
-      <w:del w:id="14" w:author="Palacios, Piero (CIP)" w:date="2026-05-12T20:51:00Z" w16du:dateUtc="2026-05-13T01:51:00Z">
+      <w:del w:id="53" w:author="Palacios, Piero (CIP)" w:date="2026-05-12T20:51:00Z" w16du:dateUtc="2026-05-13T01:51:00Z">
         <w:r>
           <w:rPr>
             <w:color w:val="2C2C2C"/>
@@ -4632,7 +5178,13 @@
       </w:r>
       <w:r>
         <w:rPr>
-          <w:color w:val="2C2C2C"/>
+          <w:i/>
+          <w:color w:val="2C2C2C"/>
+          <w:rPrChange w:id="54" w:author="Palacios, Piero (CIP)" w:date="2026-05-12T21:01:00Z" w16du:dateUtc="2026-05-13T02:01:00Z">
+            <w:rPr>
+              <w:color w:val="2C2C2C"/>
+            </w:rPr>
+          </w:rPrChange>
         </w:rPr>
         <w:t>dataset</w:t>
       </w:r>
@@ -4751,7 +5303,21 @@
         <w:rPr>
           <w:color w:val="2C2C2C"/>
         </w:rPr>
-        <w:t>'thal',</w:t>
+        <w:t>'</w:t>
+      </w:r>
+      <w:proofErr w:type="spellStart"/>
+      <w:r>
+        <w:rPr>
+          <w:color w:val="2C2C2C"/>
+        </w:rPr>
+        <w:t>thal</w:t>
+      </w:r>
+      <w:proofErr w:type="spellEnd"/>
+      <w:r>
+        <w:rPr>
+          <w:color w:val="2C2C2C"/>
+        </w:rPr>
+        <w:t>',</w:t>
       </w:r>
       <w:r>
         <w:rPr>
@@ -4779,12 +5345,13 @@
         </w:rPr>
         <w:t xml:space="preserve">cuales fueron imputados utilizando la media de cada columna mediante la clase </w:t>
       </w:r>
+      <w:proofErr w:type="spellStart"/>
       <w:r>
         <w:rPr>
           <w:i/>
           <w:iCs/>
           <w:color w:val="2C2C2C"/>
-          <w:rPrChange w:id="15" w:author="Palacios, Piero (CIP)" w:date="2026-05-12T19:43:00Z" w16du:dateUtc="2026-05-13T00:43:00Z">
+          <w:rPrChange w:id="55" w:author="Palacios, Piero (CIP)" w:date="2026-05-12T21:01:00Z" w16du:dateUtc="2026-05-13T02:01:00Z">
             <w:rPr>
               <w:color w:val="2C2C2C"/>
             </w:rPr>
@@ -4792,11 +5359,32 @@
         </w:rPr>
         <w:t>SimpleImputer</w:t>
       </w:r>
-      <w:r>
-        <w:rPr>
-          <w:color w:val="2C2C2C"/>
-        </w:rPr>
-        <w:t xml:space="preserve"> de scikit-learn.</w:t>
+      <w:proofErr w:type="spellEnd"/>
+      <w:r>
+        <w:rPr>
+          <w:color w:val="2C2C2C"/>
+        </w:rPr>
+        <w:t xml:space="preserve"> de </w:t>
+      </w:r>
+      <w:proofErr w:type="spellStart"/>
+      <w:r>
+        <w:rPr>
+          <w:i/>
+          <w:color w:val="2C2C2C"/>
+          <w:rPrChange w:id="56" w:author="Palacios, Piero (CIP)" w:date="2026-05-12T21:01:00Z" w16du:dateUtc="2026-05-13T02:01:00Z">
+            <w:rPr>
+              <w:color w:val="2C2C2C"/>
+            </w:rPr>
+          </w:rPrChange>
+        </w:rPr>
+        <w:t>scikit-learn</w:t>
+      </w:r>
+      <w:proofErr w:type="spellEnd"/>
+      <w:r>
+        <w:rPr>
+          <w:color w:val="2C2C2C"/>
+        </w:rPr>
+        <w:t>.</w:t>
       </w:r>
       <w:r>
         <w:rPr>
@@ -4831,11 +5419,31 @@
         </w:rPr>
         <w:t xml:space="preserve"> </w:t>
       </w:r>
-      <w:r>
-        <w:rPr>
-          <w:color w:val="2C2C2C"/>
-        </w:rPr>
-        <w:t>train/test</w:t>
+      <w:proofErr w:type="spellStart"/>
+      <w:r>
+        <w:rPr>
+          <w:i/>
+          <w:color w:val="2C2C2C"/>
+          <w:rPrChange w:id="57" w:author="Palacios, Piero (CIP)" w:date="2026-05-12T21:01:00Z" w16du:dateUtc="2026-05-13T02:01:00Z">
+            <w:rPr>
+              <w:color w:val="2C2C2C"/>
+            </w:rPr>
+          </w:rPrChange>
+        </w:rPr>
+        <w:t>train</w:t>
+      </w:r>
+      <w:proofErr w:type="spellEnd"/>
+      <w:r>
+        <w:rPr>
+          <w:i/>
+          <w:color w:val="2C2C2C"/>
+          <w:rPrChange w:id="58" w:author="Palacios, Piero (CIP)" w:date="2026-05-12T21:01:00Z" w16du:dateUtc="2026-05-13T02:01:00Z">
+            <w:rPr>
+              <w:color w:val="2C2C2C"/>
+            </w:rPr>
+          </w:rPrChange>
+        </w:rPr>
+        <w:t>/test</w:t>
       </w:r>
       <w:r>
         <w:rPr>
@@ -4870,12 +5478,13 @@
         </w:rPr>
         <w:t xml:space="preserve"> </w:t>
       </w:r>
+      <w:proofErr w:type="spellStart"/>
       <w:r>
         <w:rPr>
           <w:i/>
           <w:iCs/>
           <w:color w:val="2C2C2C"/>
-          <w:rPrChange w:id="16" w:author="Palacios, Piero (CIP)" w:date="2026-05-12T19:43:00Z" w16du:dateUtc="2026-05-13T00:43:00Z">
+          <w:rPrChange w:id="59" w:author="Palacios, Piero (CIP)" w:date="2026-05-12T21:01:00Z" w16du:dateUtc="2026-05-13T02:01:00Z">
             <w:rPr>
               <w:color w:val="2C2C2C"/>
             </w:rPr>
@@ -4883,6 +5492,7 @@
         </w:rPr>
         <w:t>random_state</w:t>
       </w:r>
+      <w:proofErr w:type="spellEnd"/>
       <w:r>
         <w:rPr>
           <w:color w:val="2C2C2C"/>
@@ -4993,14 +5603,35 @@
         </w:tabs>
         <w:ind w:left="523" w:hanging="358"/>
       </w:pPr>
-      <w:bookmarkStart w:id="17" w:name="_bookmark3"/>
-      <w:bookmarkEnd w:id="17"/>
+      <w:bookmarkStart w:id="60" w:name="_bookmark3"/>
+      <w:bookmarkEnd w:id="60"/>
       <w:r>
         <w:rPr>
           <w:color w:val="205E99"/>
           <w:spacing w:val="-2"/>
         </w:rPr>
-        <w:t>Metodología</w:t>
+        <w:t>Metodo</w:t>
+      </w:r>
+      <w:r>
+        <w:rPr>
+          <w:i/>
+          <w:color w:val="205E99"/>
+          <w:spacing w:val="-2"/>
+          <w:rPrChange w:id="61" w:author="Palacios, Piero (CIP)" w:date="2026-05-12T21:01:00Z" w16du:dateUtc="2026-05-13T02:01:00Z">
+            <w:rPr>
+              <w:color w:val="205E99"/>
+              <w:spacing w:val="-2"/>
+            </w:rPr>
+          </w:rPrChange>
+        </w:rPr>
+        <w:t>log</w:t>
+      </w:r>
+      <w:r>
+        <w:rPr>
+          <w:color w:val="205E99"/>
+          <w:spacing w:val="-2"/>
+        </w:rPr>
+        <w:t>ía</w:t>
       </w:r>
     </w:p>
     <w:p>
@@ -5025,8 +5656,8 @@
         </w:tabs>
         <w:ind w:left="582" w:hanging="417"/>
       </w:pPr>
-      <w:bookmarkStart w:id="18" w:name="_bookmark4"/>
-      <w:bookmarkEnd w:id="18"/>
+      <w:bookmarkStart w:id="62" w:name="_bookmark4"/>
+      <w:bookmarkEnd w:id="62"/>
       <w:r>
         <w:rPr>
           <w:color w:val="2C2C2C"/>
@@ -5042,8 +5673,15 @@
       </w:r>
       <w:r>
         <w:rPr>
+          <w:i/>
           <w:color w:val="2C2C2C"/>
           <w:spacing w:val="-5"/>
+          <w:rPrChange w:id="63" w:author="Palacios, Piero (CIP)" w:date="2026-05-12T21:01:00Z" w16du:dateUtc="2026-05-13T02:01:00Z">
+            <w:rPr>
+              <w:color w:val="2C2C2C"/>
+              <w:spacing w:val="-5"/>
+            </w:rPr>
+          </w:rPrChange>
         </w:rPr>
         <w:t>KNN</w:t>
       </w:r>
@@ -5059,7 +5697,83 @@
         <w:rPr>
           <w:color w:val="2C2C2C"/>
         </w:rPr>
-        <w:t>Se utilizó el algoritmo K-Nearest Neighbors (KNN), un</w:t>
+        <w:t xml:space="preserve">Se utilizó el algoritmo </w:t>
+      </w:r>
+      <w:r>
+        <w:rPr>
+          <w:i/>
+          <w:color w:val="2C2C2C"/>
+          <w:rPrChange w:id="64" w:author="Palacios, Piero (CIP)" w:date="2026-05-12T21:01:00Z" w16du:dateUtc="2026-05-13T02:01:00Z">
+            <w:rPr>
+              <w:color w:val="2C2C2C"/>
+            </w:rPr>
+          </w:rPrChange>
+        </w:rPr>
+        <w:t>K-</w:t>
+      </w:r>
+      <w:proofErr w:type="spellStart"/>
+      <w:r>
+        <w:rPr>
+          <w:i/>
+          <w:color w:val="2C2C2C"/>
+          <w:rPrChange w:id="65" w:author="Palacios, Piero (CIP)" w:date="2026-05-12T21:01:00Z" w16du:dateUtc="2026-05-13T02:01:00Z">
+            <w:rPr>
+              <w:color w:val="2C2C2C"/>
+            </w:rPr>
+          </w:rPrChange>
+        </w:rPr>
+        <w:t>Nearest</w:t>
+      </w:r>
+      <w:proofErr w:type="spellEnd"/>
+      <w:r>
+        <w:rPr>
+          <w:i/>
+          <w:color w:val="2C2C2C"/>
+          <w:rPrChange w:id="66" w:author="Palacios, Piero (CIP)" w:date="2026-05-12T21:01:00Z" w16du:dateUtc="2026-05-13T02:01:00Z">
+            <w:rPr>
+              <w:color w:val="2C2C2C"/>
+            </w:rPr>
+          </w:rPrChange>
+        </w:rPr>
+        <w:t xml:space="preserve"> </w:t>
+      </w:r>
+      <w:proofErr w:type="spellStart"/>
+      <w:r>
+        <w:rPr>
+          <w:i/>
+          <w:color w:val="2C2C2C"/>
+          <w:rPrChange w:id="67" w:author="Palacios, Piero (CIP)" w:date="2026-05-12T21:01:00Z" w16du:dateUtc="2026-05-13T02:01:00Z">
+            <w:rPr>
+              <w:color w:val="2C2C2C"/>
+            </w:rPr>
+          </w:rPrChange>
+        </w:rPr>
+        <w:t>Neighbors</w:t>
+      </w:r>
+      <w:proofErr w:type="spellEnd"/>
+      <w:r>
+        <w:rPr>
+          <w:color w:val="2C2C2C"/>
+        </w:rPr>
+        <w:t xml:space="preserve"> (</w:t>
+      </w:r>
+      <w:r>
+        <w:rPr>
+          <w:i/>
+          <w:color w:val="2C2C2C"/>
+          <w:rPrChange w:id="68" w:author="Palacios, Piero (CIP)" w:date="2026-05-12T21:01:00Z" w16du:dateUtc="2026-05-13T02:01:00Z">
+            <w:rPr>
+              <w:color w:val="2C2C2C"/>
+            </w:rPr>
+          </w:rPrChange>
+        </w:rPr>
+        <w:t>KNN</w:t>
+      </w:r>
+      <w:r>
+        <w:rPr>
+          <w:color w:val="2C2C2C"/>
+        </w:rPr>
+        <w:t>), un</w:t>
       </w:r>
       <w:r>
         <w:rPr>
@@ -5254,7 +5968,35 @@
         <w:rPr>
           <w:color w:val="2C2C2C"/>
         </w:rPr>
-        <w:t>métrica de distancia (por defecto, distancia euclidiana).</w:t>
+        <w:t>métrica de distancia (por defecto, distancia euclidiana)</w:t>
+      </w:r>
+      <w:ins w:id="69" w:author="Palacios, Piero (CIP)" w:date="2026-05-12T20:56:00Z" w16du:dateUtc="2026-05-13T01:56:00Z">
+        <w:r>
+          <w:rPr>
+            <w:color w:val="2C2C2C"/>
+          </w:rPr>
+          <w:t xml:space="preserve"> (</w:t>
+        </w:r>
+        <w:proofErr w:type="spellStart"/>
+        <w:r>
+          <w:rPr>
+            <w:color w:val="2C2C2C"/>
+          </w:rPr>
+          <w:t>Cover</w:t>
+        </w:r>
+        <w:proofErr w:type="spellEnd"/>
+        <w:r>
+          <w:rPr>
+            <w:color w:val="2C2C2C"/>
+          </w:rPr>
+          <w:t xml:space="preserve"> &amp; Hart, 1967)</w:t>
+        </w:r>
+      </w:ins>
+      <w:r>
+        <w:rPr>
+          <w:color w:val="2C2C2C"/>
+        </w:rPr>
+        <w:t>.</w:t>
       </w:r>
     </w:p>
     <w:p>
@@ -5318,7 +6060,13 @@
       </w:r>
       <w:r>
         <w:rPr>
-          <w:color w:val="2C2C2C"/>
+          <w:i/>
+          <w:color w:val="2C2C2C"/>
+          <w:rPrChange w:id="70" w:author="Palacios, Piero (CIP)" w:date="2026-05-12T21:01:00Z" w16du:dateUtc="2026-05-13T02:01:00Z">
+            <w:rPr>
+              <w:color w:val="2C2C2C"/>
+            </w:rPr>
+          </w:rPrChange>
         </w:rPr>
         <w:t>KNN</w:t>
       </w:r>
@@ -5425,20 +6173,37 @@
       <w:pPr>
         <w:pStyle w:val="Ttulo3"/>
       </w:pPr>
-      <w:r>
-        <w:rPr>
-          <w:rPrChange w:id="19" w:author="Palacios, Piero (CIP)" w:date="2026-05-12T19:53:00Z" w16du:dateUtc="2026-05-13T00:53:00Z">
+      <w:del w:id="71" w:author="Palacios, Piero (CIP)" w:date="2026-05-12T20:51:00Z" w16du:dateUtc="2026-05-13T01:51:00Z">
+        <w:r>
+          <w:rPr>
+            <w:rPrChange w:id="72" w:author="Palacios, Piero (CIP)" w:date="2026-05-12T19:53:00Z" w16du:dateUtc="2026-05-13T00:53:00Z">
+              <w:rPr>
+                <w:color w:val="0087AA"/>
+              </w:rPr>
+            </w:rPrChange>
+          </w:rPr>
+          <w:delText>O(</w:delText>
+        </w:r>
+      </w:del>
+      <w:ins w:id="73" w:author="Palacios, Piero (CIP)" w:date="2026-05-12T20:51:00Z" w16du:dateUtc="2026-05-13T01:51:00Z">
+        <w:r>
+          <w:t>O (</w:t>
+        </w:r>
+      </w:ins>
+      <w:r>
+        <w:rPr>
+          <w:rPrChange w:id="74" w:author="Palacios, Piero (CIP)" w:date="2026-05-12T19:53:00Z" w16du:dateUtc="2026-05-13T00:53:00Z">
             <w:rPr>
               <w:color w:val="0087AA"/>
             </w:rPr>
           </w:rPrChange>
         </w:rPr>
-        <w:t>O(n</w:t>
+        <w:t>n</w:t>
       </w:r>
       <w:r>
         <w:rPr>
           <w:spacing w:val="-4"/>
-          <w:rPrChange w:id="20" w:author="Palacios, Piero (CIP)" w:date="2026-05-12T19:53:00Z" w16du:dateUtc="2026-05-13T00:53:00Z">
+          <w:rPrChange w:id="75" w:author="Palacios, Piero (CIP)" w:date="2026-05-12T19:53:00Z" w16du:dateUtc="2026-05-13T00:53:00Z">
             <w:rPr>
               <w:color w:val="0087AA"/>
               <w:spacing w:val="-4"/>
@@ -5449,7 +6214,7 @@
       </w:r>
       <w:r>
         <w:rPr>
-          <w:rPrChange w:id="21" w:author="Palacios, Piero (CIP)" w:date="2026-05-12T19:53:00Z" w16du:dateUtc="2026-05-13T00:53:00Z">
+          <w:rPrChange w:id="76" w:author="Palacios, Piero (CIP)" w:date="2026-05-12T19:53:00Z" w16du:dateUtc="2026-05-13T00:53:00Z">
             <w:rPr>
               <w:color w:val="0087AA"/>
             </w:rPr>
@@ -5460,7 +6225,7 @@
       <w:r>
         <w:rPr>
           <w:spacing w:val="-2"/>
-          <w:rPrChange w:id="22" w:author="Palacios, Piero (CIP)" w:date="2026-05-12T19:53:00Z" w16du:dateUtc="2026-05-13T00:53:00Z">
+          <w:rPrChange w:id="77" w:author="Palacios, Piero (CIP)" w:date="2026-05-12T19:53:00Z" w16du:dateUtc="2026-05-13T00:53:00Z">
             <w:rPr>
               <w:color w:val="0087AA"/>
               <w:spacing w:val="-2"/>
@@ -5472,7 +6237,7 @@
       <w:r>
         <w:rPr>
           <w:spacing w:val="-5"/>
-          <w:rPrChange w:id="23" w:author="Palacios, Piero (CIP)" w:date="2026-05-12T19:53:00Z" w16du:dateUtc="2026-05-13T00:53:00Z">
+          <w:rPrChange w:id="78" w:author="Palacios, Piero (CIP)" w:date="2026-05-12T19:53:00Z" w16du:dateUtc="2026-05-13T00:53:00Z">
             <w:rPr>
               <w:color w:val="0087AA"/>
               <w:spacing w:val="-5"/>
@@ -5489,233 +6254,293 @@
         <w:ind w:left="165" w:right="160"/>
         <w:jc w:val="both"/>
       </w:pPr>
-      <w:r>
-        <w:rPr>
-          <w:color w:val="2C2C2C"/>
-        </w:rPr>
-        <w:t>Donde</w:t>
-      </w:r>
-      <w:r>
-        <w:rPr>
-          <w:color w:val="2C2C2C"/>
-          <w:spacing w:val="-13"/>
-        </w:rPr>
-        <w:t xml:space="preserve"> </w:t>
-      </w:r>
-      <w:r>
-        <w:rPr>
-          <w:color w:val="2C2C2C"/>
-        </w:rPr>
-        <w:t>n</w:t>
-      </w:r>
-      <w:r>
-        <w:rPr>
-          <w:color w:val="2C2C2C"/>
-          <w:spacing w:val="-12"/>
-        </w:rPr>
-        <w:t xml:space="preserve"> </w:t>
-      </w:r>
-      <w:r>
-        <w:rPr>
-          <w:color w:val="2C2C2C"/>
-        </w:rPr>
-        <w:t>representa</w:t>
-      </w:r>
-      <w:r>
-        <w:rPr>
-          <w:color w:val="2C2C2C"/>
-          <w:spacing w:val="-13"/>
-        </w:rPr>
-        <w:t xml:space="preserve"> </w:t>
-      </w:r>
-      <w:r>
-        <w:rPr>
-          <w:color w:val="2C2C2C"/>
-        </w:rPr>
-        <w:t>el</w:t>
-      </w:r>
-      <w:r>
-        <w:rPr>
-          <w:color w:val="2C2C2C"/>
-          <w:spacing w:val="-12"/>
-        </w:rPr>
-        <w:t xml:space="preserve"> </w:t>
-      </w:r>
-      <w:r>
-        <w:rPr>
-          <w:color w:val="2C2C2C"/>
-        </w:rPr>
-        <w:t>número</w:t>
-      </w:r>
-      <w:r>
-        <w:rPr>
-          <w:color w:val="2C2C2C"/>
-          <w:spacing w:val="-13"/>
-        </w:rPr>
-        <w:t xml:space="preserve"> </w:t>
-      </w:r>
-      <w:r>
-        <w:rPr>
-          <w:color w:val="2C2C2C"/>
-        </w:rPr>
-        <w:t>de</w:t>
-      </w:r>
-      <w:r>
-        <w:rPr>
-          <w:color w:val="2C2C2C"/>
-          <w:spacing w:val="-12"/>
-        </w:rPr>
-        <w:t xml:space="preserve"> </w:t>
-      </w:r>
-      <w:r>
-        <w:rPr>
-          <w:color w:val="2C2C2C"/>
-        </w:rPr>
-        <w:t>muestras</w:t>
-      </w:r>
-      <w:r>
-        <w:rPr>
-          <w:color w:val="2C2C2C"/>
-          <w:spacing w:val="-13"/>
-        </w:rPr>
-        <w:t xml:space="preserve"> </w:t>
-      </w:r>
-      <w:r>
-        <w:rPr>
-          <w:color w:val="2C2C2C"/>
-        </w:rPr>
-        <w:t>en</w:t>
-      </w:r>
-      <w:r>
-        <w:rPr>
-          <w:color w:val="2C2C2C"/>
-          <w:spacing w:val="-12"/>
-        </w:rPr>
-        <w:t xml:space="preserve"> </w:t>
-      </w:r>
-      <w:r>
-        <w:rPr>
-          <w:color w:val="2C2C2C"/>
-        </w:rPr>
-        <w:t>el</w:t>
-      </w:r>
-      <w:r>
-        <w:rPr>
-          <w:color w:val="2C2C2C"/>
-          <w:spacing w:val="-12"/>
-        </w:rPr>
-        <w:t xml:space="preserve"> </w:t>
-      </w:r>
-      <w:r>
-        <w:rPr>
-          <w:color w:val="2C2C2C"/>
-        </w:rPr>
-        <w:t>conjunto</w:t>
-      </w:r>
-      <w:r>
-        <w:rPr>
-          <w:color w:val="2C2C2C"/>
-          <w:spacing w:val="-13"/>
-        </w:rPr>
-        <w:t xml:space="preserve"> </w:t>
-      </w:r>
-      <w:r>
-        <w:rPr>
-          <w:color w:val="2C2C2C"/>
-        </w:rPr>
-        <w:t>de</w:t>
-      </w:r>
-      <w:r>
-        <w:rPr>
-          <w:color w:val="2C2C2C"/>
-          <w:spacing w:val="-12"/>
-        </w:rPr>
-        <w:t xml:space="preserve"> </w:t>
-      </w:r>
-      <w:r>
-        <w:rPr>
-          <w:color w:val="2C2C2C"/>
-        </w:rPr>
-        <w:t>entrenamiento</w:t>
-      </w:r>
-      <w:r>
-        <w:rPr>
-          <w:color w:val="2C2C2C"/>
-          <w:spacing w:val="-13"/>
-        </w:rPr>
-        <w:t xml:space="preserve"> </w:t>
-      </w:r>
-      <w:r>
-        <w:rPr>
-          <w:color w:val="2C2C2C"/>
-        </w:rPr>
-        <w:t>y</w:t>
-      </w:r>
-      <w:r>
-        <w:rPr>
-          <w:color w:val="2C2C2C"/>
-          <w:spacing w:val="-12"/>
-        </w:rPr>
-        <w:t xml:space="preserve"> </w:t>
-      </w:r>
-      <w:r>
-        <w:rPr>
-          <w:color w:val="2C2C2C"/>
-        </w:rPr>
-        <w:t>d</w:t>
-      </w:r>
-      <w:r>
-        <w:rPr>
-          <w:color w:val="2C2C2C"/>
-          <w:spacing w:val="-13"/>
-        </w:rPr>
-        <w:t xml:space="preserve"> </w:t>
-      </w:r>
-      <w:r>
-        <w:rPr>
-          <w:color w:val="2C2C2C"/>
-        </w:rPr>
-        <w:t>representa</w:t>
-      </w:r>
-      <w:r>
-        <w:rPr>
-          <w:color w:val="2C2C2C"/>
-          <w:spacing w:val="-12"/>
-        </w:rPr>
-        <w:t xml:space="preserve"> </w:t>
-      </w:r>
-      <w:r>
-        <w:rPr>
-          <w:color w:val="2C2C2C"/>
-        </w:rPr>
-        <w:t>el</w:t>
-      </w:r>
-      <w:r>
-        <w:rPr>
-          <w:color w:val="2C2C2C"/>
-          <w:spacing w:val="-12"/>
-        </w:rPr>
-        <w:t xml:space="preserve"> </w:t>
-      </w:r>
-      <w:r>
-        <w:rPr>
-          <w:color w:val="2C2C2C"/>
-        </w:rPr>
-        <w:t>número de atributos (dimensiones). Esta complejidad implica que el costo computacional aumenta linealmente tanto con el tamaño del dataset como con la dimensionalidad, lo que hace que KNN</w:t>
-      </w:r>
-      <w:r>
-        <w:rPr>
-          <w:color w:val="2C2C2C"/>
-          <w:spacing w:val="-1"/>
-        </w:rPr>
-        <w:t xml:space="preserve"> </w:t>
-      </w:r>
-      <w:r>
-        <w:rPr>
-          <w:color w:val="2C2C2C"/>
-        </w:rPr>
-        <w:t>sea particularmente sensible a la escalabilidad del problema.</w:t>
-      </w:r>
+      <w:ins w:id="79" w:author="Palacios, Piero (CIP)" w:date="2026-05-12T20:56:00Z" w16du:dateUtc="2026-05-13T01:56:00Z">
+        <w:r>
+          <w:rPr>
+            <w:color w:val="2C2C2C"/>
+          </w:rPr>
+          <w:t xml:space="preserve">Donde n representa el número de muestras en el conjunto de entrenamiento y d representa el número de atributos (dimensiones). Esta complejidad implica que el costo computacional aumenta linealmente tanto con el tamaño del </w:t>
+        </w:r>
+        <w:r>
+          <w:rPr>
+            <w:i/>
+            <w:color w:val="2C2C2C"/>
+            <w:rPrChange w:id="80" w:author="Palacios, Piero (CIP)" w:date="2026-05-12T21:01:00Z" w16du:dateUtc="2026-05-13T02:01:00Z">
+              <w:rPr>
+                <w:color w:val="2C2C2C"/>
+              </w:rPr>
+            </w:rPrChange>
+          </w:rPr>
+          <w:t>dataset</w:t>
+        </w:r>
+        <w:r>
+          <w:rPr>
+            <w:color w:val="2C2C2C"/>
+          </w:rPr>
+          <w:t xml:space="preserve"> como con la dimensionalidad, lo que hace que </w:t>
+        </w:r>
+        <w:r>
+          <w:rPr>
+            <w:i/>
+            <w:color w:val="2C2C2C"/>
+            <w:rPrChange w:id="81" w:author="Palacios, Piero (CIP)" w:date="2026-05-12T21:01:00Z" w16du:dateUtc="2026-05-13T02:01:00Z">
+              <w:rPr>
+                <w:color w:val="2C2C2C"/>
+              </w:rPr>
+            </w:rPrChange>
+          </w:rPr>
+          <w:t>KNN</w:t>
+        </w:r>
+        <w:r>
+          <w:rPr>
+            <w:color w:val="2C2C2C"/>
+          </w:rPr>
+          <w:t xml:space="preserve"> sea particularmente sensible a la escalabilidad del problema (</w:t>
+        </w:r>
+        <w:proofErr w:type="spellStart"/>
+        <w:r>
+          <w:rPr>
+            <w:color w:val="2C2C2C"/>
+          </w:rPr>
+          <w:t>Cover</w:t>
+        </w:r>
+        <w:proofErr w:type="spellEnd"/>
+        <w:r>
+          <w:rPr>
+            <w:color w:val="2C2C2C"/>
+          </w:rPr>
+          <w:t xml:space="preserve"> &amp; Hart, 1967).</w:t>
+        </w:r>
+      </w:ins>
+      <w:del w:id="82" w:author="Palacios, Piero (CIP)" w:date="2026-05-12T20:56:00Z" w16du:dateUtc="2026-05-13T01:56:00Z">
+        <w:r>
+          <w:rPr>
+            <w:color w:val="2C2C2C"/>
+          </w:rPr>
+          <w:delText>Donde</w:delText>
+        </w:r>
+        <w:r>
+          <w:rPr>
+            <w:color w:val="2C2C2C"/>
+            <w:spacing w:val="-13"/>
+          </w:rPr>
+          <w:delText xml:space="preserve"> </w:delText>
+        </w:r>
+        <w:r>
+          <w:rPr>
+            <w:color w:val="2C2C2C"/>
+          </w:rPr>
+          <w:delText>n</w:delText>
+        </w:r>
+        <w:r>
+          <w:rPr>
+            <w:color w:val="2C2C2C"/>
+            <w:spacing w:val="-12"/>
+          </w:rPr>
+          <w:delText xml:space="preserve"> </w:delText>
+        </w:r>
+        <w:r>
+          <w:rPr>
+            <w:color w:val="2C2C2C"/>
+          </w:rPr>
+          <w:delText>representa</w:delText>
+        </w:r>
+        <w:r>
+          <w:rPr>
+            <w:color w:val="2C2C2C"/>
+            <w:spacing w:val="-13"/>
+          </w:rPr>
+          <w:delText xml:space="preserve"> </w:delText>
+        </w:r>
+        <w:r>
+          <w:rPr>
+            <w:color w:val="2C2C2C"/>
+          </w:rPr>
+          <w:delText>el</w:delText>
+        </w:r>
+        <w:r>
+          <w:rPr>
+            <w:color w:val="2C2C2C"/>
+            <w:spacing w:val="-12"/>
+          </w:rPr>
+          <w:delText xml:space="preserve"> </w:delText>
+        </w:r>
+        <w:r>
+          <w:rPr>
+            <w:color w:val="2C2C2C"/>
+          </w:rPr>
+          <w:delText>número</w:delText>
+        </w:r>
+        <w:r>
+          <w:rPr>
+            <w:color w:val="2C2C2C"/>
+            <w:spacing w:val="-13"/>
+          </w:rPr>
+          <w:delText xml:space="preserve"> </w:delText>
+        </w:r>
+        <w:r>
+          <w:rPr>
+            <w:color w:val="2C2C2C"/>
+          </w:rPr>
+          <w:delText>de</w:delText>
+        </w:r>
+        <w:r>
+          <w:rPr>
+            <w:color w:val="2C2C2C"/>
+            <w:spacing w:val="-12"/>
+          </w:rPr>
+          <w:delText xml:space="preserve"> </w:delText>
+        </w:r>
+        <w:r>
+          <w:rPr>
+            <w:color w:val="2C2C2C"/>
+          </w:rPr>
+          <w:delText>muestras</w:delText>
+        </w:r>
+        <w:r>
+          <w:rPr>
+            <w:color w:val="2C2C2C"/>
+            <w:spacing w:val="-13"/>
+          </w:rPr>
+          <w:delText xml:space="preserve"> </w:delText>
+        </w:r>
+        <w:r>
+          <w:rPr>
+            <w:color w:val="2C2C2C"/>
+          </w:rPr>
+          <w:delText>en</w:delText>
+        </w:r>
+        <w:r>
+          <w:rPr>
+            <w:color w:val="2C2C2C"/>
+            <w:spacing w:val="-12"/>
+          </w:rPr>
+          <w:delText xml:space="preserve"> </w:delText>
+        </w:r>
+        <w:r>
+          <w:rPr>
+            <w:color w:val="2C2C2C"/>
+          </w:rPr>
+          <w:delText>el</w:delText>
+        </w:r>
+        <w:r>
+          <w:rPr>
+            <w:color w:val="2C2C2C"/>
+            <w:spacing w:val="-12"/>
+          </w:rPr>
+          <w:delText xml:space="preserve"> </w:delText>
+        </w:r>
+        <w:r>
+          <w:rPr>
+            <w:color w:val="2C2C2C"/>
+          </w:rPr>
+          <w:delText>conjunto</w:delText>
+        </w:r>
+        <w:r>
+          <w:rPr>
+            <w:color w:val="2C2C2C"/>
+            <w:spacing w:val="-13"/>
+          </w:rPr>
+          <w:delText xml:space="preserve"> </w:delText>
+        </w:r>
+        <w:r>
+          <w:rPr>
+            <w:color w:val="2C2C2C"/>
+          </w:rPr>
+          <w:delText>de</w:delText>
+        </w:r>
+        <w:r>
+          <w:rPr>
+            <w:color w:val="2C2C2C"/>
+            <w:spacing w:val="-12"/>
+          </w:rPr>
+          <w:delText xml:space="preserve"> </w:delText>
+        </w:r>
+        <w:r>
+          <w:rPr>
+            <w:color w:val="2C2C2C"/>
+          </w:rPr>
+          <w:delText>entrenamiento</w:delText>
+        </w:r>
+        <w:r>
+          <w:rPr>
+            <w:color w:val="2C2C2C"/>
+            <w:spacing w:val="-13"/>
+          </w:rPr>
+          <w:delText xml:space="preserve"> </w:delText>
+        </w:r>
+        <w:r>
+          <w:rPr>
+            <w:color w:val="2C2C2C"/>
+          </w:rPr>
+          <w:delText>y</w:delText>
+        </w:r>
+        <w:r>
+          <w:rPr>
+            <w:color w:val="2C2C2C"/>
+            <w:spacing w:val="-12"/>
+          </w:rPr>
+          <w:delText xml:space="preserve"> </w:delText>
+        </w:r>
+        <w:r>
+          <w:rPr>
+            <w:color w:val="2C2C2C"/>
+          </w:rPr>
+          <w:delText>d</w:delText>
+        </w:r>
+        <w:r>
+          <w:rPr>
+            <w:color w:val="2C2C2C"/>
+            <w:spacing w:val="-13"/>
+          </w:rPr>
+          <w:delText xml:space="preserve"> </w:delText>
+        </w:r>
+        <w:r>
+          <w:rPr>
+            <w:color w:val="2C2C2C"/>
+          </w:rPr>
+          <w:delText>representa</w:delText>
+        </w:r>
+        <w:r>
+          <w:rPr>
+            <w:color w:val="2C2C2C"/>
+            <w:spacing w:val="-12"/>
+          </w:rPr>
+          <w:delText xml:space="preserve"> </w:delText>
+        </w:r>
+        <w:r>
+          <w:rPr>
+            <w:color w:val="2C2C2C"/>
+          </w:rPr>
+          <w:delText>el</w:delText>
+        </w:r>
+        <w:r>
+          <w:rPr>
+            <w:color w:val="2C2C2C"/>
+            <w:spacing w:val="-12"/>
+          </w:rPr>
+          <w:delText xml:space="preserve"> </w:delText>
+        </w:r>
+        <w:r>
+          <w:rPr>
+            <w:color w:val="2C2C2C"/>
+          </w:rPr>
+          <w:delText>número de atributos (dimensiones). Esta complejidad implica que el costo computacional aumenta linealmente tanto con el tamaño del dataset como con la dimensionalidad, lo que hace que KNN</w:delText>
+        </w:r>
+        <w:r>
+          <w:rPr>
+            <w:color w:val="2C2C2C"/>
+            <w:spacing w:val="-1"/>
+          </w:rPr>
+          <w:delText xml:space="preserve"> </w:delText>
+        </w:r>
+        <w:r>
+          <w:rPr>
+            <w:color w:val="2C2C2C"/>
+          </w:rPr>
+          <w:delText>sea particularmente sensible a la escalabilidad del problema.</w:delText>
+        </w:r>
+      </w:del>
     </w:p>
     <w:p>
       <w:pPr>
@@ -5735,8 +6560,8 @@
         </w:tabs>
         <w:ind w:left="582" w:hanging="417"/>
       </w:pPr>
-      <w:bookmarkStart w:id="24" w:name="_bookmark5"/>
-      <w:bookmarkEnd w:id="24"/>
+      <w:bookmarkStart w:id="83" w:name="_bookmark5"/>
+      <w:bookmarkEnd w:id="83"/>
       <w:r>
         <w:rPr>
           <w:color w:val="2C2C2C"/>
@@ -5777,7 +6602,7 @@
           <w:i/>
           <w:iCs/>
           <w:color w:val="2C2C2C"/>
-          <w:rPrChange w:id="25" w:author="Palacios, Piero (CIP)" w:date="2026-05-12T19:53:00Z" w16du:dateUtc="2026-05-13T00:53:00Z">
+          <w:rPrChange w:id="84" w:author="Palacios, Piero (CIP)" w:date="2026-05-12T19:53:00Z" w16du:dateUtc="2026-05-13T00:53:00Z">
             <w:rPr>
               <w:color w:val="2C2C2C"/>
             </w:rPr>
@@ -6118,11 +6943,12 @@
         </w:rPr>
         <w:t>(</w:t>
       </w:r>
+      <w:proofErr w:type="spellStart"/>
       <w:r>
         <w:rPr>
           <w:i/>
           <w:color w:val="2C2C2C"/>
-          <w:rPrChange w:id="26" w:author="Palacios, Piero (CIP)" w:date="2026-05-12T20:08:00Z" w16du:dateUtc="2026-05-13T01:08:00Z">
+          <w:rPrChange w:id="85" w:author="Palacios, Piero (CIP)" w:date="2026-05-12T21:01:00Z" w16du:dateUtc="2026-05-13T02:01:00Z">
             <w:rPr>
               <w:color w:val="2C2C2C"/>
             </w:rPr>
@@ -6130,6 +6956,7 @@
         </w:rPr>
         <w:t>n_jobs</w:t>
       </w:r>
+      <w:proofErr w:type="spellEnd"/>
       <w:r>
         <w:rPr>
           <w:color w:val="2C2C2C"/>
@@ -6266,12 +7093,13 @@
         </w:rPr>
         <w:t xml:space="preserve">4, 8, 16 y 32 procesos. El </w:t>
       </w:r>
+      <w:proofErr w:type="spellStart"/>
       <w:r>
         <w:rPr>
           <w:i/>
           <w:iCs/>
           <w:color w:val="2C2C2C"/>
-          <w:rPrChange w:id="27" w:author="Palacios, Piero (CIP)" w:date="2026-05-12T20:07:00Z" w16du:dateUtc="2026-05-13T01:07:00Z">
+          <w:rPrChange w:id="86" w:author="Palacios, Piero (CIP)" w:date="2026-05-12T21:01:00Z" w16du:dateUtc="2026-05-13T02:01:00Z">
             <w:rPr>
               <w:color w:val="2C2C2C"/>
             </w:rPr>
@@ -6279,18 +7107,20 @@
         </w:rPr>
         <w:t>backend</w:t>
       </w:r>
+      <w:proofErr w:type="spellEnd"/>
       <w:r>
         <w:rPr>
           <w:color w:val="2C2C2C"/>
         </w:rPr>
         <w:t xml:space="preserve"> de paralelización empleado fue '</w:t>
       </w:r>
+      <w:proofErr w:type="spellStart"/>
       <w:r>
         <w:rPr>
           <w:i/>
           <w:iCs/>
           <w:color w:val="2C2C2C"/>
-          <w:rPrChange w:id="28" w:author="Palacios, Piero (CIP)" w:date="2026-05-12T20:07:00Z" w16du:dateUtc="2026-05-13T01:07:00Z">
+          <w:rPrChange w:id="87" w:author="Palacios, Piero (CIP)" w:date="2026-05-12T21:01:00Z" w16du:dateUtc="2026-05-13T02:01:00Z">
             <w:rPr>
               <w:color w:val="2C2C2C"/>
             </w:rPr>
@@ -6298,18 +7128,20 @@
         </w:rPr>
         <w:t>loky</w:t>
       </w:r>
+      <w:proofErr w:type="spellEnd"/>
       <w:r>
         <w:rPr>
           <w:color w:val="2C2C2C"/>
         </w:rPr>
         <w:t xml:space="preserve">' mediante la librería </w:t>
       </w:r>
+      <w:proofErr w:type="spellStart"/>
       <w:r>
         <w:rPr>
           <w:i/>
           <w:iCs/>
           <w:color w:val="2C2C2C"/>
-          <w:rPrChange w:id="29" w:author="Palacios, Piero (CIP)" w:date="2026-05-12T20:08:00Z" w16du:dateUtc="2026-05-13T01:08:00Z">
+          <w:rPrChange w:id="88" w:author="Palacios, Piero (CIP)" w:date="2026-05-12T21:01:00Z" w16du:dateUtc="2026-05-13T02:01:00Z">
             <w:rPr>
               <w:color w:val="2C2C2C"/>
             </w:rPr>
@@ -6317,11 +7149,48 @@
         </w:rPr>
         <w:t>joblib</w:t>
       </w:r>
-      <w:r>
-        <w:rPr>
-          <w:color w:val="2C2C2C"/>
-        </w:rPr>
-        <w:t>, gestionado a través de SLURM en el entorno HPC.</w:t>
+      <w:proofErr w:type="spellEnd"/>
+      <w:r>
+        <w:rPr>
+          <w:color w:val="2C2C2C"/>
+        </w:rPr>
+        <w:t xml:space="preserve">, gestionado a través de </w:t>
+      </w:r>
+      <w:r>
+        <w:rPr>
+          <w:i/>
+          <w:color w:val="2C2C2C"/>
+          <w:rPrChange w:id="89" w:author="Palacios, Piero (CIP)" w:date="2026-05-12T21:01:00Z" w16du:dateUtc="2026-05-13T02:01:00Z">
+            <w:rPr>
+              <w:color w:val="2C2C2C"/>
+            </w:rPr>
+          </w:rPrChange>
+        </w:rPr>
+        <w:t>SLURM</w:t>
+      </w:r>
+      <w:r>
+        <w:rPr>
+          <w:color w:val="2C2C2C"/>
+        </w:rPr>
+        <w:t xml:space="preserve"> en el entorno </w:t>
+      </w:r>
+      <w:r>
+        <w:rPr>
+          <w:i/>
+          <w:color w:val="2C2C2C"/>
+          <w:rPrChange w:id="90" w:author="Palacios, Piero (CIP)" w:date="2026-05-12T21:01:00Z" w16du:dateUtc="2026-05-13T02:01:00Z">
+            <w:rPr>
+              <w:color w:val="2C2C2C"/>
+            </w:rPr>
+          </w:rPrChange>
+        </w:rPr>
+        <w:t>HPC</w:t>
+      </w:r>
+      <w:r>
+        <w:rPr>
+          <w:color w:val="2C2C2C"/>
+        </w:rPr>
+        <w:t>.</w:t>
       </w:r>
     </w:p>
     <w:p>
@@ -6356,7 +7225,7 @@
           <w:i/>
           <w:iCs/>
           <w:color w:val="2C2C2C"/>
-          <w:rPrChange w:id="30" w:author="Palacios, Piero (CIP)" w:date="2026-05-12T20:06:00Z" w16du:dateUtc="2026-05-13T01:06:00Z">
+          <w:rPrChange w:id="91" w:author="Palacios, Piero (CIP)" w:date="2026-05-12T21:01:00Z" w16du:dateUtc="2026-05-13T02:01:00Z">
             <w:rPr>
               <w:color w:val="2C2C2C"/>
             </w:rPr>
@@ -6368,14 +7237,33 @@
         <w:rPr>
           <w:color w:val="2C2C2C"/>
         </w:rPr>
-        <w:t xml:space="preserve">) fue desarrollado en Python 3, utilizando las librerías </w:t>
-      </w:r>
+        <w:t xml:space="preserve">) fue desarrollado en </w:t>
+      </w:r>
+      <w:r>
+        <w:rPr>
+          <w:i/>
+          <w:color w:val="2C2C2C"/>
+          <w:rPrChange w:id="92" w:author="Palacios, Piero (CIP)" w:date="2026-05-12T21:01:00Z" w16du:dateUtc="2026-05-13T02:01:00Z">
+            <w:rPr>
+              <w:color w:val="2C2C2C"/>
+            </w:rPr>
+          </w:rPrChange>
+        </w:rPr>
+        <w:t>Python</w:t>
+      </w:r>
+      <w:r>
+        <w:rPr>
+          <w:color w:val="2C2C2C"/>
+        </w:rPr>
+        <w:t xml:space="preserve"> 3, utilizando las librerías </w:t>
+      </w:r>
+      <w:proofErr w:type="spellStart"/>
       <w:r>
         <w:rPr>
           <w:i/>
           <w:iCs/>
           <w:color w:val="2C2C2C"/>
-          <w:rPrChange w:id="31" w:author="Palacios, Piero (CIP)" w:date="2026-05-12T20:07:00Z" w16du:dateUtc="2026-05-13T01:07:00Z">
+          <w:rPrChange w:id="93" w:author="Palacios, Piero (CIP)" w:date="2026-05-12T21:01:00Z" w16du:dateUtc="2026-05-13T02:01:00Z">
             <w:rPr>
               <w:color w:val="2C2C2C"/>
             </w:rPr>
@@ -6383,6 +7271,7 @@
         </w:rPr>
         <w:t>scikit-learn</w:t>
       </w:r>
+      <w:proofErr w:type="spellEnd"/>
       <w:r>
         <w:rPr>
           <w:color w:val="2C2C2C"/>
@@ -6437,9 +7326,29 @@
       </w:r>
       <w:r>
         <w:rPr>
-          <w:color w:val="2C2C2C"/>
-        </w:rPr>
-        <w:t>KNN,</w:t>
+          <w:i/>
+          <w:color w:val="2C2C2C"/>
+          <w:rPrChange w:id="94" w:author="Palacios, Piero (CIP)" w:date="2026-05-12T21:01:00Z" w16du:dateUtc="2026-05-13T02:01:00Z">
+            <w:rPr>
+              <w:color w:val="2C2C2C"/>
+            </w:rPr>
+          </w:rPrChange>
+        </w:rPr>
+        <w:t>KNN</w:t>
+      </w:r>
+      <w:ins w:id="95" w:author="Palacios, Piero (CIP)" w:date="2026-05-12T20:56:00Z" w16du:dateUtc="2026-05-13T01:56:00Z">
+        <w:r>
+          <w:rPr>
+            <w:color w:val="2C2C2C"/>
+          </w:rPr>
+          <w:t xml:space="preserve"> (Pedregosa et al., 2011)</w:t>
+        </w:r>
+      </w:ins>
+      <w:r>
+        <w:rPr>
+          <w:color w:val="2C2C2C"/>
+        </w:rPr>
+        <w:t>,</w:t>
       </w:r>
       <w:r>
         <w:rPr>
@@ -6448,12 +7357,13 @@
         </w:rPr>
         <w:t xml:space="preserve"> </w:t>
       </w:r>
+      <w:proofErr w:type="spellStart"/>
       <w:r>
         <w:rPr>
           <w:i/>
           <w:iCs/>
           <w:color w:val="2C2C2C"/>
-          <w:rPrChange w:id="32" w:author="Palacios, Piero (CIP)" w:date="2026-05-12T20:07:00Z" w16du:dateUtc="2026-05-13T01:07:00Z">
+          <w:rPrChange w:id="96" w:author="Palacios, Piero (CIP)" w:date="2026-05-12T21:01:00Z" w16du:dateUtc="2026-05-13T02:01:00Z">
             <w:rPr>
               <w:color w:val="2C2C2C"/>
             </w:rPr>
@@ -6461,6 +7371,7 @@
         </w:rPr>
         <w:t>joblib</w:t>
       </w:r>
+      <w:proofErr w:type="spellEnd"/>
       <w:r>
         <w:rPr>
           <w:color w:val="2C2C2C"/>
@@ -6520,12 +7431,13 @@
         </w:rPr>
         <w:t xml:space="preserve"> </w:t>
       </w:r>
+      <w:proofErr w:type="spellStart"/>
       <w:r>
         <w:rPr>
           <w:i/>
           <w:iCs/>
           <w:color w:val="2C2C2C"/>
-          <w:rPrChange w:id="33" w:author="Palacios, Piero (CIP)" w:date="2026-05-12T20:07:00Z" w16du:dateUtc="2026-05-13T01:07:00Z">
+          <w:rPrChange w:id="97" w:author="Palacios, Piero (CIP)" w:date="2026-05-12T21:01:00Z" w16du:dateUtc="2026-05-13T02:01:00Z">
             <w:rPr>
               <w:color w:val="2C2C2C"/>
             </w:rPr>
@@ -6533,6 +7445,7 @@
         </w:rPr>
         <w:t>ucimlrepo</w:t>
       </w:r>
+      <w:proofErr w:type="spellEnd"/>
       <w:r>
         <w:rPr>
           <w:color w:val="2C2C2C"/>
@@ -6594,9 +7507,21 @@
       </w:r>
       <w:r>
         <w:rPr>
-          <w:color w:val="2C2C2C"/>
-        </w:rPr>
-        <w:t>dataset. El</w:t>
+          <w:i/>
+          <w:color w:val="2C2C2C"/>
+          <w:rPrChange w:id="98" w:author="Palacios, Piero (CIP)" w:date="2026-05-12T21:01:00Z" w16du:dateUtc="2026-05-13T02:01:00Z">
+            <w:rPr>
+              <w:color w:val="2C2C2C"/>
+            </w:rPr>
+          </w:rPrChange>
+        </w:rPr>
+        <w:t>dataset</w:t>
+      </w:r>
+      <w:r>
+        <w:rPr>
+          <w:color w:val="2C2C2C"/>
+        </w:rPr>
+        <w:t>. El</w:t>
       </w:r>
       <w:r>
         <w:rPr>
@@ -6607,7 +7532,13 @@
       </w:r>
       <w:r>
         <w:rPr>
-          <w:color w:val="2C2C2C"/>
+          <w:i/>
+          <w:color w:val="2C2C2C"/>
+          <w:rPrChange w:id="99" w:author="Palacios, Piero (CIP)" w:date="2026-05-12T21:01:00Z" w16du:dateUtc="2026-05-13T02:01:00Z">
+            <w:rPr>
+              <w:color w:val="2C2C2C"/>
+            </w:rPr>
+          </w:rPrChange>
         </w:rPr>
         <w:t>script</w:t>
       </w:r>
@@ -6631,12 +7562,13 @@
         </w:rPr>
         <w:t xml:space="preserve"> </w:t>
       </w:r>
+      <w:proofErr w:type="spellStart"/>
       <w:r>
         <w:rPr>
           <w:i/>
           <w:iCs/>
           <w:color w:val="2C2C2C"/>
-          <w:rPrChange w:id="34" w:author="Palacios, Piero (CIP)" w:date="2026-05-12T20:07:00Z" w16du:dateUtc="2026-05-13T01:07:00Z">
+          <w:rPrChange w:id="100" w:author="Palacios, Piero (CIP)" w:date="2026-05-12T21:01:00Z" w16du:dateUtc="2026-05-13T02:01:00Z">
             <w:rPr>
               <w:color w:val="2C2C2C"/>
             </w:rPr>
@@ -6644,6 +7576,7 @@
         </w:rPr>
         <w:t>prefetch</w:t>
       </w:r>
+      <w:proofErr w:type="spellEnd"/>
       <w:r>
         <w:rPr>
           <w:color w:val="2C2C2C"/>
@@ -6662,7 +7595,7 @@
           <w:i/>
           <w:iCs/>
           <w:color w:val="2C2C2C"/>
-          <w:rPrChange w:id="35" w:author="Palacios, Piero (CIP)" w:date="2026-05-12T20:07:00Z" w16du:dateUtc="2026-05-13T01:07:00Z">
+          <w:rPrChange w:id="101" w:author="Palacios, Piero (CIP)" w:date="2026-05-12T21:01:00Z" w16du:dateUtc="2026-05-13T02:01:00Z">
             <w:rPr>
               <w:color w:val="2C2C2C"/>
             </w:rPr>
@@ -6724,7 +7657,13 @@
       </w:r>
       <w:r>
         <w:rPr>
-          <w:color w:val="2C2C2C"/>
+          <w:i/>
+          <w:color w:val="2C2C2C"/>
+          <w:rPrChange w:id="102" w:author="Palacios, Piero (CIP)" w:date="2026-05-12T21:01:00Z" w16du:dateUtc="2026-05-13T02:01:00Z">
+            <w:rPr>
+              <w:color w:val="2C2C2C"/>
+            </w:rPr>
+          </w:rPrChange>
         </w:rPr>
         <w:t>cachear</w:t>
       </w:r>
@@ -6750,7 +7689,13 @@
       </w:r>
       <w:r>
         <w:rPr>
-          <w:color w:val="2C2C2C"/>
+          <w:i/>
+          <w:color w:val="2C2C2C"/>
+          <w:rPrChange w:id="103" w:author="Palacios, Piero (CIP)" w:date="2026-05-12T21:01:00Z" w16du:dateUtc="2026-05-13T02:01:00Z">
+            <w:rPr>
+              <w:color w:val="2C2C2C"/>
+            </w:rPr>
+          </w:rPrChange>
         </w:rPr>
         <w:t>dataset</w:t>
       </w:r>
@@ -6791,7 +7736,29 @@
         <w:rPr>
           <w:color w:val="2C2C2C"/>
         </w:rPr>
-        <w:t>de la ejecución de los trabajos en el cluster.</w:t>
+        <w:t xml:space="preserve">de la ejecución de los trabajos en el </w:t>
+      </w:r>
+      <w:proofErr w:type="spellStart"/>
+      <w:proofErr w:type="gramStart"/>
+      <w:r>
+        <w:rPr>
+          <w:i/>
+          <w:color w:val="2C2C2C"/>
+          <w:rPrChange w:id="104" w:author="Palacios, Piero (CIP)" w:date="2026-05-12T21:01:00Z" w16du:dateUtc="2026-05-13T02:01:00Z">
+            <w:rPr>
+              <w:color w:val="2C2C2C"/>
+            </w:rPr>
+          </w:rPrChange>
+        </w:rPr>
+        <w:t>cluster</w:t>
+      </w:r>
+      <w:proofErr w:type="spellEnd"/>
+      <w:proofErr w:type="gramEnd"/>
+      <w:r>
+        <w:rPr>
+          <w:color w:val="2C2C2C"/>
+        </w:rPr>
+        <w:t>.</w:t>
       </w:r>
     </w:p>
     <w:p>
@@ -6812,8 +7779,8 @@
         </w:tabs>
         <w:ind w:left="523" w:hanging="358"/>
       </w:pPr>
-      <w:bookmarkStart w:id="36" w:name="_bookmark6"/>
-      <w:bookmarkEnd w:id="36"/>
+      <w:bookmarkStart w:id="105" w:name="_bookmark6"/>
+      <w:bookmarkEnd w:id="105"/>
       <w:r>
         <w:rPr>
           <w:color w:val="205E99"/>
@@ -6870,8 +7837,8 @@
         </w:tabs>
         <w:ind w:left="582" w:hanging="417"/>
       </w:pPr>
-      <w:bookmarkStart w:id="37" w:name="_bookmark7"/>
-      <w:bookmarkEnd w:id="37"/>
+      <w:bookmarkStart w:id="106" w:name="_bookmark7"/>
+      <w:bookmarkEnd w:id="106"/>
       <w:r>
         <w:rPr>
           <w:color w:val="2C2C2C"/>
@@ -6919,38 +7886,70 @@
         </w:rPr>
         <w:t xml:space="preserve">Mide el tiempo requerido para realizar la predicción sobre el conjunto de prueba. Se utilizó </w:t>
       </w:r>
+      <w:proofErr w:type="spellStart"/>
+      <w:proofErr w:type="gramStart"/>
       <w:r>
         <w:rPr>
           <w:i/>
           <w:iCs/>
           <w:color w:val="2C2C2C"/>
-          <w:rPrChange w:id="38" w:author="Palacios, Piero (CIP)" w:date="2026-05-12T20:11:00Z" w16du:dateUtc="2026-05-13T01:11:00Z">
+          <w:rPrChange w:id="107" w:author="Palacios, Piero (CIP)" w:date="2026-05-12T21:01:00Z" w16du:dateUtc="2026-05-13T02:01:00Z">
             <w:rPr>
               <w:color w:val="2C2C2C"/>
             </w:rPr>
           </w:rPrChange>
         </w:rPr>
-        <w:t xml:space="preserve">time.perf_counter() </w:t>
-      </w:r>
-      <w:r>
-        <w:rPr>
-          <w:color w:val="2C2C2C"/>
-        </w:rPr>
-        <w:t>para obtener mediciones de alta precisión. El tiempo reportado corresponde al promedio de 10 repeticiones (</w:t>
-      </w:r>
+        <w:t>time.perf</w:t>
+      </w:r>
+      <w:proofErr w:type="gramEnd"/>
       <w:r>
         <w:rPr>
           <w:i/>
           <w:iCs/>
           <w:color w:val="2C2C2C"/>
-          <w:rPrChange w:id="39" w:author="Palacios, Piero (CIP)" w:date="2026-05-12T20:11:00Z" w16du:dateUtc="2026-05-13T01:11:00Z">
+          <w:rPrChange w:id="108" w:author="Palacios, Piero (CIP)" w:date="2026-05-12T21:01:00Z" w16du:dateUtc="2026-05-13T02:01:00Z">
             <w:rPr>
               <w:color w:val="2C2C2C"/>
             </w:rPr>
           </w:rPrChange>
         </w:rPr>
+        <w:t>_counter</w:t>
+      </w:r>
+      <w:proofErr w:type="spellEnd"/>
+      <w:r>
+        <w:rPr>
+          <w:i/>
+          <w:iCs/>
+          <w:color w:val="2C2C2C"/>
+          <w:rPrChange w:id="109" w:author="Palacios, Piero (CIP)" w:date="2026-05-12T20:11:00Z" w16du:dateUtc="2026-05-13T01:11:00Z">
+            <w:rPr>
+              <w:color w:val="2C2C2C"/>
+            </w:rPr>
+          </w:rPrChange>
+        </w:rPr>
+        <w:t xml:space="preserve">() </w:t>
+      </w:r>
+      <w:r>
+        <w:rPr>
+          <w:color w:val="2C2C2C"/>
+        </w:rPr>
+        <w:t>para obtener mediciones de alta precisión. El tiempo reportado corresponde al promedio de 10 repeticiones (</w:t>
+      </w:r>
+      <w:proofErr w:type="spellStart"/>
+      <w:r>
+        <w:rPr>
+          <w:i/>
+          <w:iCs/>
+          <w:color w:val="2C2C2C"/>
+          <w:rPrChange w:id="110" w:author="Palacios, Piero (CIP)" w:date="2026-05-12T21:01:00Z" w16du:dateUtc="2026-05-13T02:01:00Z">
+            <w:rPr>
+              <w:color w:val="2C2C2C"/>
+            </w:rPr>
+          </w:rPrChange>
+        </w:rPr>
         <w:t>n_reps</w:t>
       </w:r>
+      <w:proofErr w:type="spellEnd"/>
       <w:r>
         <w:rPr>
           <w:color w:val="2C2C2C"/>
@@ -6976,15 +7975,24 @@
         </w:tabs>
         <w:ind w:left="582" w:hanging="417"/>
       </w:pPr>
-      <w:bookmarkStart w:id="40" w:name="_bookmark8"/>
-      <w:bookmarkEnd w:id="40"/>
-      <w:r>
-        <w:rPr>
+      <w:bookmarkStart w:id="111" w:name="_bookmark8"/>
+      <w:bookmarkEnd w:id="111"/>
+      <w:proofErr w:type="spellStart"/>
+      <w:r>
+        <w:rPr>
+          <w:i/>
           <w:color w:val="2C2C2C"/>
           <w:spacing w:val="-2"/>
+          <w:rPrChange w:id="112" w:author="Palacios, Piero (CIP)" w:date="2026-05-12T21:01:00Z" w16du:dateUtc="2026-05-13T02:01:00Z">
+            <w:rPr>
+              <w:color w:val="2C2C2C"/>
+              <w:spacing w:val="-2"/>
+            </w:rPr>
+          </w:rPrChange>
         </w:rPr>
         <w:t>Speedup</w:t>
       </w:r>
+      <w:proofErr w:type="spellEnd"/>
     </w:p>
     <w:p>
       <w:pPr>
@@ -6999,13 +8007,14 @@
         </w:rPr>
         <w:t xml:space="preserve">El </w:t>
       </w:r>
-      <w:ins w:id="41" w:author="Palacios, Piero (CIP)" w:date="2026-05-12T20:12:00Z" w16du:dateUtc="2026-05-13T01:12:00Z">
+      <w:proofErr w:type="spellStart"/>
+      <w:ins w:id="113" w:author="Palacios, Piero (CIP)" w:date="2026-05-12T20:12:00Z" w16du:dateUtc="2026-05-13T01:12:00Z">
         <w:r>
           <w:rPr>
             <w:i/>
             <w:iCs/>
             <w:color w:val="2C2C2C"/>
-            <w:rPrChange w:id="42" w:author="Palacios, Piero (CIP)" w:date="2026-05-12T20:12:00Z" w16du:dateUtc="2026-05-13T01:12:00Z">
+            <w:rPrChange w:id="114" w:author="Palacios, Piero (CIP)" w:date="2026-05-12T21:01:00Z" w16du:dateUtc="2026-05-13T02:01:00Z">
               <w:rPr>
                 <w:color w:val="2C2C2C"/>
               </w:rPr>
@@ -7014,13 +8023,13 @@
           <w:t>S</w:t>
         </w:r>
       </w:ins>
-      <w:del w:id="43" w:author="Palacios, Piero (CIP)" w:date="2026-05-12T20:12:00Z" w16du:dateUtc="2026-05-13T01:12:00Z">
+      <w:del w:id="115" w:author="Palacios, Piero (CIP)" w:date="2026-05-12T20:12:00Z" w16du:dateUtc="2026-05-13T01:12:00Z">
         <w:r>
           <w:rPr>
             <w:i/>
             <w:iCs/>
             <w:color w:val="2C2C2C"/>
-            <w:rPrChange w:id="44" w:author="Palacios, Piero (CIP)" w:date="2026-05-12T20:12:00Z" w16du:dateUtc="2026-05-13T01:12:00Z">
+            <w:rPrChange w:id="116" w:author="Palacios, Piero (CIP)" w:date="2026-05-12T21:01:00Z" w16du:dateUtc="2026-05-13T02:01:00Z">
               <w:rPr>
                 <w:color w:val="2C2C2C"/>
               </w:rPr>
@@ -7034,7 +8043,7 @@
           <w:i/>
           <w:iCs/>
           <w:color w:val="2C2C2C"/>
-          <w:rPrChange w:id="45" w:author="Palacios, Piero (CIP)" w:date="2026-05-12T20:12:00Z" w16du:dateUtc="2026-05-13T01:12:00Z">
+          <w:rPrChange w:id="117" w:author="Palacios, Piero (CIP)" w:date="2026-05-12T21:01:00Z" w16du:dateUtc="2026-05-13T02:01:00Z">
             <w:rPr>
               <w:color w:val="2C2C2C"/>
             </w:rPr>
@@ -7042,6 +8051,7 @@
         </w:rPr>
         <w:t>peedup</w:t>
       </w:r>
+      <w:proofErr w:type="spellEnd"/>
       <w:r>
         <w:rPr>
           <w:color w:val="2C2C2C"/>
@@ -7056,7 +8066,7 @@
       </w:pPr>
       <w:r>
         <w:rPr>
-          <w:rPrChange w:id="46" w:author="Palacios, Piero (CIP)" w:date="2026-05-12T20:11:00Z" w16du:dateUtc="2026-05-13T01:11:00Z">
+          <w:rPrChange w:id="118" w:author="Palacios, Piero (CIP)" w:date="2026-05-12T20:11:00Z" w16du:dateUtc="2026-05-13T01:11:00Z">
             <w:rPr>
               <w:color w:val="0087AA"/>
             </w:rPr>
@@ -7067,7 +8077,7 @@
       <w:r>
         <w:rPr>
           <w:spacing w:val="-2"/>
-          <w:rPrChange w:id="47" w:author="Palacios, Piero (CIP)" w:date="2026-05-12T20:11:00Z" w16du:dateUtc="2026-05-13T01:11:00Z">
+          <w:rPrChange w:id="119" w:author="Palacios, Piero (CIP)" w:date="2026-05-12T20:11:00Z" w16du:dateUtc="2026-05-13T01:11:00Z">
             <w:rPr>
               <w:color w:val="0087AA"/>
               <w:spacing w:val="-2"/>
@@ -7078,18 +8088,40 @@
       </w:r>
       <w:r>
         <w:rPr>
-          <w:rPrChange w:id="48" w:author="Palacios, Piero (CIP)" w:date="2026-05-12T20:11:00Z" w16du:dateUtc="2026-05-13T01:11:00Z">
+          <w:rPrChange w:id="120" w:author="Palacios, Piero (CIP)" w:date="2026-05-12T20:11:00Z" w16du:dateUtc="2026-05-13T01:11:00Z">
             <w:rPr>
               <w:color w:val="0087AA"/>
             </w:rPr>
           </w:rPrChange>
         </w:rPr>
-        <w:t>= T(1)</w:t>
+        <w:t xml:space="preserve">= </w:t>
+      </w:r>
+      <w:proofErr w:type="gramStart"/>
+      <w:r>
+        <w:rPr>
+          <w:rPrChange w:id="121" w:author="Palacios, Piero (CIP)" w:date="2026-05-12T20:11:00Z" w16du:dateUtc="2026-05-13T01:11:00Z">
+            <w:rPr>
+              <w:color w:val="0087AA"/>
+            </w:rPr>
+          </w:rPrChange>
+        </w:rPr>
+        <w:t>T(</w:t>
+      </w:r>
+      <w:proofErr w:type="gramEnd"/>
+      <w:r>
+        <w:rPr>
+          <w:rPrChange w:id="122" w:author="Palacios, Piero (CIP)" w:date="2026-05-12T20:11:00Z" w16du:dateUtc="2026-05-13T01:11:00Z">
+            <w:rPr>
+              <w:color w:val="0087AA"/>
+            </w:rPr>
+          </w:rPrChange>
+        </w:rPr>
+        <w:t>1)</w:t>
       </w:r>
       <w:r>
         <w:rPr>
           <w:spacing w:val="-2"/>
-          <w:rPrChange w:id="49" w:author="Palacios, Piero (CIP)" w:date="2026-05-12T20:11:00Z" w16du:dateUtc="2026-05-13T01:11:00Z">
+          <w:rPrChange w:id="123" w:author="Palacios, Piero (CIP)" w:date="2026-05-12T20:11:00Z" w16du:dateUtc="2026-05-13T01:11:00Z">
             <w:rPr>
               <w:color w:val="0087AA"/>
               <w:spacing w:val="-2"/>
@@ -7100,7 +8132,7 @@
       </w:r>
       <w:r>
         <w:rPr>
-          <w:rPrChange w:id="50" w:author="Palacios, Piero (CIP)" w:date="2026-05-12T20:11:00Z" w16du:dateUtc="2026-05-13T01:11:00Z">
+          <w:rPrChange w:id="124" w:author="Palacios, Piero (CIP)" w:date="2026-05-12T20:11:00Z" w16du:dateUtc="2026-05-13T01:11:00Z">
             <w:rPr>
               <w:color w:val="0087AA"/>
             </w:rPr>
@@ -7111,7 +8143,7 @@
       <w:r>
         <w:rPr>
           <w:spacing w:val="-4"/>
-          <w:rPrChange w:id="51" w:author="Palacios, Piero (CIP)" w:date="2026-05-12T20:11:00Z" w16du:dateUtc="2026-05-13T01:11:00Z">
+          <w:rPrChange w:id="125" w:author="Palacios, Piero (CIP)" w:date="2026-05-12T20:11:00Z" w16du:dateUtc="2026-05-13T01:11:00Z">
             <w:rPr>
               <w:color w:val="0087AA"/>
               <w:spacing w:val="-4"/>
@@ -7141,6 +8173,7 @@
         </w:rPr>
         <w:t xml:space="preserve"> </w:t>
       </w:r>
+      <w:proofErr w:type="gramStart"/>
       <w:r>
         <w:rPr>
           <w:b/>
@@ -7148,41 +8181,57 @@
           <w:i/>
           <w:iCs/>
           <w:color w:val="2C2C2C"/>
-          <w:rPrChange w:id="52" w:author="Palacios, Piero (CIP)" w:date="2026-05-12T20:13:00Z" w16du:dateUtc="2026-05-13T01:13:00Z">
+          <w:rPrChange w:id="126" w:author="Palacios, Piero (CIP)" w:date="2026-05-12T20:13:00Z" w16du:dateUtc="2026-05-13T01:13:00Z">
             <w:rPr>
               <w:color w:val="2C2C2C"/>
             </w:rPr>
           </w:rPrChange>
         </w:rPr>
-        <w:t>T(1)</w:t>
-      </w:r>
-      <w:r>
-        <w:rPr>
-          <w:color w:val="2C2C2C"/>
-          <w:spacing w:val="-11"/>
-        </w:rPr>
-        <w:t xml:space="preserve"> </w:t>
-      </w:r>
+        <w:t>T(</w:t>
+      </w:r>
+      <w:proofErr w:type="gramEnd"/>
       <w:r>
         <w:rPr>
           <w:b/>
           <w:bCs/>
-          <w:color w:val="2C2C2C"/>
-          <w:rPrChange w:id="53" w:author="Palacios, Piero (CIP)" w:date="2026-05-12T20:13:00Z" w16du:dateUtc="2026-05-13T01:13:00Z">
+          <w:i/>
+          <w:iCs/>
+          <w:color w:val="2C2C2C"/>
+          <w:rPrChange w:id="127" w:author="Palacios, Piero (CIP)" w:date="2026-05-12T20:13:00Z" w16du:dateUtc="2026-05-13T01:13:00Z">
             <w:rPr>
               <w:color w:val="2C2C2C"/>
             </w:rPr>
           </w:rPrChange>
         </w:rPr>
-        <w:t>es</w:t>
+        <w:t>1)</w:t>
+      </w:r>
+      <w:r>
+        <w:rPr>
+          <w:color w:val="2C2C2C"/>
+          <w:spacing w:val="-11"/>
+        </w:rPr>
+        <w:t xml:space="preserve"> </w:t>
       </w:r>
       <w:r>
         <w:rPr>
           <w:b/>
           <w:bCs/>
           <w:color w:val="2C2C2C"/>
+          <w:rPrChange w:id="128" w:author="Palacios, Piero (CIP)" w:date="2026-05-12T20:13:00Z" w16du:dateUtc="2026-05-13T01:13:00Z">
+            <w:rPr>
+              <w:color w:val="2C2C2C"/>
+            </w:rPr>
+          </w:rPrChange>
+        </w:rPr>
+        <w:t>es</w:t>
+      </w:r>
+      <w:r>
+        <w:rPr>
+          <w:b/>
+          <w:bCs/>
+          <w:color w:val="2C2C2C"/>
           <w:spacing w:val="-9"/>
-          <w:rPrChange w:id="54" w:author="Palacios, Piero (CIP)" w:date="2026-05-12T20:13:00Z" w16du:dateUtc="2026-05-13T01:13:00Z">
+          <w:rPrChange w:id="129" w:author="Palacios, Piero (CIP)" w:date="2026-05-12T20:13:00Z" w16du:dateUtc="2026-05-13T01:13:00Z">
             <w:rPr>
               <w:color w:val="2C2C2C"/>
               <w:spacing w:val="-9"/>
@@ -7196,7 +8245,7 @@
           <w:b/>
           <w:bCs/>
           <w:color w:val="2C2C2C"/>
-          <w:rPrChange w:id="55" w:author="Palacios, Piero (CIP)" w:date="2026-05-12T20:13:00Z" w16du:dateUtc="2026-05-13T01:13:00Z">
+          <w:rPrChange w:id="130" w:author="Palacios, Piero (CIP)" w:date="2026-05-12T20:13:00Z" w16du:dateUtc="2026-05-13T01:13:00Z">
             <w:rPr>
               <w:color w:val="2C2C2C"/>
             </w:rPr>
@@ -7210,7 +8259,7 @@
           <w:bCs/>
           <w:color w:val="2C2C2C"/>
           <w:spacing w:val="-9"/>
-          <w:rPrChange w:id="56" w:author="Palacios, Piero (CIP)" w:date="2026-05-12T20:13:00Z" w16du:dateUtc="2026-05-13T01:13:00Z">
+          <w:rPrChange w:id="131" w:author="Palacios, Piero (CIP)" w:date="2026-05-12T20:13:00Z" w16du:dateUtc="2026-05-13T01:13:00Z">
             <w:rPr>
               <w:color w:val="2C2C2C"/>
               <w:spacing w:val="-9"/>
@@ -7224,7 +8273,7 @@
           <w:b/>
           <w:bCs/>
           <w:color w:val="2C2C2C"/>
-          <w:rPrChange w:id="57" w:author="Palacios, Piero (CIP)" w:date="2026-05-12T20:13:00Z" w16du:dateUtc="2026-05-13T01:13:00Z">
+          <w:rPrChange w:id="132" w:author="Palacios, Piero (CIP)" w:date="2026-05-12T20:13:00Z" w16du:dateUtc="2026-05-13T01:13:00Z">
             <w:rPr>
               <w:color w:val="2C2C2C"/>
             </w:rPr>
@@ -7238,7 +8287,7 @@
           <w:bCs/>
           <w:color w:val="2C2C2C"/>
           <w:spacing w:val="-8"/>
-          <w:rPrChange w:id="58" w:author="Palacios, Piero (CIP)" w:date="2026-05-12T20:13:00Z" w16du:dateUtc="2026-05-13T01:13:00Z">
+          <w:rPrChange w:id="133" w:author="Palacios, Piero (CIP)" w:date="2026-05-12T20:13:00Z" w16du:dateUtc="2026-05-13T01:13:00Z">
             <w:rPr>
               <w:color w:val="2C2C2C"/>
               <w:spacing w:val="-8"/>
@@ -7252,7 +8301,7 @@
           <w:b/>
           <w:bCs/>
           <w:color w:val="2C2C2C"/>
-          <w:rPrChange w:id="59" w:author="Palacios, Piero (CIP)" w:date="2026-05-12T20:13:00Z" w16du:dateUtc="2026-05-13T01:13:00Z">
+          <w:rPrChange w:id="134" w:author="Palacios, Piero (CIP)" w:date="2026-05-12T20:13:00Z" w16du:dateUtc="2026-05-13T01:13:00Z">
             <w:rPr>
               <w:color w:val="2C2C2C"/>
             </w:rPr>
@@ -7266,7 +8315,7 @@
           <w:bCs/>
           <w:color w:val="2C2C2C"/>
           <w:spacing w:val="-11"/>
-          <w:rPrChange w:id="60" w:author="Palacios, Piero (CIP)" w:date="2026-05-12T20:13:00Z" w16du:dateUtc="2026-05-13T01:13:00Z">
+          <w:rPrChange w:id="135" w:author="Palacios, Piero (CIP)" w:date="2026-05-12T20:13:00Z" w16du:dateUtc="2026-05-13T01:13:00Z">
             <w:rPr>
               <w:color w:val="2C2C2C"/>
               <w:spacing w:val="-11"/>
@@ -7280,7 +8329,7 @@
           <w:b/>
           <w:bCs/>
           <w:color w:val="2C2C2C"/>
-          <w:rPrChange w:id="61" w:author="Palacios, Piero (CIP)" w:date="2026-05-12T20:13:00Z" w16du:dateUtc="2026-05-13T01:13:00Z">
+          <w:rPrChange w:id="136" w:author="Palacios, Piero (CIP)" w:date="2026-05-12T20:13:00Z" w16du:dateUtc="2026-05-13T01:13:00Z">
             <w:rPr>
               <w:color w:val="2C2C2C"/>
             </w:rPr>
@@ -7294,7 +8343,7 @@
           <w:bCs/>
           <w:color w:val="2C2C2C"/>
           <w:spacing w:val="-10"/>
-          <w:rPrChange w:id="62" w:author="Palacios, Piero (CIP)" w:date="2026-05-12T20:13:00Z" w16du:dateUtc="2026-05-13T01:13:00Z">
+          <w:rPrChange w:id="137" w:author="Palacios, Piero (CIP)" w:date="2026-05-12T20:13:00Z" w16du:dateUtc="2026-05-13T01:13:00Z">
             <w:rPr>
               <w:color w:val="2C2C2C"/>
               <w:spacing w:val="-10"/>
@@ -7308,7 +8357,7 @@
           <w:b/>
           <w:bCs/>
           <w:color w:val="2C2C2C"/>
-          <w:rPrChange w:id="63" w:author="Palacios, Piero (CIP)" w:date="2026-05-12T20:13:00Z" w16du:dateUtc="2026-05-13T01:13:00Z">
+          <w:rPrChange w:id="138" w:author="Palacios, Piero (CIP)" w:date="2026-05-12T20:13:00Z" w16du:dateUtc="2026-05-13T01:13:00Z">
             <w:rPr>
               <w:color w:val="2C2C2C"/>
             </w:rPr>
@@ -7459,12 +8508,13 @@
         </w:rPr>
         <w:t xml:space="preserve">ejecución con p procesos paralelos. Un </w:t>
       </w:r>
+      <w:proofErr w:type="spellStart"/>
       <w:r>
         <w:rPr>
           <w:i/>
           <w:iCs/>
           <w:color w:val="2C2C2C"/>
-          <w:rPrChange w:id="64" w:author="Palacios, Piero (CIP)" w:date="2026-05-12T20:13:00Z" w16du:dateUtc="2026-05-13T01:13:00Z">
+          <w:rPrChange w:id="139" w:author="Palacios, Piero (CIP)" w:date="2026-05-12T21:01:00Z" w16du:dateUtc="2026-05-13T02:01:00Z">
             <w:rPr>
               <w:color w:val="2C2C2C"/>
             </w:rPr>
@@ -7472,6 +8522,7 @@
         </w:rPr>
         <w:t>speedup</w:t>
       </w:r>
+      <w:proofErr w:type="spellEnd"/>
       <w:r>
         <w:rPr>
           <w:color w:val="2C2C2C"/>
@@ -7497,8 +8548,8 @@
         </w:tabs>
         <w:ind w:left="582" w:hanging="417"/>
       </w:pPr>
-      <w:bookmarkStart w:id="65" w:name="_bookmark9"/>
-      <w:bookmarkEnd w:id="65"/>
+      <w:bookmarkStart w:id="140" w:name="_bookmark9"/>
+      <w:bookmarkEnd w:id="140"/>
       <w:r>
         <w:rPr>
           <w:color w:val="2C2C2C"/>
@@ -7536,7 +8587,7 @@
       </w:pPr>
       <w:r>
         <w:rPr>
-          <w:rPrChange w:id="66" w:author="Palacios, Piero (CIP)" w:date="2026-05-12T20:14:00Z" w16du:dateUtc="2026-05-13T01:14:00Z">
+          <w:rPrChange w:id="141" w:author="Palacios, Piero (CIP)" w:date="2026-05-12T20:14:00Z" w16du:dateUtc="2026-05-13T01:14:00Z">
             <w:rPr>
               <w:color w:val="0087AA"/>
             </w:rPr>
@@ -7547,7 +8598,7 @@
       <w:r>
         <w:rPr>
           <w:spacing w:val="-3"/>
-          <w:rPrChange w:id="67" w:author="Palacios, Piero (CIP)" w:date="2026-05-12T20:14:00Z" w16du:dateUtc="2026-05-13T01:14:00Z">
+          <w:rPrChange w:id="142" w:author="Palacios, Piero (CIP)" w:date="2026-05-12T20:14:00Z" w16du:dateUtc="2026-05-13T01:14:00Z">
             <w:rPr>
               <w:color w:val="0087AA"/>
               <w:spacing w:val="-3"/>
@@ -7558,7 +8609,7 @@
       </w:r>
       <w:r>
         <w:rPr>
-          <w:rPrChange w:id="68" w:author="Palacios, Piero (CIP)" w:date="2026-05-12T20:14:00Z" w16du:dateUtc="2026-05-13T01:14:00Z">
+          <w:rPrChange w:id="143" w:author="Palacios, Piero (CIP)" w:date="2026-05-12T20:14:00Z" w16du:dateUtc="2026-05-13T01:14:00Z">
             <w:rPr>
               <w:color w:val="0087AA"/>
             </w:rPr>
@@ -7569,7 +8620,7 @@
       <w:r>
         <w:rPr>
           <w:spacing w:val="-1"/>
-          <w:rPrChange w:id="69" w:author="Palacios, Piero (CIP)" w:date="2026-05-12T20:14:00Z" w16du:dateUtc="2026-05-13T01:14:00Z">
+          <w:rPrChange w:id="144" w:author="Palacios, Piero (CIP)" w:date="2026-05-12T20:14:00Z" w16du:dateUtc="2026-05-13T01:14:00Z">
             <w:rPr>
               <w:color w:val="0087AA"/>
               <w:spacing w:val="-1"/>
@@ -7580,7 +8631,7 @@
       </w:r>
       <w:r>
         <w:rPr>
-          <w:rPrChange w:id="70" w:author="Palacios, Piero (CIP)" w:date="2026-05-12T20:14:00Z" w16du:dateUtc="2026-05-13T01:14:00Z">
+          <w:rPrChange w:id="145" w:author="Palacios, Piero (CIP)" w:date="2026-05-12T20:14:00Z" w16du:dateUtc="2026-05-13T01:14:00Z">
             <w:rPr>
               <w:color w:val="0087AA"/>
             </w:rPr>
@@ -7591,7 +8642,7 @@
       <w:r>
         <w:rPr>
           <w:spacing w:val="-3"/>
-          <w:rPrChange w:id="71" w:author="Palacios, Piero (CIP)" w:date="2026-05-12T20:14:00Z" w16du:dateUtc="2026-05-13T01:14:00Z">
+          <w:rPrChange w:id="146" w:author="Palacios, Piero (CIP)" w:date="2026-05-12T20:14:00Z" w16du:dateUtc="2026-05-13T01:14:00Z">
             <w:rPr>
               <w:color w:val="0087AA"/>
               <w:spacing w:val="-3"/>
@@ -7602,7 +8653,7 @@
       </w:r>
       <w:r>
         <w:rPr>
-          <w:rPrChange w:id="72" w:author="Palacios, Piero (CIP)" w:date="2026-05-12T20:14:00Z" w16du:dateUtc="2026-05-13T01:14:00Z">
+          <w:rPrChange w:id="147" w:author="Palacios, Piero (CIP)" w:date="2026-05-12T20:14:00Z" w16du:dateUtc="2026-05-13T01:14:00Z">
             <w:rPr>
               <w:color w:val="0087AA"/>
             </w:rPr>
@@ -7613,7 +8664,7 @@
       <w:r>
         <w:rPr>
           <w:spacing w:val="-1"/>
-          <w:rPrChange w:id="73" w:author="Palacios, Piero (CIP)" w:date="2026-05-12T20:14:00Z" w16du:dateUtc="2026-05-13T01:14:00Z">
+          <w:rPrChange w:id="148" w:author="Palacios, Piero (CIP)" w:date="2026-05-12T20:14:00Z" w16du:dateUtc="2026-05-13T01:14:00Z">
             <w:rPr>
               <w:color w:val="0087AA"/>
               <w:spacing w:val="-1"/>
@@ -7625,7 +8676,7 @@
       <w:r>
         <w:rPr>
           <w:spacing w:val="-10"/>
-          <w:rPrChange w:id="74" w:author="Palacios, Piero (CIP)" w:date="2026-05-12T20:14:00Z" w16du:dateUtc="2026-05-13T01:14:00Z">
+          <w:rPrChange w:id="149" w:author="Palacios, Piero (CIP)" w:date="2026-05-12T20:14:00Z" w16du:dateUtc="2026-05-13T01:14:00Z">
             <w:rPr>
               <w:color w:val="0087AA"/>
               <w:spacing w:val="-10"/>
@@ -7658,12 +8709,13 @@
         <w:lastRenderedPageBreak/>
         <w:t xml:space="preserve">Una eficiencia de 1.0 (o 100%) indica un uso perfecto de los recursos. Valores menores a 1.0 indican que existe </w:t>
       </w:r>
+      <w:proofErr w:type="spellStart"/>
       <w:r>
         <w:rPr>
           <w:i/>
           <w:iCs/>
           <w:color w:val="2C2C2C"/>
-          <w:rPrChange w:id="75" w:author="Palacios, Piero (CIP)" w:date="2026-05-12T20:15:00Z" w16du:dateUtc="2026-05-13T01:15:00Z">
+          <w:rPrChange w:id="150" w:author="Palacios, Piero (CIP)" w:date="2026-05-12T21:01:00Z" w16du:dateUtc="2026-05-13T02:01:00Z">
             <w:rPr>
               <w:color w:val="2C2C2C"/>
             </w:rPr>
@@ -7671,6 +8723,7 @@
         </w:rPr>
         <w:t>overhead</w:t>
       </w:r>
+      <w:proofErr w:type="spellEnd"/>
       <w:r>
         <w:rPr>
           <w:color w:val="2C2C2C"/>
@@ -7698,20 +8751,21 @@
         <w:rPr>
           <w:i/>
           <w:iCs/>
-          <w:rPrChange w:id="76" w:author="Palacios, Piero (CIP)" w:date="2026-05-12T20:15:00Z" w16du:dateUtc="2026-05-13T01:15:00Z">
+          <w:rPrChange w:id="151" w:author="Palacios, Piero (CIP)" w:date="2026-05-12T20:15:00Z" w16du:dateUtc="2026-05-13T01:15:00Z">
             <w:rPr/>
           </w:rPrChange>
         </w:rPr>
       </w:pPr>
-      <w:bookmarkStart w:id="77" w:name="_bookmark10"/>
-      <w:bookmarkEnd w:id="77"/>
+      <w:bookmarkStart w:id="152" w:name="_bookmark10"/>
+      <w:bookmarkEnd w:id="152"/>
+      <w:proofErr w:type="spellStart"/>
       <w:r>
         <w:rPr>
           <w:i/>
           <w:iCs/>
           <w:color w:val="2C2C2C"/>
           <w:spacing w:val="-2"/>
-          <w:rPrChange w:id="78" w:author="Palacios, Piero (CIP)" w:date="2026-05-12T20:15:00Z" w16du:dateUtc="2026-05-13T01:15:00Z">
+          <w:rPrChange w:id="153" w:author="Palacios, Piero (CIP)" w:date="2026-05-12T21:01:00Z" w16du:dateUtc="2026-05-13T02:01:00Z">
             <w:rPr>
               <w:color w:val="2C2C2C"/>
               <w:spacing w:val="-2"/>
@@ -7720,6 +8774,7 @@
         </w:rPr>
         <w:t>Overhead</w:t>
       </w:r>
+      <w:proofErr w:type="spellEnd"/>
     </w:p>
     <w:p>
       <w:pPr>
@@ -7740,12 +8795,13 @@
         </w:rPr>
         <w:t xml:space="preserve"> </w:t>
       </w:r>
+      <w:proofErr w:type="spellStart"/>
       <w:r>
         <w:rPr>
           <w:i/>
           <w:iCs/>
           <w:color w:val="2C2C2C"/>
-          <w:rPrChange w:id="79" w:author="Palacios, Piero (CIP)" w:date="2026-05-12T20:15:00Z" w16du:dateUtc="2026-05-13T01:15:00Z">
+          <w:rPrChange w:id="154" w:author="Palacios, Piero (CIP)" w:date="2026-05-12T21:01:00Z" w16du:dateUtc="2026-05-13T02:01:00Z">
             <w:rPr>
               <w:color w:val="2C2C2C"/>
             </w:rPr>
@@ -7753,6 +8809,7 @@
         </w:rPr>
         <w:t>overhead</w:t>
       </w:r>
+      <w:proofErr w:type="spellEnd"/>
       <w:r>
         <w:rPr>
           <w:color w:val="2C2C2C"/>
@@ -7851,7 +8908,7 @@
         </w:rPr>
         <w:t xml:space="preserve"> </w:t>
       </w:r>
-      <w:del w:id="80" w:author="Palacios, Piero (CIP)" w:date="2026-05-12T20:15:00Z" w16du:dateUtc="2026-05-13T01:15:00Z">
+      <w:del w:id="155" w:author="Palacios, Piero (CIP)" w:date="2026-05-12T20:15:00Z" w16du:dateUtc="2026-05-13T01:15:00Z">
         <w:r>
           <w:rPr>
             <w:color w:val="2C2C2C"/>
@@ -7859,7 +8916,7 @@
           <w:delText>parallelización</w:delText>
         </w:r>
       </w:del>
-      <w:ins w:id="81" w:author="Palacios, Piero (CIP)" w:date="2026-05-12T20:15:00Z" w16du:dateUtc="2026-05-13T01:15:00Z">
+      <w:ins w:id="156" w:author="Palacios, Piero (CIP)" w:date="2026-05-12T20:15:00Z" w16du:dateUtc="2026-05-13T01:15:00Z">
         <w:r>
           <w:rPr>
             <w:color w:val="2C2C2C"/>
@@ -8184,7 +9241,7 @@
           <w:i/>
           <w:iCs/>
           <w:color w:val="2C2C2C"/>
-          <w:rPrChange w:id="82" w:author="Palacios, Piero (CIP)" w:date="2026-05-12T20:15:00Z" w16du:dateUtc="2026-05-13T01:15:00Z">
+          <w:rPrChange w:id="157" w:author="Palacios, Piero (CIP)" w:date="2026-05-12T21:01:00Z" w16du:dateUtc="2026-05-13T02:01:00Z">
             <w:rPr>
               <w:color w:val="2C2C2C"/>
             </w:rPr>
@@ -8251,12 +9308,13 @@
         </w:rPr>
         <w:t xml:space="preserve">tamaño reducido, el </w:t>
       </w:r>
+      <w:proofErr w:type="spellStart"/>
       <w:r>
         <w:rPr>
           <w:i/>
           <w:iCs/>
           <w:color w:val="2C2C2C"/>
-          <w:rPrChange w:id="83" w:author="Palacios, Piero (CIP)" w:date="2026-05-12T20:15:00Z" w16du:dateUtc="2026-05-13T01:15:00Z">
+          <w:rPrChange w:id="158" w:author="Palacios, Piero (CIP)" w:date="2026-05-12T21:01:00Z" w16du:dateUtc="2026-05-13T02:01:00Z">
             <w:rPr>
               <w:color w:val="2C2C2C"/>
             </w:rPr>
@@ -8264,6 +9322,7 @@
         </w:rPr>
         <w:t>overhead</w:t>
       </w:r>
+      <w:proofErr w:type="spellEnd"/>
       <w:r>
         <w:rPr>
           <w:color w:val="2C2C2C"/>
@@ -8315,8 +9374,8 @@
         </w:tabs>
         <w:ind w:left="523" w:hanging="358"/>
       </w:pPr>
-      <w:bookmarkStart w:id="84" w:name="_bookmark11"/>
-      <w:bookmarkEnd w:id="84"/>
+      <w:bookmarkStart w:id="159" w:name="_bookmark11"/>
+      <w:bookmarkEnd w:id="159"/>
       <w:r>
         <w:rPr>
           <w:color w:val="205E99"/>
@@ -8360,8 +9419,8 @@
         </w:tabs>
         <w:ind w:left="582" w:hanging="417"/>
       </w:pPr>
-      <w:bookmarkStart w:id="85" w:name="_bookmark12"/>
-      <w:bookmarkEnd w:id="85"/>
+      <w:bookmarkStart w:id="160" w:name="_bookmark12"/>
+      <w:bookmarkEnd w:id="160"/>
       <w:r>
         <w:rPr>
           <w:color w:val="2C2C2C"/>
@@ -8508,9 +9567,21 @@
       </w:r>
       <w:r>
         <w:rPr>
-          <w:color w:val="2C2C2C"/>
-        </w:rPr>
-        <w:t>HPC,</w:t>
+          <w:i/>
+          <w:color w:val="2C2C2C"/>
+          <w:rPrChange w:id="161" w:author="Palacios, Piero (CIP)" w:date="2026-05-12T21:01:00Z" w16du:dateUtc="2026-05-13T02:01:00Z">
+            <w:rPr>
+              <w:color w:val="2C2C2C"/>
+            </w:rPr>
+          </w:rPrChange>
+        </w:rPr>
+        <w:t>HPC</w:t>
+      </w:r>
+      <w:r>
+        <w:rPr>
+          <w:color w:val="2C2C2C"/>
+        </w:rPr>
+        <w:t>,</w:t>
       </w:r>
       <w:r>
         <w:rPr>
@@ -8605,7 +9676,7 @@
         </w:rPr>
         <w:t xml:space="preserve">El tiempo de ejecución aumenta conforme crece el número de muestras, confirmando el comportamiento lineal predicho por la complejidad teórica </w:t>
       </w:r>
-      <w:del w:id="86" w:author="Palacios, Piero (CIP)" w:date="2026-05-12T20:26:00Z" w16du:dateUtc="2026-05-13T01:26:00Z">
+      <w:del w:id="162" w:author="Palacios, Piero (CIP)" w:date="2026-05-12T20:26:00Z" w16du:dateUtc="2026-05-13T01:26:00Z">
         <w:r>
           <w:rPr>
             <w:color w:val="2C2C2C"/>
@@ -8613,7 +9684,7 @@
           <w:delText>O(</w:delText>
         </w:r>
       </w:del>
-      <w:ins w:id="87" w:author="Palacios, Piero (CIP)" w:date="2026-05-12T20:26:00Z" w16du:dateUtc="2026-05-13T01:26:00Z">
+      <w:ins w:id="163" w:author="Palacios, Piero (CIP)" w:date="2026-05-12T20:26:00Z" w16du:dateUtc="2026-05-13T01:26:00Z">
         <w:r>
           <w:rPr>
             <w:color w:val="2C2C2C"/>
@@ -8646,14 +9717,32 @@
         <w:rPr>
           <w:color w:val="2C2C2C"/>
         </w:rPr>
-        <w:t xml:space="preserve">El algoritmo KNN presenta una alta dependencia del tamaño del </w:t>
+        <w:t xml:space="preserve">El algoritmo </w:t>
+      </w:r>
+      <w:r>
+        <w:rPr>
+          <w:i/>
+          <w:color w:val="2C2C2C"/>
+          <w:rPrChange w:id="164" w:author="Palacios, Piero (CIP)" w:date="2026-05-12T21:01:00Z" w16du:dateUtc="2026-05-13T02:01:00Z">
+            <w:rPr>
+              <w:color w:val="2C2C2C"/>
+            </w:rPr>
+          </w:rPrChange>
+        </w:rPr>
+        <w:t>KNN</w:t>
+      </w:r>
+      <w:r>
+        <w:rPr>
+          <w:color w:val="2C2C2C"/>
+        </w:rPr>
+        <w:t xml:space="preserve"> presenta una alta dependencia del tamaño del </w:t>
       </w:r>
       <w:r>
         <w:rPr>
           <w:i/>
           <w:iCs/>
           <w:color w:val="2C2C2C"/>
-          <w:rPrChange w:id="88" w:author="Palacios, Piero (CIP)" w:date="2026-05-12T20:26:00Z" w16du:dateUtc="2026-05-13T01:26:00Z">
+          <w:rPrChange w:id="165" w:author="Palacios, Piero (CIP)" w:date="2026-05-12T21:01:00Z" w16du:dateUtc="2026-05-13T02:01:00Z">
             <w:rPr>
               <w:color w:val="2C2C2C"/>
             </w:rPr>
@@ -8877,12 +9966,13 @@
         </w:rPr>
         <w:t xml:space="preserve">más lenta que la secuencial debido al </w:t>
       </w:r>
+      <w:proofErr w:type="spellStart"/>
       <w:r>
         <w:rPr>
           <w:i/>
           <w:iCs/>
           <w:color w:val="2C2C2C"/>
-          <w:rPrChange w:id="89" w:author="Palacios, Piero (CIP)" w:date="2026-05-12T20:26:00Z" w16du:dateUtc="2026-05-13T01:26:00Z">
+          <w:rPrChange w:id="166" w:author="Palacios, Piero (CIP)" w:date="2026-05-12T21:01:00Z" w16du:dateUtc="2026-05-13T02:01:00Z">
             <w:rPr>
               <w:color w:val="2C2C2C"/>
             </w:rPr>
@@ -8890,13 +9980,14 @@
         </w:rPr>
         <w:t>overhead</w:t>
       </w:r>
+      <w:proofErr w:type="spellEnd"/>
       <w:r>
         <w:rPr>
           <w:color w:val="2C2C2C"/>
         </w:rPr>
         <w:t xml:space="preserve"> de coordinación</w:t>
       </w:r>
-      <w:ins w:id="90" w:author="Palacios, Piero (CIP)" w:date="2026-05-12T20:27:00Z" w16du:dateUtc="2026-05-13T01:27:00Z">
+      <w:ins w:id="167" w:author="Palacios, Piero (CIP)" w:date="2026-05-12T20:27:00Z" w16du:dateUtc="2026-05-13T01:27:00Z">
         <w:r>
           <w:rPr>
             <w:color w:val="2C2C2C"/>
@@ -8904,7 +9995,7 @@
           <w:t>.</w:t>
         </w:r>
       </w:ins>
-      <w:del w:id="91" w:author="Palacios, Piero (CIP)" w:date="2026-05-12T20:27:00Z" w16du:dateUtc="2026-05-13T01:27:00Z">
+      <w:del w:id="168" w:author="Palacios, Piero (CIP)" w:date="2026-05-12T20:27:00Z" w16du:dateUtc="2026-05-13T01:27:00Z">
         <w:r>
           <w:rPr>
             <w:color w:val="2C2C2C"/>
@@ -8938,33 +10029,48 @@
           <w:i/>
           <w:iCs/>
           <w:color w:val="2C2C2C"/>
-          <w:rPrChange w:id="92" w:author="Palacios, Piero (CIP)" w:date="2026-05-12T20:26:00Z" w16du:dateUtc="2026-05-13T01:26:00Z">
+          <w:rPrChange w:id="169" w:author="Palacios, Piero (CIP)" w:date="2026-05-12T21:01:00Z" w16du:dateUtc="2026-05-13T02:01:00Z">
             <w:rPr>
               <w:color w:val="2C2C2C"/>
             </w:rPr>
           </w:rPrChange>
         </w:rPr>
-        <w:t>datasets</w:t>
-      </w:r>
-      <w:r>
-        <w:rPr>
-          <w:color w:val="2C2C2C"/>
-        </w:rPr>
-        <w:t xml:space="preserve"> de tamaño reducido como el utilizado (303 registros), el </w:t>
+        <w:t>dataset</w:t>
       </w:r>
       <w:r>
         <w:rPr>
           <w:i/>
           <w:iCs/>
           <w:color w:val="2C2C2C"/>
-          <w:rPrChange w:id="93" w:author="Palacios, Piero (CIP)" w:date="2026-05-12T20:27:00Z" w16du:dateUtc="2026-05-13T01:27:00Z">
+          <w:rPrChange w:id="170" w:author="Palacios, Piero (CIP)" w:date="2026-05-12T20:26:00Z" w16du:dateUtc="2026-05-13T01:26:00Z">
             <w:rPr>
               <w:color w:val="2C2C2C"/>
             </w:rPr>
           </w:rPrChange>
         </w:rPr>
+        <w:t>s</w:t>
+      </w:r>
+      <w:r>
+        <w:rPr>
+          <w:color w:val="2C2C2C"/>
+        </w:rPr>
+        <w:t xml:space="preserve"> de tamaño reducido como el utilizado (303 registros), el </w:t>
+      </w:r>
+      <w:proofErr w:type="spellStart"/>
+      <w:r>
+        <w:rPr>
+          <w:i/>
+          <w:iCs/>
+          <w:color w:val="2C2C2C"/>
+          <w:rPrChange w:id="171" w:author="Palacios, Piero (CIP)" w:date="2026-05-12T21:01:00Z" w16du:dateUtc="2026-05-13T02:01:00Z">
+            <w:rPr>
+              <w:color w:val="2C2C2C"/>
+            </w:rPr>
+          </w:rPrChange>
+        </w:rPr>
         <w:t>overhead</w:t>
       </w:r>
+      <w:proofErr w:type="spellEnd"/>
       <w:r>
         <w:rPr>
           <w:color w:val="2C2C2C"/>
@@ -8997,8 +10103,8 @@
         <w:spacing w:before="21"/>
         <w:ind w:left="582" w:hanging="417"/>
       </w:pPr>
-      <w:bookmarkStart w:id="94" w:name="_bookmark13"/>
-      <w:bookmarkEnd w:id="94"/>
+      <w:bookmarkStart w:id="172" w:name="_bookmark13"/>
+      <w:bookmarkEnd w:id="172"/>
       <w:r>
         <w:rPr>
           <w:color w:val="2C2C2C"/>
@@ -9026,13 +10132,14 @@
         </w:rPr>
         <w:t xml:space="preserve"> </w:t>
       </w:r>
+      <w:proofErr w:type="spellStart"/>
       <w:r>
         <w:rPr>
           <w:i/>
           <w:iCs/>
           <w:color w:val="2C2C2C"/>
           <w:spacing w:val="-2"/>
-          <w:rPrChange w:id="95" w:author="Palacios, Piero (CIP)" w:date="2026-05-12T20:27:00Z" w16du:dateUtc="2026-05-13T01:27:00Z">
+          <w:rPrChange w:id="173" w:author="Palacios, Piero (CIP)" w:date="2026-05-12T21:01:00Z" w16du:dateUtc="2026-05-13T02:01:00Z">
             <w:rPr>
               <w:color w:val="2C2C2C"/>
               <w:spacing w:val="-2"/>
@@ -9041,6 +10148,7 @@
         </w:rPr>
         <w:t>Overhead</w:t>
       </w:r>
+      <w:proofErr w:type="spellEnd"/>
     </w:p>
     <w:p>
       <w:pPr>
@@ -9107,12 +10215,13 @@
         </w:rPr>
         <w:t xml:space="preserve">ejecución se pierde en </w:t>
       </w:r>
+      <w:proofErr w:type="spellStart"/>
       <w:r>
         <w:rPr>
           <w:i/>
           <w:iCs/>
           <w:color w:val="2C2C2C"/>
-          <w:rPrChange w:id="96" w:author="Palacios, Piero (CIP)" w:date="2026-05-12T20:27:00Z" w16du:dateUtc="2026-05-13T01:27:00Z">
+          <w:rPrChange w:id="174" w:author="Palacios, Piero (CIP)" w:date="2026-05-12T21:01:00Z" w16du:dateUtc="2026-05-13T02:01:00Z">
             <w:rPr>
               <w:color w:val="2C2C2C"/>
             </w:rPr>
@@ -9120,18 +10229,20 @@
         </w:rPr>
         <w:t>overhead</w:t>
       </w:r>
+      <w:proofErr w:type="spellEnd"/>
       <w:r>
         <w:rPr>
           <w:color w:val="2C2C2C"/>
         </w:rPr>
         <w:t xml:space="preserve"> de paralelización. En los experimentos realizados, el </w:t>
       </w:r>
+      <w:proofErr w:type="spellStart"/>
       <w:r>
         <w:rPr>
           <w:i/>
           <w:iCs/>
           <w:color w:val="2C2C2C"/>
-          <w:rPrChange w:id="97" w:author="Palacios, Piero (CIP)" w:date="2026-05-12T20:27:00Z" w16du:dateUtc="2026-05-13T01:27:00Z">
+          <w:rPrChange w:id="175" w:author="Palacios, Piero (CIP)" w:date="2026-05-12T21:01:00Z" w16du:dateUtc="2026-05-13T02:01:00Z">
             <w:rPr>
               <w:color w:val="2C2C2C"/>
             </w:rPr>
@@ -9139,6 +10250,7 @@
         </w:rPr>
         <w:t>overhead</w:t>
       </w:r>
+      <w:proofErr w:type="spellEnd"/>
       <w:r>
         <w:rPr>
           <w:color w:val="2C2C2C"/>
@@ -9275,7 +10387,25 @@
         <w:rPr>
           <w:color w:val="2C2C2C"/>
         </w:rPr>
-        <w:t>El dataset utilizado es relativamente pequeño (303 registros), lo que implica que el trabajo computacional por proceso es mínimo.</w:t>
+        <w:t xml:space="preserve">El </w:t>
+      </w:r>
+      <w:r>
+        <w:rPr>
+          <w:i/>
+          <w:color w:val="2C2C2C"/>
+          <w:rPrChange w:id="176" w:author="Palacios, Piero (CIP)" w:date="2026-05-12T21:01:00Z" w16du:dateUtc="2026-05-13T02:01:00Z">
+            <w:rPr>
+              <w:color w:val="2C2C2C"/>
+            </w:rPr>
+          </w:rPrChange>
+        </w:rPr>
+        <w:t>dataset</w:t>
+      </w:r>
+      <w:r>
+        <w:rPr>
+          <w:color w:val="2C2C2C"/>
+        </w:rPr>
+        <w:t xml:space="preserve"> utilizado es relativamente pequeño (303 registros), lo que implica que el trabajo computacional por proceso es mínimo.</w:t>
       </w:r>
     </w:p>
     <w:p>
@@ -9397,9 +10527,21 @@
       </w:r>
       <w:r>
         <w:rPr>
-          <w:color w:val="2C2C2C"/>
-        </w:rPr>
-        <w:t>pools,</w:t>
+          <w:i/>
+          <w:color w:val="2C2C2C"/>
+          <w:rPrChange w:id="177" w:author="Palacios, Piero (CIP)" w:date="2026-05-12T21:01:00Z" w16du:dateUtc="2026-05-13T02:01:00Z">
+            <w:rPr>
+              <w:color w:val="2C2C2C"/>
+            </w:rPr>
+          </w:rPrChange>
+        </w:rPr>
+        <w:t>pools</w:t>
+      </w:r>
+      <w:r>
+        <w:rPr>
+          <w:color w:val="2C2C2C"/>
+        </w:rPr>
+        <w:t>,</w:t>
       </w:r>
       <w:r>
         <w:rPr>
@@ -9558,12 +10700,13 @@
         </w:rPr>
         <w:t xml:space="preserve"> </w:t>
       </w:r>
+      <w:proofErr w:type="spellStart"/>
       <w:r>
         <w:rPr>
           <w:i/>
           <w:iCs/>
           <w:color w:val="2C2C2C"/>
-          <w:rPrChange w:id="98" w:author="Palacios, Piero (CIP)" w:date="2026-05-12T20:28:00Z" w16du:dateUtc="2026-05-13T01:28:00Z">
+          <w:rPrChange w:id="178" w:author="Palacios, Piero (CIP)" w:date="2026-05-12T21:01:00Z" w16du:dateUtc="2026-05-13T02:01:00Z">
             <w:rPr>
               <w:color w:val="2C2C2C"/>
             </w:rPr>
@@ -9571,6 +10714,7 @@
         </w:rPr>
         <w:t>backend</w:t>
       </w:r>
+      <w:proofErr w:type="spellEnd"/>
       <w:r>
         <w:rPr>
           <w:color w:val="2C2C2C"/>
@@ -9582,7 +10726,27 @@
         <w:rPr>
           <w:color w:val="2C2C2C"/>
         </w:rPr>
-        <w:t>'loky'</w:t>
+        <w:t>'</w:t>
+      </w:r>
+      <w:proofErr w:type="spellStart"/>
+      <w:r>
+        <w:rPr>
+          <w:i/>
+          <w:color w:val="2C2C2C"/>
+          <w:rPrChange w:id="179" w:author="Palacios, Piero (CIP)" w:date="2026-05-12T21:01:00Z" w16du:dateUtc="2026-05-13T02:01:00Z">
+            <w:rPr>
+              <w:color w:val="2C2C2C"/>
+            </w:rPr>
+          </w:rPrChange>
+        </w:rPr>
+        <w:t>loky</w:t>
+      </w:r>
+      <w:proofErr w:type="spellEnd"/>
+      <w:r>
+        <w:rPr>
+          <w:color w:val="2C2C2C"/>
+        </w:rPr>
+        <w:t>'</w:t>
       </w:r>
       <w:r>
         <w:rPr>
@@ -9851,14 +11015,15 @@
         </w:tabs>
         <w:ind w:left="582" w:hanging="417"/>
       </w:pPr>
-      <w:bookmarkStart w:id="99" w:name="_bookmark14"/>
-      <w:bookmarkEnd w:id="99"/>
+      <w:bookmarkStart w:id="180" w:name="_bookmark14"/>
+      <w:bookmarkEnd w:id="180"/>
+      <w:proofErr w:type="spellStart"/>
       <w:r>
         <w:rPr>
           <w:i/>
           <w:iCs/>
           <w:color w:val="2C2C2C"/>
-          <w:rPrChange w:id="100" w:author="Palacios, Piero (CIP)" w:date="2026-05-12T20:28:00Z" w16du:dateUtc="2026-05-13T01:28:00Z">
+          <w:rPrChange w:id="181" w:author="Palacios, Piero (CIP)" w:date="2026-05-12T21:01:00Z" w16du:dateUtc="2026-05-13T02:01:00Z">
             <w:rPr>
               <w:color w:val="2C2C2C"/>
             </w:rPr>
@@ -9866,6 +11031,7 @@
         </w:rPr>
         <w:t>Speedup</w:t>
       </w:r>
+      <w:proofErr w:type="spellEnd"/>
       <w:r>
         <w:rPr>
           <w:color w:val="2C2C2C"/>
@@ -9922,13 +11088,14 @@
         </w:rPr>
         <w:t xml:space="preserve">de </w:t>
       </w:r>
+      <w:proofErr w:type="spellStart"/>
       <w:r>
         <w:rPr>
           <w:i/>
           <w:iCs/>
           <w:color w:val="2C2C2C"/>
           <w:spacing w:val="-2"/>
-          <w:rPrChange w:id="101" w:author="Palacios, Piero (CIP)" w:date="2026-05-12T20:28:00Z" w16du:dateUtc="2026-05-13T01:28:00Z">
+          <w:rPrChange w:id="182" w:author="Palacios, Piero (CIP)" w:date="2026-05-12T21:01:00Z" w16du:dateUtc="2026-05-13T02:01:00Z">
             <w:rPr>
               <w:color w:val="2C2C2C"/>
               <w:spacing w:val="-2"/>
@@ -9937,6 +11104,7 @@
         </w:rPr>
         <w:t>speedup</w:t>
       </w:r>
+      <w:proofErr w:type="spellEnd"/>
       <w:r>
         <w:rPr>
           <w:color w:val="2C2C2C"/>
@@ -10014,13 +11182,14 @@
         </w:rPr>
         <w:t xml:space="preserve"> </w:t>
       </w:r>
+      <w:proofErr w:type="spellStart"/>
       <w:r>
         <w:rPr>
           <w:i/>
           <w:iCs/>
           <w:color w:val="2C2C2C"/>
           <w:spacing w:val="-2"/>
-          <w:rPrChange w:id="102" w:author="Palacios, Piero (CIP)" w:date="2026-05-12T20:29:00Z" w16du:dateUtc="2026-05-13T01:29:00Z">
+          <w:rPrChange w:id="183" w:author="Palacios, Piero (CIP)" w:date="2026-05-12T21:01:00Z" w16du:dateUtc="2026-05-13T02:01:00Z">
             <w:rPr>
               <w:color w:val="2C2C2C"/>
               <w:spacing w:val="-2"/>
@@ -10029,6 +11198,7 @@
         </w:rPr>
         <w:t>speedup</w:t>
       </w:r>
+      <w:proofErr w:type="spellEnd"/>
       <w:r>
         <w:rPr>
           <w:color w:val="2C2C2C"/>
@@ -10204,13 +11374,14 @@
         </w:rPr>
         <w:t xml:space="preserve"> </w:t>
       </w:r>
+      <w:proofErr w:type="spellStart"/>
       <w:r>
         <w:rPr>
           <w:i/>
           <w:iCs/>
           <w:color w:val="2C2C2C"/>
           <w:spacing w:val="-2"/>
-          <w:rPrChange w:id="103" w:author="Palacios, Piero (CIP)" w:date="2026-05-12T20:29:00Z" w16du:dateUtc="2026-05-13T01:29:00Z">
+          <w:rPrChange w:id="184" w:author="Palacios, Piero (CIP)" w:date="2026-05-12T21:01:00Z" w16du:dateUtc="2026-05-13T02:01:00Z">
             <w:rPr>
               <w:color w:val="2C2C2C"/>
               <w:spacing w:val="-2"/>
@@ -10219,6 +11390,7 @@
         </w:rPr>
         <w:t>speedup</w:t>
       </w:r>
+      <w:proofErr w:type="spellEnd"/>
       <w:r>
         <w:rPr>
           <w:color w:val="2C2C2C"/>
@@ -10291,12 +11463,13 @@
         </w:rPr>
         <w:t xml:space="preserve"> </w:t>
       </w:r>
+      <w:proofErr w:type="spellStart"/>
       <w:r>
         <w:rPr>
           <w:i/>
           <w:iCs/>
           <w:color w:val="2C2C2C"/>
-          <w:rPrChange w:id="104" w:author="Palacios, Piero (CIP)" w:date="2026-05-12T20:29:00Z" w16du:dateUtc="2026-05-13T01:29:00Z">
+          <w:rPrChange w:id="185" w:author="Palacios, Piero (CIP)" w:date="2026-05-12T21:01:00Z" w16du:dateUtc="2026-05-13T02:01:00Z">
             <w:rPr>
               <w:color w:val="2C2C2C"/>
             </w:rPr>
@@ -10304,6 +11477,7 @@
         </w:rPr>
         <w:t>speedup</w:t>
       </w:r>
+      <w:proofErr w:type="spellEnd"/>
       <w:r>
         <w:rPr>
           <w:color w:val="2C2C2C"/>
@@ -10342,7 +11516,30 @@
           <w:color w:val="2C2C2C"/>
           <w:spacing w:val="-2"/>
         </w:rPr>
-        <w:t>(sublineal).</w:t>
+        <w:t>(</w:t>
+      </w:r>
+      <w:proofErr w:type="spellStart"/>
+      <w:r>
+        <w:rPr>
+          <w:i/>
+          <w:color w:val="2C2C2C"/>
+          <w:spacing w:val="-2"/>
+          <w:rPrChange w:id="186" w:author="Palacios, Piero (CIP)" w:date="2026-05-12T21:01:00Z" w16du:dateUtc="2026-05-13T02:01:00Z">
+            <w:rPr>
+              <w:color w:val="2C2C2C"/>
+              <w:spacing w:val="-2"/>
+            </w:rPr>
+          </w:rPrChange>
+        </w:rPr>
+        <w:t>sublineal</w:t>
+      </w:r>
+      <w:proofErr w:type="spellEnd"/>
+      <w:r>
+        <w:rPr>
+          <w:color w:val="2C2C2C"/>
+          <w:spacing w:val="-2"/>
+        </w:rPr>
+        <w:t>).</w:t>
       </w:r>
     </w:p>
     <w:p>
@@ -10401,12 +11598,13 @@
         </w:rPr>
         <w:t xml:space="preserve"> </w:t>
       </w:r>
+      <w:proofErr w:type="spellStart"/>
       <w:r>
         <w:rPr>
           <w:i/>
           <w:iCs/>
           <w:color w:val="2C2C2C"/>
-          <w:rPrChange w:id="105" w:author="Palacios, Piero (CIP)" w:date="2026-05-12T20:29:00Z" w16du:dateUtc="2026-05-13T01:29:00Z">
+          <w:rPrChange w:id="187" w:author="Palacios, Piero (CIP)" w:date="2026-05-12T21:01:00Z" w16du:dateUtc="2026-05-13T02:01:00Z">
             <w:rPr>
               <w:color w:val="2C2C2C"/>
             </w:rPr>
@@ -10414,6 +11612,7 @@
         </w:rPr>
         <w:t>speedup</w:t>
       </w:r>
+      <w:proofErr w:type="spellEnd"/>
       <w:r>
         <w:rPr>
           <w:color w:val="2C2C2C"/>
@@ -10452,7 +11651,30 @@
           <w:color w:val="2C2C2C"/>
           <w:spacing w:val="-2"/>
         </w:rPr>
-        <w:t>(sublineal).</w:t>
+        <w:t>(</w:t>
+      </w:r>
+      <w:proofErr w:type="spellStart"/>
+      <w:r>
+        <w:rPr>
+          <w:i/>
+          <w:color w:val="2C2C2C"/>
+          <w:spacing w:val="-2"/>
+          <w:rPrChange w:id="188" w:author="Palacios, Piero (CIP)" w:date="2026-05-12T21:01:00Z" w16du:dateUtc="2026-05-13T02:01:00Z">
+            <w:rPr>
+              <w:color w:val="2C2C2C"/>
+              <w:spacing w:val="-2"/>
+            </w:rPr>
+          </w:rPrChange>
+        </w:rPr>
+        <w:t>sublineal</w:t>
+      </w:r>
+      <w:proofErr w:type="spellEnd"/>
+      <w:r>
+        <w:rPr>
+          <w:color w:val="2C2C2C"/>
+          <w:spacing w:val="-2"/>
+        </w:rPr>
+        <w:t>).</w:t>
       </w:r>
     </w:p>
     <w:p>
@@ -10551,12 +11773,13 @@
         </w:rPr>
         <w:t xml:space="preserve"> </w:t>
       </w:r>
+      <w:proofErr w:type="spellStart"/>
       <w:r>
         <w:rPr>
           <w:i/>
           <w:iCs/>
           <w:color w:val="2C2C2C"/>
-          <w:rPrChange w:id="106" w:author="Palacios, Piero (CIP)" w:date="2026-05-12T20:29:00Z" w16du:dateUtc="2026-05-13T01:29:00Z">
+          <w:rPrChange w:id="189" w:author="Palacios, Piero (CIP)" w:date="2026-05-12T21:01:00Z" w16du:dateUtc="2026-05-13T02:01:00Z">
             <w:rPr>
               <w:color w:val="2C2C2C"/>
             </w:rPr>
@@ -10564,6 +11787,7 @@
         </w:rPr>
         <w:t>speedup</w:t>
       </w:r>
+      <w:proofErr w:type="spellEnd"/>
       <w:r>
         <w:rPr>
           <w:color w:val="2C2C2C"/>
@@ -10649,7 +11873,7 @@
         </w:rPr>
         <w:t xml:space="preserve"> </w:t>
       </w:r>
-      <w:del w:id="107" w:author="Palacios, Piero (CIP)" w:date="2026-05-12T20:36:00Z" w16du:dateUtc="2026-05-13T01:36:00Z">
+      <w:del w:id="190" w:author="Palacios, Piero (CIP)" w:date="2026-05-12T20:36:00Z" w16du:dateUtc="2026-05-13T01:36:00Z">
         <w:r>
           <w:rPr>
             <w:color w:val="2C2C2C"/>
@@ -10658,7 +11882,7 @@
           <w:delText>casos</w:delText>
         </w:r>
       </w:del>
-      <w:ins w:id="108" w:author="Palacios, Piero (CIP)" w:date="2026-05-12T20:36:00Z" w16du:dateUtc="2026-05-13T01:36:00Z">
+      <w:ins w:id="191" w:author="Palacios, Piero (CIP)" w:date="2026-05-12T20:36:00Z" w16du:dateUtc="2026-05-13T01:36:00Z">
         <w:r>
           <w:rPr>
             <w:color w:val="2C2C2C"/>
@@ -10694,12 +11918,13 @@
         </w:rPr>
         <w:t xml:space="preserve">Un </w:t>
       </w:r>
+      <w:proofErr w:type="spellStart"/>
       <w:r>
         <w:rPr>
           <w:i/>
           <w:iCs/>
           <w:color w:val="2C2C2C"/>
-          <w:rPrChange w:id="109" w:author="Palacios, Piero (CIP)" w:date="2026-05-12T20:29:00Z" w16du:dateUtc="2026-05-13T01:29:00Z">
+          <w:rPrChange w:id="192" w:author="Palacios, Piero (CIP)" w:date="2026-05-12T21:01:00Z" w16du:dateUtc="2026-05-13T02:01:00Z">
             <w:rPr>
               <w:color w:val="2C2C2C"/>
             </w:rPr>
@@ -10707,6 +11932,7 @@
         </w:rPr>
         <w:t>speedup</w:t>
       </w:r>
+      <w:proofErr w:type="spellEnd"/>
       <w:r>
         <w:rPr>
           <w:color w:val="2C2C2C"/>
@@ -10719,12 +11945,13 @@
         </w:rPr>
         <w:t xml:space="preserve">Ley de </w:t>
       </w:r>
+      <w:proofErr w:type="spellStart"/>
       <w:r>
         <w:rPr>
           <w:i/>
           <w:iCs/>
           <w:color w:val="2C2C2C"/>
-          <w:rPrChange w:id="110" w:author="Palacios, Piero (CIP)" w:date="2026-05-12T20:36:00Z" w16du:dateUtc="2026-05-13T01:36:00Z">
+          <w:rPrChange w:id="193" w:author="Palacios, Piero (CIP)" w:date="2026-05-12T20:36:00Z" w16du:dateUtc="2026-05-13T01:36:00Z">
             <w:rPr>
               <w:color w:val="2C2C2C"/>
             </w:rPr>
@@ -10732,18 +11959,20 @@
         </w:rPr>
         <w:t>Amdahl</w:t>
       </w:r>
+      <w:proofErr w:type="spellEnd"/>
       <w:r>
         <w:rPr>
           <w:color w:val="2C2C2C"/>
         </w:rPr>
         <w:t xml:space="preserve"> sugiere que la porción secuencial del programa (</w:t>
       </w:r>
+      <w:proofErr w:type="spellStart"/>
       <w:r>
         <w:rPr>
           <w:i/>
           <w:iCs/>
           <w:color w:val="2C2C2C"/>
-          <w:rPrChange w:id="111" w:author="Palacios, Piero (CIP)" w:date="2026-05-12T20:29:00Z" w16du:dateUtc="2026-05-13T01:29:00Z">
+          <w:rPrChange w:id="194" w:author="Palacios, Piero (CIP)" w:date="2026-05-12T21:01:00Z" w16du:dateUtc="2026-05-13T02:01:00Z">
             <w:rPr>
               <w:color w:val="2C2C2C"/>
             </w:rPr>
@@ -10751,18 +11980,20 @@
         </w:rPr>
         <w:t>overhead</w:t>
       </w:r>
+      <w:proofErr w:type="spellEnd"/>
       <w:r>
         <w:rPr>
           <w:color w:val="2C2C2C"/>
         </w:rPr>
         <w:t xml:space="preserve"> de gestión) limita el </w:t>
       </w:r>
+      <w:proofErr w:type="spellStart"/>
       <w:r>
         <w:rPr>
           <w:i/>
           <w:iCs/>
           <w:color w:val="2C2C2C"/>
-          <w:rPrChange w:id="112" w:author="Palacios, Piero (CIP)" w:date="2026-05-12T20:29:00Z" w16du:dateUtc="2026-05-13T01:29:00Z">
+          <w:rPrChange w:id="195" w:author="Palacios, Piero (CIP)" w:date="2026-05-12T21:01:00Z" w16du:dateUtc="2026-05-13T02:01:00Z">
             <w:rPr>
               <w:color w:val="2C2C2C"/>
             </w:rPr>
@@ -10770,11 +12001,40 @@
         </w:rPr>
         <w:t>speedup</w:t>
       </w:r>
-      <w:r>
-        <w:rPr>
-          <w:color w:val="2C2C2C"/>
-        </w:rPr>
-        <w:t xml:space="preserve"> máximo alcanzable.</w:t>
+      <w:proofErr w:type="spellEnd"/>
+      <w:r>
+        <w:rPr>
+          <w:color w:val="2C2C2C"/>
+        </w:rPr>
+        <w:t xml:space="preserve"> máximo alcanzable</w:t>
+      </w:r>
+      <w:ins w:id="196" w:author="Palacios, Piero (CIP)" w:date="2026-05-12T20:56:00Z" w16du:dateUtc="2026-05-13T01:56:00Z">
+        <w:r>
+          <w:rPr>
+            <w:color w:val="2C2C2C"/>
+          </w:rPr>
+          <w:t xml:space="preserve"> (</w:t>
+        </w:r>
+        <w:proofErr w:type="spellStart"/>
+        <w:r>
+          <w:rPr>
+            <w:color w:val="2C2C2C"/>
+          </w:rPr>
+          <w:t>Amdahl</w:t>
+        </w:r>
+        <w:proofErr w:type="spellEnd"/>
+        <w:r>
+          <w:rPr>
+            <w:color w:val="2C2C2C"/>
+          </w:rPr>
+          <w:t>, 1967)</w:t>
+        </w:r>
+      </w:ins>
+      <w:r>
+        <w:rPr>
+          <w:color w:val="2C2C2C"/>
+        </w:rPr>
+        <w:t>.</w:t>
       </w:r>
     </w:p>
     <w:p>
@@ -10795,8 +12055,8 @@
         </w:tabs>
         <w:ind w:left="582" w:hanging="417"/>
       </w:pPr>
-      <w:bookmarkStart w:id="113" w:name="_bookmark15"/>
-      <w:bookmarkEnd w:id="113"/>
+      <w:bookmarkStart w:id="197" w:name="_bookmark15"/>
+      <w:bookmarkEnd w:id="197"/>
       <w:r>
         <w:rPr>
           <w:color w:val="2C2C2C"/>
@@ -11000,12 +12260,13 @@
         </w:rPr>
         <w:t xml:space="preserve">de manera efectiva, ya que el </w:t>
       </w:r>
+      <w:proofErr w:type="spellStart"/>
       <w:r>
         <w:rPr>
           <w:i/>
           <w:iCs/>
           <w:color w:val="2C2C2C"/>
-          <w:rPrChange w:id="114" w:author="Palacios, Piero (CIP)" w:date="2026-05-12T20:36:00Z" w16du:dateUtc="2026-05-13T01:36:00Z">
+          <w:rPrChange w:id="198" w:author="Palacios, Piero (CIP)" w:date="2026-05-12T21:01:00Z" w16du:dateUtc="2026-05-13T02:01:00Z">
             <w:rPr>
               <w:color w:val="2C2C2C"/>
             </w:rPr>
@@ -11013,6 +12274,7 @@
         </w:rPr>
         <w:t>overhead</w:t>
       </w:r>
+      <w:proofErr w:type="spellEnd"/>
       <w:r>
         <w:rPr>
           <w:color w:val="2C2C2C"/>
@@ -11135,14 +12397,39 @@
         <w:rPr>
           <w:color w:val="2C2C2C"/>
         </w:rPr>
-        <w:t xml:space="preserve">el comportamiento típico de algoritmos con granularidad fina ejecutados sobre datasets de tamaño reducido, donde el </w:t>
+        <w:t xml:space="preserve">el comportamiento típico de algoritmos con granularidad fina ejecutados sobre </w:t>
+      </w:r>
+      <w:r>
+        <w:rPr>
+          <w:i/>
+          <w:color w:val="2C2C2C"/>
+          <w:rPrChange w:id="199" w:author="Palacios, Piero (CIP)" w:date="2026-05-12T21:01:00Z" w16du:dateUtc="2026-05-13T02:01:00Z">
+            <w:rPr>
+              <w:color w:val="2C2C2C"/>
+            </w:rPr>
+          </w:rPrChange>
+        </w:rPr>
+        <w:t>dataset</w:t>
+      </w:r>
+      <w:r>
+        <w:rPr>
+          <w:color w:val="2C2C2C"/>
+        </w:rPr>
+        <w:t xml:space="preserve">s de tamaño reducido, donde </w:t>
+      </w:r>
+      <w:proofErr w:type="gramStart"/>
+      <w:r>
+        <w:rPr>
+          <w:color w:val="2C2C2C"/>
+        </w:rPr>
+        <w:t xml:space="preserve">el </w:t>
       </w:r>
       <w:r>
         <w:rPr>
           <w:i/>
           <w:iCs/>
           <w:color w:val="2C2C2C"/>
-          <w:rPrChange w:id="115" w:author="Palacios, Piero (CIP)" w:date="2026-05-12T20:37:00Z" w16du:dateUtc="2026-05-13T01:37:00Z">
+          <w:rPrChange w:id="200" w:author="Palacios, Piero (CIP)" w:date="2026-05-12T20:37:00Z" w16du:dateUtc="2026-05-13T01:37:00Z">
             <w:rPr>
               <w:color w:val="2C2C2C"/>
             </w:rPr>
@@ -11150,18 +12437,20 @@
         </w:rPr>
         <w:t>ratio</w:t>
       </w:r>
+      <w:proofErr w:type="gramEnd"/>
       <w:r>
         <w:rPr>
           <w:color w:val="2C2C2C"/>
         </w:rPr>
         <w:t xml:space="preserve"> de computación útil versus </w:t>
       </w:r>
+      <w:proofErr w:type="spellStart"/>
       <w:r>
         <w:rPr>
           <w:i/>
           <w:iCs/>
           <w:color w:val="2C2C2C"/>
-          <w:rPrChange w:id="116" w:author="Palacios, Piero (CIP)" w:date="2026-05-12T20:37:00Z" w16du:dateUtc="2026-05-13T01:37:00Z">
+          <w:rPrChange w:id="201" w:author="Palacios, Piero (CIP)" w:date="2026-05-12T21:01:00Z" w16du:dateUtc="2026-05-13T02:01:00Z">
             <w:rPr>
               <w:color w:val="2C2C2C"/>
             </w:rPr>
@@ -11169,6 +12458,7 @@
         </w:rPr>
         <w:t>overhead</w:t>
       </w:r>
+      <w:proofErr w:type="spellEnd"/>
       <w:r>
         <w:rPr>
           <w:color w:val="2C2C2C"/>
@@ -11193,7 +12483,7 @@
           <w:tab w:val="left" w:pos="523"/>
         </w:tabs>
         <w:ind w:left="1440" w:hanging="1275"/>
-        <w:pPrChange w:id="117" w:author="Palacios, Piero (CIP)" w:date="2026-05-12T20:47:00Z" w16du:dateUtc="2026-05-13T01:47:00Z">
+        <w:pPrChange w:id="202" w:author="Palacios, Piero (CIP)" w:date="2026-05-12T20:47:00Z" w16du:dateUtc="2026-05-13T01:47:00Z">
           <w:pPr>
             <w:pStyle w:val="Ttulo1"/>
             <w:numPr>
@@ -11205,8 +12495,8 @@
           </w:pPr>
         </w:pPrChange>
       </w:pPr>
-      <w:bookmarkStart w:id="118" w:name="_bookmark16"/>
-      <w:bookmarkEnd w:id="118"/>
+      <w:bookmarkStart w:id="203" w:name="_bookmark16"/>
+      <w:bookmarkEnd w:id="203"/>
       <w:r>
         <w:rPr>
           <w:color w:val="205E99"/>
@@ -11277,8 +12567,8 @@
         <w:spacing w:before="1"/>
         <w:ind w:left="582" w:hanging="417"/>
       </w:pPr>
-      <w:bookmarkStart w:id="119" w:name="_bookmark17"/>
-      <w:bookmarkEnd w:id="119"/>
+      <w:bookmarkStart w:id="204" w:name="_bookmark17"/>
+      <w:bookmarkEnd w:id="204"/>
       <w:r>
         <w:rPr>
           <w:color w:val="2C2C2C"/>
@@ -11556,7 +12846,7 @@
         </w:rPr>
         <w:t>procesos</w:t>
       </w:r>
-      <w:ins w:id="120" w:author="Palacios, Piero (CIP)" w:date="2026-05-12T20:37:00Z" w16du:dateUtc="2026-05-13T01:37:00Z">
+      <w:ins w:id="205" w:author="Palacios, Piero (CIP)" w:date="2026-05-12T20:37:00Z" w16du:dateUtc="2026-05-13T01:37:00Z">
         <w:r>
           <w:rPr>
             <w:color w:val="2C2C2C"/>
@@ -11565,7 +12855,7 @@
           <w:t xml:space="preserve">; </w:t>
         </w:r>
       </w:ins>
-      <w:ins w:id="121" w:author="Palacios, Piero (CIP)" w:date="2026-05-12T20:38:00Z" w16du:dateUtc="2026-05-13T01:38:00Z">
+      <w:ins w:id="206" w:author="Palacios, Piero (CIP)" w:date="2026-05-12T20:38:00Z" w16du:dateUtc="2026-05-13T01:38:00Z">
         <w:r>
           <w:rPr>
             <w:color w:val="2C2C2C"/>
@@ -11574,7 +12864,7 @@
           <w:t>por el contrario</w:t>
         </w:r>
       </w:ins>
-      <w:ins w:id="122" w:author="Palacios, Piero (CIP)" w:date="2026-05-12T20:37:00Z" w16du:dateUtc="2026-05-13T01:37:00Z">
+      <w:ins w:id="207" w:author="Palacios, Piero (CIP)" w:date="2026-05-12T20:37:00Z" w16du:dateUtc="2026-05-13T01:37:00Z">
         <w:r>
           <w:rPr>
             <w:color w:val="2C2C2C"/>
@@ -11583,7 +12873,7 @@
           <w:t xml:space="preserve">, </w:t>
         </w:r>
       </w:ins>
-      <w:ins w:id="123" w:author="Palacios, Piero (CIP)" w:date="2026-05-12T20:38:00Z" w16du:dateUtc="2026-05-13T01:38:00Z">
+      <w:ins w:id="208" w:author="Palacios, Piero (CIP)" w:date="2026-05-12T20:38:00Z" w16du:dateUtc="2026-05-13T01:38:00Z">
         <w:r>
           <w:rPr>
             <w:color w:val="2C2C2C"/>
@@ -11592,7 +12882,7 @@
           <w:t xml:space="preserve">en varios casos aumentó debido </w:t>
         </w:r>
       </w:ins>
-      <w:ins w:id="124" w:author="Palacios, Piero (CIP)" w:date="2026-05-12T20:37:00Z" w16du:dateUtc="2026-05-13T01:37:00Z">
+      <w:ins w:id="209" w:author="Palacios, Piero (CIP)" w:date="2026-05-12T20:37:00Z" w16du:dateUtc="2026-05-13T01:37:00Z">
         <w:r>
           <w:rPr>
             <w:color w:val="2C2C2C"/>
@@ -11601,14 +12891,15 @@
           <w:t xml:space="preserve">al </w:t>
         </w:r>
       </w:ins>
-      <w:ins w:id="125" w:author="Palacios, Piero (CIP)" w:date="2026-05-12T20:38:00Z" w16du:dateUtc="2026-05-13T01:38:00Z">
+      <w:proofErr w:type="spellStart"/>
+      <w:ins w:id="210" w:author="Palacios, Piero (CIP)" w:date="2026-05-12T20:38:00Z" w16du:dateUtc="2026-05-13T01:38:00Z">
         <w:r>
           <w:rPr>
             <w:i/>
             <w:iCs/>
             <w:color w:val="2C2C2C"/>
             <w:spacing w:val="-2"/>
-            <w:rPrChange w:id="126" w:author="Palacios, Piero (CIP)" w:date="2026-05-12T20:38:00Z" w16du:dateUtc="2026-05-13T01:38:00Z">
+            <w:rPrChange w:id="211" w:author="Palacios, Piero (CIP)" w:date="2026-05-12T21:01:00Z" w16du:dateUtc="2026-05-13T02:01:00Z">
               <w:rPr>
                 <w:color w:val="2C2C2C"/>
                 <w:spacing w:val="-2"/>
@@ -11617,6 +12908,7 @@
           </w:rPr>
           <w:t>overhead</w:t>
         </w:r>
+        <w:proofErr w:type="spellEnd"/>
         <w:r>
           <w:rPr>
             <w:color w:val="2C2C2C"/>
@@ -11625,7 +12917,7 @@
           <w:t xml:space="preserve"> de coordinación</w:t>
         </w:r>
       </w:ins>
-      <w:ins w:id="127" w:author="Palacios, Piero (CIP)" w:date="2026-05-12T20:37:00Z" w16du:dateUtc="2026-05-13T01:37:00Z">
+      <w:ins w:id="212" w:author="Palacios, Piero (CIP)" w:date="2026-05-12T20:37:00Z" w16du:dateUtc="2026-05-13T01:37:00Z">
         <w:r>
           <w:rPr>
             <w:color w:val="2C2C2C"/>
@@ -11634,7 +12926,7 @@
           <w:t>.</w:t>
         </w:r>
       </w:ins>
-      <w:del w:id="128" w:author="Palacios, Piero (CIP)" w:date="2026-05-12T20:37:00Z" w16du:dateUtc="2026-05-13T01:37:00Z">
+      <w:del w:id="213" w:author="Palacios, Piero (CIP)" w:date="2026-05-12T20:37:00Z" w16du:dateUtc="2026-05-13T01:37:00Z">
         <w:r>
           <w:rPr>
             <w:color w:val="2C2C2C"/>
@@ -11670,12 +12962,13 @@
         </w:rPr>
         <w:t xml:space="preserve"> </w:t>
       </w:r>
+      <w:proofErr w:type="spellStart"/>
       <w:r>
         <w:rPr>
           <w:i/>
           <w:iCs/>
           <w:color w:val="2C2C2C"/>
-          <w:rPrChange w:id="129" w:author="Palacios, Piero (CIP)" w:date="2026-05-12T20:38:00Z" w16du:dateUtc="2026-05-13T01:38:00Z">
+          <w:rPrChange w:id="214" w:author="Palacios, Piero (CIP)" w:date="2026-05-12T21:01:00Z" w16du:dateUtc="2026-05-13T02:01:00Z">
             <w:rPr>
               <w:color w:val="2C2C2C"/>
             </w:rPr>
@@ -11683,6 +12976,7 @@
         </w:rPr>
         <w:t>overhead</w:t>
       </w:r>
+      <w:proofErr w:type="spellEnd"/>
       <w:r>
         <w:rPr>
           <w:color w:val="2C2C2C"/>
@@ -11832,7 +13126,39 @@
         <w:rPr>
           <w:color w:val="2C2C2C"/>
         </w:rPr>
-        <w:t>La escalabilidad fuerte fue limitada debido al tamaño reducido del dataset, donde la porción paralelizable del código representa una fracción pequeña del tiempo total.</w:t>
+        <w:t xml:space="preserve">La escalabilidad fuerte fue limitada debido al tamaño reducido del </w:t>
+      </w:r>
+      <w:r>
+        <w:rPr>
+          <w:i/>
+          <w:color w:val="2C2C2C"/>
+          <w:rPrChange w:id="215" w:author="Palacios, Piero (CIP)" w:date="2026-05-12T21:01:00Z" w16du:dateUtc="2026-05-13T02:01:00Z">
+            <w:rPr>
+              <w:color w:val="2C2C2C"/>
+            </w:rPr>
+          </w:rPrChange>
+        </w:rPr>
+        <w:t>dataset</w:t>
+      </w:r>
+      <w:r>
+        <w:rPr>
+          <w:color w:val="2C2C2C"/>
+        </w:rPr>
+        <w:t xml:space="preserve">, donde la porción </w:t>
+      </w:r>
+      <w:proofErr w:type="spellStart"/>
+      <w:r>
+        <w:rPr>
+          <w:color w:val="2C2C2C"/>
+        </w:rPr>
+        <w:t>paralelizable</w:t>
+      </w:r>
+      <w:proofErr w:type="spellEnd"/>
+      <w:r>
+        <w:rPr>
+          <w:color w:val="2C2C2C"/>
+        </w:rPr>
+        <w:t xml:space="preserve"> del código representa una fracción pequeña del tiempo total.</w:t>
       </w:r>
     </w:p>
     <w:p>
@@ -11854,12 +13180,13 @@
         </w:rPr>
         <w:t xml:space="preserve">Ley de </w:t>
       </w:r>
+      <w:proofErr w:type="spellStart"/>
       <w:r>
         <w:rPr>
           <w:i/>
           <w:iCs/>
           <w:color w:val="2C2C2C"/>
-          <w:rPrChange w:id="130" w:author="Palacios, Piero (CIP)" w:date="2026-05-12T20:39:00Z" w16du:dateUtc="2026-05-13T01:39:00Z">
+          <w:rPrChange w:id="216" w:author="Palacios, Piero (CIP)" w:date="2026-05-12T20:39:00Z" w16du:dateUtc="2026-05-13T01:39:00Z">
             <w:rPr>
               <w:color w:val="2C2C2C"/>
             </w:rPr>
@@ -11867,18 +13194,63 @@
         </w:rPr>
         <w:t>Amdahl</w:t>
       </w:r>
+      <w:proofErr w:type="spellEnd"/>
+      <w:ins w:id="217" w:author="Palacios, Piero (CIP)" w:date="2026-05-12T20:56:00Z" w16du:dateUtc="2026-05-13T01:56:00Z">
+        <w:r>
+          <w:rPr>
+            <w:color w:val="2C2C2C"/>
+            <w:rPrChange w:id="218" w:author="Palacios, Piero (CIP)" w:date="2026-05-12T20:56:00Z" w16du:dateUtc="2026-05-13T01:56:00Z">
+              <w:rPr>
+                <w:i/>
+                <w:iCs/>
+                <w:color w:val="2C2C2C"/>
+              </w:rPr>
+            </w:rPrChange>
+          </w:rPr>
+          <w:t xml:space="preserve"> (</w:t>
+        </w:r>
+        <w:proofErr w:type="spellStart"/>
+        <w:r>
+          <w:rPr>
+            <w:color w:val="2C2C2C"/>
+            <w:rPrChange w:id="219" w:author="Palacios, Piero (CIP)" w:date="2026-05-12T20:56:00Z" w16du:dateUtc="2026-05-13T01:56:00Z">
+              <w:rPr>
+                <w:i/>
+                <w:iCs/>
+                <w:color w:val="2C2C2C"/>
+              </w:rPr>
+            </w:rPrChange>
+          </w:rPr>
+          <w:t>Amdahl</w:t>
+        </w:r>
+        <w:proofErr w:type="spellEnd"/>
+        <w:r>
+          <w:rPr>
+            <w:color w:val="2C2C2C"/>
+            <w:rPrChange w:id="220" w:author="Palacios, Piero (CIP)" w:date="2026-05-12T20:56:00Z" w16du:dateUtc="2026-05-13T01:56:00Z">
+              <w:rPr>
+                <w:i/>
+                <w:iCs/>
+                <w:color w:val="2C2C2C"/>
+              </w:rPr>
+            </w:rPrChange>
+          </w:rPr>
+          <w:t>, 1967)</w:t>
+        </w:r>
+      </w:ins>
       <w:r>
         <w:rPr>
           <w:color w:val="2C2C2C"/>
         </w:rPr>
         <w:t>: para problemas pequeños, la porción secuencial (</w:t>
       </w:r>
+      <w:proofErr w:type="spellStart"/>
       <w:r>
         <w:rPr>
           <w:i/>
           <w:iCs/>
           <w:color w:val="2C2C2C"/>
-          <w:rPrChange w:id="131" w:author="Palacios, Piero (CIP)" w:date="2026-05-12T20:39:00Z" w16du:dateUtc="2026-05-13T01:39:00Z">
+          <w:rPrChange w:id="221" w:author="Palacios, Piero (CIP)" w:date="2026-05-12T21:01:00Z" w16du:dateUtc="2026-05-13T02:01:00Z">
             <w:rPr>
               <w:color w:val="2C2C2C"/>
             </w:rPr>
@@ -11886,18 +13258,20 @@
         </w:rPr>
         <w:t>overhead</w:t>
       </w:r>
+      <w:proofErr w:type="spellEnd"/>
       <w:r>
         <w:rPr>
           <w:color w:val="2C2C2C"/>
         </w:rPr>
         <w:t xml:space="preserve"> de gestión de procesos) domina y el </w:t>
       </w:r>
+      <w:proofErr w:type="spellStart"/>
       <w:r>
         <w:rPr>
           <w:i/>
           <w:iCs/>
           <w:color w:val="2C2C2C"/>
-          <w:rPrChange w:id="132" w:author="Palacios, Piero (CIP)" w:date="2026-05-12T20:39:00Z" w16du:dateUtc="2026-05-13T01:39:00Z">
+          <w:rPrChange w:id="222" w:author="Palacios, Piero (CIP)" w:date="2026-05-12T21:01:00Z" w16du:dateUtc="2026-05-13T02:01:00Z">
             <w:rPr>
               <w:color w:val="2C2C2C"/>
             </w:rPr>
@@ -11905,6 +13279,7 @@
         </w:rPr>
         <w:t>speedup</w:t>
       </w:r>
+      <w:proofErr w:type="spellEnd"/>
       <w:r>
         <w:rPr>
           <w:color w:val="2C2C2C"/>
@@ -11930,8 +13305,8 @@
         </w:tabs>
         <w:ind w:left="582" w:hanging="417"/>
       </w:pPr>
-      <w:bookmarkStart w:id="133" w:name="_bookmark18"/>
-      <w:bookmarkEnd w:id="133"/>
+      <w:bookmarkStart w:id="223" w:name="_bookmark18"/>
+      <w:bookmarkEnd w:id="223"/>
       <w:r>
         <w:rPr>
           <w:color w:val="2C2C2C"/>
@@ -12000,7 +13375,7 @@
         <w:pStyle w:val="Textoindependiente"/>
         <w:spacing w:before="12"/>
       </w:pPr>
-      <w:ins w:id="134" w:author="Palacios, Piero (CIP)" w:date="2026-05-12T20:40:00Z" w16du:dateUtc="2026-05-13T01:40:00Z">
+      <w:ins w:id="224" w:author="Palacios, Piero (CIP)" w:date="2026-05-12T20:40:00Z" w16du:dateUtc="2026-05-13T01:40:00Z">
         <w:r>
           <w:t xml:space="preserve"> </w:t>
         </w:r>
@@ -12205,7 +13580,25 @@
         <w:rPr>
           <w:color w:val="2C2C2C"/>
         </w:rPr>
-        <w:t>dependencia lineal de KNN respecto al número de muestras.</w:t>
+        <w:t xml:space="preserve">dependencia lineal de </w:t>
+      </w:r>
+      <w:r>
+        <w:rPr>
+          <w:i/>
+          <w:color w:val="2C2C2C"/>
+          <w:rPrChange w:id="225" w:author="Palacios, Piero (CIP)" w:date="2026-05-12T21:01:00Z" w16du:dateUtc="2026-05-13T02:01:00Z">
+            <w:rPr>
+              <w:color w:val="2C2C2C"/>
+            </w:rPr>
+          </w:rPrChange>
+        </w:rPr>
+        <w:t>KNN</w:t>
+      </w:r>
+      <w:r>
+        <w:rPr>
+          <w:color w:val="2C2C2C"/>
+        </w:rPr>
+        <w:t xml:space="preserve"> respecto al número de muestras.</w:t>
       </w:r>
     </w:p>
     <w:p>
@@ -12324,7 +13717,7 @@
         </w:rPr>
         <w:t xml:space="preserve"> </w:t>
       </w:r>
-      <w:del w:id="135" w:author="Palacios, Piero (CIP)" w:date="2026-05-12T20:40:00Z" w16du:dateUtc="2026-05-13T01:40:00Z">
+      <w:del w:id="226" w:author="Palacios, Piero (CIP)" w:date="2026-05-12T20:40:00Z" w16du:dateUtc="2026-05-13T01:40:00Z">
         <w:r>
           <w:rPr>
             <w:color w:val="2C2C2C"/>
@@ -12332,7 +13725,7 @@
           <w:delText>O(</w:delText>
         </w:r>
       </w:del>
-      <w:ins w:id="136" w:author="Palacios, Piero (CIP)" w:date="2026-05-12T20:40:00Z" w16du:dateUtc="2026-05-13T01:40:00Z">
+      <w:ins w:id="227" w:author="Palacios, Piero (CIP)" w:date="2026-05-12T20:40:00Z" w16du:dateUtc="2026-05-13T01:40:00Z">
         <w:r>
           <w:rPr>
             <w:color w:val="2C2C2C"/>
@@ -12681,7 +14074,13 @@
       </w:r>
       <w:r>
         <w:rPr>
-          <w:color w:val="2C2C2C"/>
+          <w:i/>
+          <w:color w:val="2C2C2C"/>
+          <w:rPrChange w:id="228" w:author="Palacios, Piero (CIP)" w:date="2026-05-12T21:01:00Z" w16du:dateUtc="2026-05-13T02:01:00Z">
+            <w:rPr>
+              <w:color w:val="2C2C2C"/>
+            </w:rPr>
+          </w:rPrChange>
         </w:rPr>
         <w:t>KNN</w:t>
       </w:r>
@@ -12785,9 +14184,21 @@
       </w:r>
       <w:r>
         <w:rPr>
-          <w:color w:val="2C2C2C"/>
-        </w:rPr>
-        <w:t>datasets</w:t>
+          <w:i/>
+          <w:color w:val="2C2C2C"/>
+          <w:rPrChange w:id="229" w:author="Palacios, Piero (CIP)" w:date="2026-05-12T21:01:00Z" w16du:dateUtc="2026-05-13T02:01:00Z">
+            <w:rPr>
+              <w:color w:val="2C2C2C"/>
+            </w:rPr>
+          </w:rPrChange>
+        </w:rPr>
+        <w:t>dataset</w:t>
+      </w:r>
+      <w:r>
+        <w:rPr>
+          <w:color w:val="2C2C2C"/>
+        </w:rPr>
+        <w:t>s</w:t>
       </w:r>
       <w:r>
         <w:rPr>
@@ -12919,12 +14330,13 @@
         </w:rPr>
         <w:t xml:space="preserve">útil y </w:t>
       </w:r>
+      <w:proofErr w:type="spellStart"/>
       <w:r>
         <w:rPr>
           <w:i/>
           <w:iCs/>
           <w:color w:val="2C2C2C"/>
-          <w:rPrChange w:id="137" w:author="Palacios, Piero (CIP)" w:date="2026-05-12T20:40:00Z" w16du:dateUtc="2026-05-13T01:40:00Z">
+          <w:rPrChange w:id="230" w:author="Palacios, Piero (CIP)" w:date="2026-05-12T21:01:00Z" w16du:dateUtc="2026-05-13T02:01:00Z">
             <w:rPr>
               <w:color w:val="2C2C2C"/>
             </w:rPr>
@@ -12932,6 +14344,7 @@
         </w:rPr>
         <w:t>overhead</w:t>
       </w:r>
+      <w:proofErr w:type="spellEnd"/>
       <w:r>
         <w:rPr>
           <w:color w:val="2C2C2C"/>
@@ -12957,8 +14370,8 @@
         </w:tabs>
         <w:ind w:left="523" w:hanging="358"/>
       </w:pPr>
-      <w:bookmarkStart w:id="138" w:name="_bookmark19"/>
-      <w:bookmarkEnd w:id="138"/>
+      <w:bookmarkStart w:id="231" w:name="_bookmark19"/>
+      <w:bookmarkEnd w:id="231"/>
       <w:r>
         <w:rPr>
           <w:color w:val="205E99"/>
@@ -13017,7 +14430,25 @@
         <w:rPr>
           <w:color w:val="2C2C2C"/>
         </w:rPr>
-        <w:t>Teóricamente, el algoritmo KNN presenta una complejidad computacional durante la predicción de aproximadamente</w:t>
+        <w:t xml:space="preserve">Teóricamente, el algoritmo </w:t>
+      </w:r>
+      <w:r>
+        <w:rPr>
+          <w:i/>
+          <w:color w:val="2C2C2C"/>
+          <w:rPrChange w:id="232" w:author="Palacios, Piero (CIP)" w:date="2026-05-12T21:01:00Z" w16du:dateUtc="2026-05-13T02:01:00Z">
+            <w:rPr>
+              <w:color w:val="2C2C2C"/>
+            </w:rPr>
+          </w:rPrChange>
+        </w:rPr>
+        <w:t>KNN</w:t>
+      </w:r>
+      <w:r>
+        <w:rPr>
+          <w:color w:val="2C2C2C"/>
+        </w:rPr>
+        <w:t xml:space="preserve"> presenta una complejidad computacional durante la predicción de aproximadamente</w:t>
       </w:r>
       <w:r>
         <w:rPr>
@@ -13032,7 +14463,7 @@
         </w:rPr>
         <w:t>O</w:t>
       </w:r>
-      <w:ins w:id="139" w:author="Palacios, Piero (CIP)" w:date="2026-05-12T20:41:00Z" w16du:dateUtc="2026-05-13T01:41:00Z">
+      <w:ins w:id="233" w:author="Palacios, Piero (CIP)" w:date="2026-05-12T20:41:00Z" w16du:dateUtc="2026-05-13T01:41:00Z">
         <w:r>
           <w:rPr>
             <w:color w:val="2C2C2C"/>
@@ -13296,22 +14727,8 @@
         <w:ind w:right="168"/>
         <w:jc w:val="both"/>
         <w:rPr>
-          <w:del w:id="140" w:author="Palacios, Piero (CIP)" w:date="2026-05-12T20:41:00Z" w16du:dateUtc="2026-05-13T01:41:00Z"/>
-        </w:rPr>
-        <w:pPrChange w:id="141" w:author="Palacios, Piero (CIP)" w:date="2026-05-12T20:41:00Z" w16du:dateUtc="2026-05-13T01:41:00Z">
-          <w:pPr>
-            <w:pStyle w:val="Prrafodelista"/>
-            <w:numPr>
-              <w:numId w:val="4"/>
-            </w:numPr>
-            <w:tabs>
-              <w:tab w:val="left" w:pos="885"/>
-            </w:tabs>
-            <w:spacing w:before="199" w:line="312" w:lineRule="auto"/>
-            <w:ind w:right="168"/>
-            <w:jc w:val="both"/>
-          </w:pPr>
-        </w:pPrChange>
+          <w:del w:id="234" w:author="Palacios, Piero (CIP)" w:date="2026-05-12T20:41:00Z" w16du:dateUtc="2026-05-13T01:41:00Z"/>
+        </w:rPr>
       </w:pPr>
       <w:r>
         <w:rPr>
@@ -13333,7 +14750,7 @@
         <w:spacing w:before="199" w:line="312" w:lineRule="auto"/>
         <w:ind w:right="168"/>
         <w:jc w:val="both"/>
-        <w:pPrChange w:id="142" w:author="Palacios, Piero (CIP)" w:date="2026-05-12T20:41:00Z" w16du:dateUtc="2026-05-13T01:41:00Z">
+        <w:pPrChange w:id="235" w:author="Palacios, Piero (CIP)" w:date="2026-05-12T20:41:00Z" w16du:dateUtc="2026-05-13T01:41:00Z">
           <w:pPr>
             <w:pStyle w:val="Prrafodelista"/>
             <w:numPr>
@@ -13348,7 +14765,7 @@
           </w:pPr>
         </w:pPrChange>
       </w:pPr>
-      <w:del w:id="143" w:author="Palacios, Piero (CIP)" w:date="2026-05-12T20:41:00Z" w16du:dateUtc="2026-05-13T01:41:00Z">
+      <w:del w:id="236" w:author="Palacios, Piero (CIP)" w:date="2026-05-12T20:41:00Z" w16du:dateUtc="2026-05-13T01:41:00Z">
         <w:r>
           <w:rPr>
             <w:color w:val="2C2C2C"/>
@@ -13540,12 +14957,13 @@
         </w:rPr>
         <w:t xml:space="preserve"> </w:t>
       </w:r>
+      <w:proofErr w:type="spellStart"/>
       <w:r>
         <w:rPr>
           <w:i/>
           <w:iCs/>
           <w:color w:val="2C2C2C"/>
-          <w:rPrChange w:id="144" w:author="Palacios, Piero (CIP)" w:date="2026-05-12T20:41:00Z" w16du:dateUtc="2026-05-13T01:41:00Z">
+          <w:rPrChange w:id="237" w:author="Palacios, Piero (CIP)" w:date="2026-05-12T21:01:00Z" w16du:dateUtc="2026-05-13T02:01:00Z">
             <w:rPr>
               <w:color w:val="2C2C2C"/>
             </w:rPr>
@@ -13553,6 +14971,7 @@
         </w:rPr>
         <w:t>overhead</w:t>
       </w:r>
+      <w:proofErr w:type="spellEnd"/>
       <w:r>
         <w:rPr>
           <w:color w:val="2C2C2C"/>
@@ -13788,12 +15207,13 @@
         </w:rPr>
         <w:t xml:space="preserve">La discrepancia entre el </w:t>
       </w:r>
+      <w:proofErr w:type="spellStart"/>
       <w:r>
         <w:rPr>
           <w:i/>
           <w:iCs/>
           <w:color w:val="2C2C2C"/>
-          <w:rPrChange w:id="145" w:author="Palacios, Piero (CIP)" w:date="2026-05-12T20:41:00Z" w16du:dateUtc="2026-05-13T01:41:00Z">
+          <w:rPrChange w:id="238" w:author="Palacios, Piero (CIP)" w:date="2026-05-12T21:01:00Z" w16du:dateUtc="2026-05-13T02:01:00Z">
             <w:rPr>
               <w:color w:val="2C2C2C"/>
             </w:rPr>
@@ -13801,18 +15221,20 @@
         </w:rPr>
         <w:t>speedup</w:t>
       </w:r>
+      <w:proofErr w:type="spellEnd"/>
       <w:r>
         <w:rPr>
           <w:color w:val="2C2C2C"/>
         </w:rPr>
         <w:t xml:space="preserve"> teórico ideal y el observado experimentalmente se atribuye principalmente al </w:t>
       </w:r>
+      <w:proofErr w:type="spellStart"/>
       <w:r>
         <w:rPr>
           <w:i/>
           <w:iCs/>
           <w:color w:val="2C2C2C"/>
-          <w:rPrChange w:id="146" w:author="Palacios, Piero (CIP)" w:date="2026-05-12T20:42:00Z" w16du:dateUtc="2026-05-13T01:42:00Z">
+          <w:rPrChange w:id="239" w:author="Palacios, Piero (CIP)" w:date="2026-05-12T21:01:00Z" w16du:dateUtc="2026-05-13T02:01:00Z">
             <w:rPr>
               <w:color w:val="2C2C2C"/>
             </w:rPr>
@@ -13820,18 +15242,20 @@
         </w:rPr>
         <w:t>overhead</w:t>
       </w:r>
+      <w:proofErr w:type="spellEnd"/>
       <w:r>
         <w:rPr>
           <w:color w:val="2C2C2C"/>
         </w:rPr>
         <w:t xml:space="preserve"> de gestión de procesos del </w:t>
       </w:r>
+      <w:proofErr w:type="spellStart"/>
       <w:r>
         <w:rPr>
           <w:i/>
           <w:iCs/>
           <w:color w:val="2C2C2C"/>
-          <w:rPrChange w:id="147" w:author="Palacios, Piero (CIP)" w:date="2026-05-12T20:42:00Z" w16du:dateUtc="2026-05-13T01:42:00Z">
+          <w:rPrChange w:id="240" w:author="Palacios, Piero (CIP)" w:date="2026-05-12T21:01:00Z" w16du:dateUtc="2026-05-13T02:01:00Z">
             <w:rPr>
               <w:color w:val="2C2C2C"/>
             </w:rPr>
@@ -13839,11 +15263,32 @@
         </w:rPr>
         <w:t>backend</w:t>
       </w:r>
-      <w:r>
-        <w:rPr>
-          <w:color w:val="2C2C2C"/>
-        </w:rPr>
-        <w:t xml:space="preserve"> 'loky', la</w:t>
+      <w:proofErr w:type="spellEnd"/>
+      <w:r>
+        <w:rPr>
+          <w:color w:val="2C2C2C"/>
+        </w:rPr>
+        <w:t xml:space="preserve"> '</w:t>
+      </w:r>
+      <w:proofErr w:type="spellStart"/>
+      <w:r>
+        <w:rPr>
+          <w:i/>
+          <w:color w:val="2C2C2C"/>
+          <w:rPrChange w:id="241" w:author="Palacios, Piero (CIP)" w:date="2026-05-12T21:01:00Z" w16du:dateUtc="2026-05-13T02:01:00Z">
+            <w:rPr>
+              <w:color w:val="2C2C2C"/>
+            </w:rPr>
+          </w:rPrChange>
+        </w:rPr>
+        <w:t>loky</w:t>
+      </w:r>
+      <w:proofErr w:type="spellEnd"/>
+      <w:r>
+        <w:rPr>
+          <w:color w:val="2C2C2C"/>
+        </w:rPr>
+        <w:t>', la</w:t>
       </w:r>
       <w:r>
         <w:rPr>
@@ -13856,7 +15301,25 @@
         <w:rPr>
           <w:color w:val="2C2C2C"/>
         </w:rPr>
-        <w:t>serialización de datos entre procesos, y el tamaño insuficiente del dataset para amortizar estos costos fijos.</w:t>
+        <w:t xml:space="preserve">serialización de datos entre procesos, y el tamaño insuficiente del </w:t>
+      </w:r>
+      <w:r>
+        <w:rPr>
+          <w:i/>
+          <w:color w:val="2C2C2C"/>
+          <w:rPrChange w:id="242" w:author="Palacios, Piero (CIP)" w:date="2026-05-12T21:01:00Z" w16du:dateUtc="2026-05-13T02:01:00Z">
+            <w:rPr>
+              <w:color w:val="2C2C2C"/>
+            </w:rPr>
+          </w:rPrChange>
+        </w:rPr>
+        <w:t>dataset</w:t>
+      </w:r>
+      <w:r>
+        <w:rPr>
+          <w:color w:val="2C2C2C"/>
+        </w:rPr>
+        <w:t xml:space="preserve"> para amortizar estos costos fijos.</w:t>
       </w:r>
     </w:p>
     <w:p>
@@ -13877,8 +15340,8 @@
         </w:tabs>
         <w:ind w:left="523" w:hanging="358"/>
       </w:pPr>
-      <w:bookmarkStart w:id="148" w:name="_bookmark20"/>
-      <w:bookmarkEnd w:id="148"/>
+      <w:bookmarkStart w:id="243" w:name="_bookmark20"/>
+      <w:bookmarkEnd w:id="243"/>
       <w:r>
         <w:rPr>
           <w:color w:val="205E99"/>
@@ -14051,7 +15514,7 @@
         </w:tabs>
         <w:spacing w:line="312" w:lineRule="auto"/>
         <w:ind w:right="160"/>
-        <w:pPrChange w:id="149" w:author="Palacios, Piero (CIP)" w:date="2026-05-12T20:42:00Z" w16du:dateUtc="2026-05-13T01:42:00Z">
+        <w:pPrChange w:id="244" w:author="Palacios, Piero (CIP)" w:date="2026-05-12T20:42:00Z" w16du:dateUtc="2026-05-13T01:42:00Z">
           <w:pPr>
             <w:pStyle w:val="Prrafodelista"/>
             <w:numPr>
@@ -14070,7 +15533,7 @@
       <w:r>
         <w:rPr>
           <w:color w:val="2C2C2C"/>
-          <w:rPrChange w:id="150" w:author="Palacios, Piero (CIP)" w:date="2026-05-12T20:42:00Z" w16du:dateUtc="2026-05-13T01:42:00Z">
+          <w:rPrChange w:id="245" w:author="Palacios, Piero (CIP)" w:date="2026-05-12T20:42:00Z" w16du:dateUtc="2026-05-13T01:42:00Z">
             <w:rPr/>
           </w:rPrChange>
         </w:rPr>
@@ -14080,7 +15543,7 @@
         <w:rPr>
           <w:color w:val="2C2C2C"/>
           <w:spacing w:val="-7"/>
-          <w:rPrChange w:id="151" w:author="Palacios, Piero (CIP)" w:date="2026-05-12T20:42:00Z" w16du:dateUtc="2026-05-13T01:42:00Z">
+          <w:rPrChange w:id="246" w:author="Palacios, Piero (CIP)" w:date="2026-05-12T20:42:00Z" w16du:dateUtc="2026-05-13T01:42:00Z">
             <w:rPr>
               <w:spacing w:val="-7"/>
             </w:rPr>
@@ -14091,7 +15554,7 @@
       <w:r>
         <w:rPr>
           <w:color w:val="2C2C2C"/>
-          <w:rPrChange w:id="152" w:author="Palacios, Piero (CIP)" w:date="2026-05-12T20:42:00Z" w16du:dateUtc="2026-05-13T01:42:00Z">
+          <w:rPrChange w:id="247" w:author="Palacios, Piero (CIP)" w:date="2026-05-12T20:42:00Z" w16du:dateUtc="2026-05-13T01:42:00Z">
             <w:rPr/>
           </w:rPrChange>
         </w:rPr>
@@ -14101,7 +15564,7 @@
         <w:rPr>
           <w:color w:val="2C2C2C"/>
           <w:spacing w:val="-6"/>
-          <w:rPrChange w:id="153" w:author="Palacios, Piero (CIP)" w:date="2026-05-12T20:42:00Z" w16du:dateUtc="2026-05-13T01:42:00Z">
+          <w:rPrChange w:id="248" w:author="Palacios, Piero (CIP)" w:date="2026-05-12T20:42:00Z" w16du:dateUtc="2026-05-13T01:42:00Z">
             <w:rPr>
               <w:spacing w:val="-6"/>
             </w:rPr>
@@ -14111,8 +15574,9 @@
       </w:r>
       <w:r>
         <w:rPr>
-          <w:color w:val="2C2C2C"/>
-          <w:rPrChange w:id="154" w:author="Palacios, Piero (CIP)" w:date="2026-05-12T20:42:00Z" w16du:dateUtc="2026-05-13T01:42:00Z">
+          <w:i/>
+          <w:color w:val="2C2C2C"/>
+          <w:rPrChange w:id="249" w:author="Palacios, Piero (CIP)" w:date="2026-05-12T21:01:00Z" w16du:dateUtc="2026-05-13T02:01:00Z">
             <w:rPr/>
           </w:rPrChange>
         </w:rPr>
@@ -14122,7 +15586,7 @@
         <w:rPr>
           <w:color w:val="2C2C2C"/>
           <w:spacing w:val="-9"/>
-          <w:rPrChange w:id="155" w:author="Palacios, Piero (CIP)" w:date="2026-05-12T20:42:00Z" w16du:dateUtc="2026-05-13T01:42:00Z">
+          <w:rPrChange w:id="250" w:author="Palacios, Piero (CIP)" w:date="2026-05-12T20:42:00Z" w16du:dateUtc="2026-05-13T01:42:00Z">
             <w:rPr>
               <w:spacing w:val="-9"/>
             </w:rPr>
@@ -14133,7 +15597,7 @@
       <w:r>
         <w:rPr>
           <w:color w:val="2C2C2C"/>
-          <w:rPrChange w:id="156" w:author="Palacios, Piero (CIP)" w:date="2026-05-12T20:42:00Z" w16du:dateUtc="2026-05-13T01:42:00Z">
+          <w:rPrChange w:id="251" w:author="Palacios, Piero (CIP)" w:date="2026-05-12T20:42:00Z" w16du:dateUtc="2026-05-13T01:42:00Z">
             <w:rPr/>
           </w:rPrChange>
         </w:rPr>
@@ -14143,7 +15607,7 @@
         <w:rPr>
           <w:color w:val="2C2C2C"/>
           <w:spacing w:val="-9"/>
-          <w:rPrChange w:id="157" w:author="Palacios, Piero (CIP)" w:date="2026-05-12T20:42:00Z" w16du:dateUtc="2026-05-13T01:42:00Z">
+          <w:rPrChange w:id="252" w:author="Palacios, Piero (CIP)" w:date="2026-05-12T20:42:00Z" w16du:dateUtc="2026-05-13T01:42:00Z">
             <w:rPr>
               <w:spacing w:val="-9"/>
             </w:rPr>
@@ -14154,7 +15618,7 @@
       <w:r>
         <w:rPr>
           <w:color w:val="2C2C2C"/>
-          <w:rPrChange w:id="158" w:author="Palacios, Piero (CIP)" w:date="2026-05-12T20:42:00Z" w16du:dateUtc="2026-05-13T01:42:00Z">
+          <w:rPrChange w:id="253" w:author="Palacios, Piero (CIP)" w:date="2026-05-12T20:42:00Z" w16du:dateUtc="2026-05-13T01:42:00Z">
             <w:rPr/>
           </w:rPrChange>
         </w:rPr>
@@ -14164,7 +15628,7 @@
         <w:rPr>
           <w:color w:val="2C2C2C"/>
           <w:spacing w:val="-8"/>
-          <w:rPrChange w:id="159" w:author="Palacios, Piero (CIP)" w:date="2026-05-12T20:42:00Z" w16du:dateUtc="2026-05-13T01:42:00Z">
+          <w:rPrChange w:id="254" w:author="Palacios, Piero (CIP)" w:date="2026-05-12T20:42:00Z" w16du:dateUtc="2026-05-13T01:42:00Z">
             <w:rPr>
               <w:spacing w:val="-8"/>
             </w:rPr>
@@ -14175,7 +15639,7 @@
       <w:r>
         <w:rPr>
           <w:color w:val="2C2C2C"/>
-          <w:rPrChange w:id="160" w:author="Palacios, Piero (CIP)" w:date="2026-05-12T20:42:00Z" w16du:dateUtc="2026-05-13T01:42:00Z">
+          <w:rPrChange w:id="255" w:author="Palacios, Piero (CIP)" w:date="2026-05-12T20:42:00Z" w16du:dateUtc="2026-05-13T01:42:00Z">
             <w:rPr/>
           </w:rPrChange>
         </w:rPr>
@@ -14185,7 +15649,7 @@
         <w:rPr>
           <w:color w:val="2C2C2C"/>
           <w:spacing w:val="-6"/>
-          <w:rPrChange w:id="161" w:author="Palacios, Piero (CIP)" w:date="2026-05-12T20:42:00Z" w16du:dateUtc="2026-05-13T01:42:00Z">
+          <w:rPrChange w:id="256" w:author="Palacios, Piero (CIP)" w:date="2026-05-12T20:42:00Z" w16du:dateUtc="2026-05-13T01:42:00Z">
             <w:rPr>
               <w:spacing w:val="-6"/>
             </w:rPr>
@@ -14196,7 +15660,7 @@
       <w:r>
         <w:rPr>
           <w:color w:val="2C2C2C"/>
-          <w:rPrChange w:id="162" w:author="Palacios, Piero (CIP)" w:date="2026-05-12T20:42:00Z" w16du:dateUtc="2026-05-13T01:42:00Z">
+          <w:rPrChange w:id="257" w:author="Palacios, Piero (CIP)" w:date="2026-05-12T20:42:00Z" w16du:dateUtc="2026-05-13T01:42:00Z">
             <w:rPr/>
           </w:rPrChange>
         </w:rPr>
@@ -14206,7 +15670,7 @@
         <w:rPr>
           <w:color w:val="2C2C2C"/>
           <w:spacing w:val="-9"/>
-          <w:rPrChange w:id="163" w:author="Palacios, Piero (CIP)" w:date="2026-05-12T20:42:00Z" w16du:dateUtc="2026-05-13T01:42:00Z">
+          <w:rPrChange w:id="258" w:author="Palacios, Piero (CIP)" w:date="2026-05-12T20:42:00Z" w16du:dateUtc="2026-05-13T01:42:00Z">
             <w:rPr>
               <w:spacing w:val="-9"/>
             </w:rPr>
@@ -14217,7 +15681,7 @@
       <w:r>
         <w:rPr>
           <w:color w:val="2C2C2C"/>
-          <w:rPrChange w:id="164" w:author="Palacios, Piero (CIP)" w:date="2026-05-12T20:42:00Z" w16du:dateUtc="2026-05-13T01:42:00Z">
+          <w:rPrChange w:id="259" w:author="Palacios, Piero (CIP)" w:date="2026-05-12T20:42:00Z" w16du:dateUtc="2026-05-13T01:42:00Z">
             <w:rPr/>
           </w:rPrChange>
         </w:rPr>
@@ -14227,7 +15691,7 @@
         <w:rPr>
           <w:color w:val="2C2C2C"/>
           <w:spacing w:val="-6"/>
-          <w:rPrChange w:id="165" w:author="Palacios, Piero (CIP)" w:date="2026-05-12T20:42:00Z" w16du:dateUtc="2026-05-13T01:42:00Z">
+          <w:rPrChange w:id="260" w:author="Palacios, Piero (CIP)" w:date="2026-05-12T20:42:00Z" w16du:dateUtc="2026-05-13T01:42:00Z">
             <w:rPr>
               <w:spacing w:val="-6"/>
             </w:rPr>
@@ -14238,7 +15702,7 @@
       <w:r>
         <w:rPr>
           <w:color w:val="2C2C2C"/>
-          <w:rPrChange w:id="166" w:author="Palacios, Piero (CIP)" w:date="2026-05-12T20:42:00Z" w16du:dateUtc="2026-05-13T01:42:00Z">
+          <w:rPrChange w:id="261" w:author="Palacios, Piero (CIP)" w:date="2026-05-12T20:42:00Z" w16du:dateUtc="2026-05-13T01:42:00Z">
             <w:rPr/>
           </w:rPrChange>
         </w:rPr>
@@ -14248,7 +15712,7 @@
         <w:rPr>
           <w:color w:val="2C2C2C"/>
           <w:spacing w:val="-7"/>
-          <w:rPrChange w:id="167" w:author="Palacios, Piero (CIP)" w:date="2026-05-12T20:42:00Z" w16du:dateUtc="2026-05-13T01:42:00Z">
+          <w:rPrChange w:id="262" w:author="Palacios, Piero (CIP)" w:date="2026-05-12T20:42:00Z" w16du:dateUtc="2026-05-13T01:42:00Z">
             <w:rPr>
               <w:spacing w:val="-7"/>
             </w:rPr>
@@ -14259,7 +15723,7 @@
       <w:r>
         <w:rPr>
           <w:color w:val="2C2C2C"/>
-          <w:rPrChange w:id="168" w:author="Palacios, Piero (CIP)" w:date="2026-05-12T20:42:00Z" w16du:dateUtc="2026-05-13T01:42:00Z">
+          <w:rPrChange w:id="263" w:author="Palacios, Piero (CIP)" w:date="2026-05-12T20:42:00Z" w16du:dateUtc="2026-05-13T01:42:00Z">
             <w:rPr/>
           </w:rPrChange>
         </w:rPr>
@@ -14269,7 +15733,7 @@
         <w:rPr>
           <w:color w:val="2C2C2C"/>
           <w:spacing w:val="-8"/>
-          <w:rPrChange w:id="169" w:author="Palacios, Piero (CIP)" w:date="2026-05-12T20:42:00Z" w16du:dateUtc="2026-05-13T01:42:00Z">
+          <w:rPrChange w:id="264" w:author="Palacios, Piero (CIP)" w:date="2026-05-12T20:42:00Z" w16du:dateUtc="2026-05-13T01:42:00Z">
             <w:rPr>
               <w:spacing w:val="-8"/>
             </w:rPr>
@@ -14280,7 +15744,7 @@
       <w:r>
         <w:rPr>
           <w:color w:val="2C2C2C"/>
-          <w:rPrChange w:id="170" w:author="Palacios, Piero (CIP)" w:date="2026-05-12T20:42:00Z" w16du:dateUtc="2026-05-13T01:42:00Z">
+          <w:rPrChange w:id="265" w:author="Palacios, Piero (CIP)" w:date="2026-05-12T20:42:00Z" w16du:dateUtc="2026-05-13T01:42:00Z">
             <w:rPr/>
           </w:rPrChange>
         </w:rPr>
@@ -14290,7 +15754,7 @@
         <w:rPr>
           <w:color w:val="2C2C2C"/>
           <w:spacing w:val="-7"/>
-          <w:rPrChange w:id="171" w:author="Palacios, Piero (CIP)" w:date="2026-05-12T20:42:00Z" w16du:dateUtc="2026-05-13T01:42:00Z">
+          <w:rPrChange w:id="266" w:author="Palacios, Piero (CIP)" w:date="2026-05-12T20:42:00Z" w16du:dateUtc="2026-05-13T01:42:00Z">
             <w:rPr>
               <w:spacing w:val="-7"/>
             </w:rPr>
@@ -14301,7 +15765,7 @@
       <w:r>
         <w:rPr>
           <w:color w:val="2C2C2C"/>
-          <w:rPrChange w:id="172" w:author="Palacios, Piero (CIP)" w:date="2026-05-12T20:42:00Z" w16du:dateUtc="2026-05-13T01:42:00Z">
+          <w:rPrChange w:id="267" w:author="Palacios, Piero (CIP)" w:date="2026-05-12T20:42:00Z" w16du:dateUtc="2026-05-13T01:42:00Z">
             <w:rPr/>
           </w:rPrChange>
         </w:rPr>
@@ -14311,7 +15775,7 @@
         <w:rPr>
           <w:color w:val="2C2C2C"/>
           <w:spacing w:val="-7"/>
-          <w:rPrChange w:id="173" w:author="Palacios, Piero (CIP)" w:date="2026-05-12T20:42:00Z" w16du:dateUtc="2026-05-13T01:42:00Z">
+          <w:rPrChange w:id="268" w:author="Palacios, Piero (CIP)" w:date="2026-05-12T20:42:00Z" w16du:dateUtc="2026-05-13T01:42:00Z">
             <w:rPr>
               <w:spacing w:val="-7"/>
             </w:rPr>
@@ -14322,7 +15786,7 @@
       <w:r>
         <w:rPr>
           <w:color w:val="2C2C2C"/>
-          <w:rPrChange w:id="174" w:author="Palacios, Piero (CIP)" w:date="2026-05-12T20:42:00Z" w16du:dateUtc="2026-05-13T01:42:00Z">
+          <w:rPrChange w:id="269" w:author="Palacios, Piero (CIP)" w:date="2026-05-12T20:42:00Z" w16du:dateUtc="2026-05-13T01:42:00Z">
             <w:rPr/>
           </w:rPrChange>
         </w:rPr>
@@ -14332,7 +15796,7 @@
         <w:rPr>
           <w:color w:val="2C2C2C"/>
           <w:spacing w:val="-7"/>
-          <w:rPrChange w:id="175" w:author="Palacios, Piero (CIP)" w:date="2026-05-12T20:42:00Z" w16du:dateUtc="2026-05-13T01:42:00Z">
+          <w:rPrChange w:id="270" w:author="Palacios, Piero (CIP)" w:date="2026-05-12T20:42:00Z" w16du:dateUtc="2026-05-13T01:42:00Z">
             <w:rPr>
               <w:spacing w:val="-7"/>
             </w:rPr>
@@ -14343,11 +15807,31 @@
       <w:r>
         <w:rPr>
           <w:color w:val="2C2C2C"/>
-          <w:rPrChange w:id="176" w:author="Palacios, Piero (CIP)" w:date="2026-05-12T20:42:00Z" w16du:dateUtc="2026-05-13T01:42:00Z">
+          <w:rPrChange w:id="271" w:author="Palacios, Piero (CIP)" w:date="2026-05-12T20:42:00Z" w16du:dateUtc="2026-05-13T01:42:00Z">
             <w:rPr/>
           </w:rPrChange>
         </w:rPr>
-        <w:t>el cual crece linealmente con el número de muestras y atributos, confirmando la complejidad teórica O(n · d).</w:t>
+        <w:t xml:space="preserve">el cual crece linealmente con el número de muestras y atributos, confirmando la complejidad teórica </w:t>
+      </w:r>
+      <w:proofErr w:type="gramStart"/>
+      <w:r>
+        <w:rPr>
+          <w:color w:val="2C2C2C"/>
+          <w:rPrChange w:id="272" w:author="Palacios, Piero (CIP)" w:date="2026-05-12T20:42:00Z" w16du:dateUtc="2026-05-13T01:42:00Z">
+            <w:rPr/>
+          </w:rPrChange>
+        </w:rPr>
+        <w:t>O(</w:t>
+      </w:r>
+      <w:proofErr w:type="gramEnd"/>
+      <w:r>
+        <w:rPr>
+          <w:color w:val="2C2C2C"/>
+          <w:rPrChange w:id="273" w:author="Palacios, Piero (CIP)" w:date="2026-05-12T20:42:00Z" w16du:dateUtc="2026-05-13T01:42:00Z">
+            <w:rPr/>
+          </w:rPrChange>
+        </w:rPr>
+        <w:t>n · d).</w:t>
       </w:r>
     </w:p>
     <w:p>
@@ -14499,7 +15983,43 @@
         <w:rPr>
           <w:color w:val="2C2C2C"/>
         </w:rPr>
-        <w:t>y atributos, lo que hace que KNN sea computacionalmente costoso para datasets grandes.</w:t>
+        <w:t xml:space="preserve">y atributos, lo que hace que </w:t>
+      </w:r>
+      <w:r>
+        <w:rPr>
+          <w:i/>
+          <w:color w:val="2C2C2C"/>
+          <w:rPrChange w:id="274" w:author="Palacios, Piero (CIP)" w:date="2026-05-12T21:01:00Z" w16du:dateUtc="2026-05-13T02:01:00Z">
+            <w:rPr>
+              <w:color w:val="2C2C2C"/>
+            </w:rPr>
+          </w:rPrChange>
+        </w:rPr>
+        <w:t>KNN</w:t>
+      </w:r>
+      <w:r>
+        <w:rPr>
+          <w:color w:val="2C2C2C"/>
+        </w:rPr>
+        <w:t xml:space="preserve"> sea computacionalmente costoso para </w:t>
+      </w:r>
+      <w:r>
+        <w:rPr>
+          <w:i/>
+          <w:color w:val="2C2C2C"/>
+          <w:rPrChange w:id="275" w:author="Palacios, Piero (CIP)" w:date="2026-05-12T21:01:00Z" w16du:dateUtc="2026-05-13T02:01:00Z">
+            <w:rPr>
+              <w:color w:val="2C2C2C"/>
+            </w:rPr>
+          </w:rPrChange>
+        </w:rPr>
+        <w:t>dataset</w:t>
+      </w:r>
+      <w:r>
+        <w:rPr>
+          <w:color w:val="2C2C2C"/>
+        </w:rPr>
+        <w:t>s grandes.</w:t>
       </w:r>
     </w:p>
     <w:p>
@@ -14536,12 +16056,13 @@
         <w:lastRenderedPageBreak/>
         <w:t xml:space="preserve">El uso de múltiples procesos no garantizó mejoras significativas en el rendimiento debido al </w:t>
       </w:r>
+      <w:proofErr w:type="spellStart"/>
       <w:r>
         <w:rPr>
           <w:i/>
           <w:iCs/>
           <w:color w:val="2C2C2C"/>
-          <w:rPrChange w:id="177" w:author="Palacios, Piero (CIP)" w:date="2026-05-12T20:42:00Z" w16du:dateUtc="2026-05-13T01:42:00Z">
+          <w:rPrChange w:id="276" w:author="Palacios, Piero (CIP)" w:date="2026-05-12T21:01:00Z" w16du:dateUtc="2026-05-13T02:01:00Z">
             <w:rPr>
               <w:color w:val="2C2C2C"/>
             </w:rPr>
@@ -14549,13 +16070,14 @@
         </w:rPr>
         <w:t>overhead</w:t>
       </w:r>
+      <w:proofErr w:type="spellEnd"/>
       <w:r>
         <w:rPr>
           <w:color w:val="2C2C2C"/>
         </w:rPr>
         <w:t xml:space="preserve"> de paralelización, el cual dominó el tiempo total de ejecución en la mayoría de </w:t>
       </w:r>
-      <w:del w:id="178" w:author="Palacios, Piero (CIP)" w:date="2026-05-12T20:42:00Z" w16du:dateUtc="2026-05-13T01:42:00Z">
+      <w:del w:id="277" w:author="Palacios, Piero (CIP)" w:date="2026-05-12T20:42:00Z" w16du:dateUtc="2026-05-13T01:42:00Z">
         <w:r>
           <w:rPr>
             <w:color w:val="2C2C2C"/>
@@ -14563,7 +16085,7 @@
           <w:delText>configuraciones</w:delText>
         </w:r>
       </w:del>
-      <w:ins w:id="179" w:author="Palacios, Piero (CIP)" w:date="2026-05-12T20:42:00Z" w16du:dateUtc="2026-05-13T01:42:00Z">
+      <w:ins w:id="278" w:author="Palacios, Piero (CIP)" w:date="2026-05-12T20:42:00Z" w16du:dateUtc="2026-05-13T01:42:00Z">
         <w:r>
           <w:rPr>
             <w:color w:val="2C2C2C"/>
@@ -14597,47 +16119,95 @@
         <w:rPr>
           <w:color w:val="2C2C2C"/>
         </w:rPr>
-        <w:t xml:space="preserve">En datasets pequeños como el </w:t>
+        <w:t xml:space="preserve">En </w:t>
+      </w:r>
+      <w:r>
+        <w:rPr>
+          <w:i/>
+          <w:color w:val="2C2C2C"/>
+          <w:rPrChange w:id="279" w:author="Palacios, Piero (CIP)" w:date="2026-05-12T21:01:00Z" w16du:dateUtc="2026-05-13T02:01:00Z">
+            <w:rPr>
+              <w:color w:val="2C2C2C"/>
+            </w:rPr>
+          </w:rPrChange>
+        </w:rPr>
+        <w:t>dataset</w:t>
+      </w:r>
+      <w:r>
+        <w:rPr>
+          <w:color w:val="2C2C2C"/>
+        </w:rPr>
+        <w:t xml:space="preserve">s pequeños como el </w:t>
       </w:r>
       <w:r>
         <w:rPr>
           <w:i/>
           <w:iCs/>
           <w:color w:val="2C2C2C"/>
-          <w:rPrChange w:id="180" w:author="Palacios, Piero (CIP)" w:date="2026-05-12T20:43:00Z" w16du:dateUtc="2026-05-13T01:43:00Z">
+          <w:rPrChange w:id="280" w:author="Palacios, Piero (CIP)" w:date="2026-05-12T21:01:00Z" w16du:dateUtc="2026-05-13T02:01:00Z">
             <w:rPr>
               <w:color w:val="2C2C2C"/>
             </w:rPr>
           </w:rPrChange>
         </w:rPr>
-        <w:t>Heart Disease Dataset</w:t>
-      </w:r>
-      <w:r>
-        <w:rPr>
-          <w:color w:val="2C2C2C"/>
-        </w:rPr>
-        <w:t xml:space="preserve"> (303 registros), el </w:t>
-      </w:r>
+        <w:t xml:space="preserve">Heart </w:t>
+      </w:r>
+      <w:proofErr w:type="spellStart"/>
       <w:r>
         <w:rPr>
           <w:i/>
           <w:iCs/>
           <w:color w:val="2C2C2C"/>
-          <w:rPrChange w:id="181" w:author="Palacios, Piero (CIP)" w:date="2026-05-12T20:43:00Z" w16du:dateUtc="2026-05-13T01:43:00Z">
+          <w:rPrChange w:id="281" w:author="Palacios, Piero (CIP)" w:date="2026-05-12T21:01:00Z" w16du:dateUtc="2026-05-13T02:01:00Z">
             <w:rPr>
               <w:color w:val="2C2C2C"/>
             </w:rPr>
           </w:rPrChange>
         </w:rPr>
+        <w:t>Disease</w:t>
+      </w:r>
+      <w:proofErr w:type="spellEnd"/>
+      <w:r>
+        <w:rPr>
+          <w:i/>
+          <w:iCs/>
+          <w:color w:val="2C2C2C"/>
+          <w:rPrChange w:id="282" w:author="Palacios, Piero (CIP)" w:date="2026-05-12T21:01:00Z" w16du:dateUtc="2026-05-13T02:01:00Z">
+            <w:rPr>
+              <w:color w:val="2C2C2C"/>
+            </w:rPr>
+          </w:rPrChange>
+        </w:rPr>
+        <w:t xml:space="preserve"> Dataset</w:t>
+      </w:r>
+      <w:r>
+        <w:rPr>
+          <w:color w:val="2C2C2C"/>
+        </w:rPr>
+        <w:t xml:space="preserve"> (303 registros), el </w:t>
+      </w:r>
+      <w:proofErr w:type="spellStart"/>
+      <w:r>
+        <w:rPr>
+          <w:i/>
+          <w:iCs/>
+          <w:color w:val="2C2C2C"/>
+          <w:rPrChange w:id="283" w:author="Palacios, Piero (CIP)" w:date="2026-05-12T21:01:00Z" w16du:dateUtc="2026-05-13T02:01:00Z">
+            <w:rPr>
+              <w:color w:val="2C2C2C"/>
+            </w:rPr>
+          </w:rPrChange>
+        </w:rPr>
         <w:t>overhead</w:t>
       </w:r>
+      <w:proofErr w:type="spellEnd"/>
       <w:r>
         <w:rPr>
           <w:color w:val="2C2C2C"/>
         </w:rPr>
         <w:t xml:space="preserve"> de paralelismo puede representar más del 9</w:t>
       </w:r>
-      <w:ins w:id="182" w:author="Palacios, Piero (CIP)" w:date="2026-05-12T20:43:00Z" w16du:dateUtc="2026-05-13T01:43:00Z">
+      <w:ins w:id="284" w:author="Palacios, Piero (CIP)" w:date="2026-05-12T20:43:00Z" w16du:dateUtc="2026-05-13T01:43:00Z">
         <w:r>
           <w:rPr>
             <w:color w:val="2C2C2C"/>
@@ -14645,7 +16215,7 @@
           <w:t>8</w:t>
         </w:r>
       </w:ins>
-      <w:del w:id="183" w:author="Palacios, Piero (CIP)" w:date="2026-05-12T20:43:00Z" w16du:dateUtc="2026-05-13T01:43:00Z">
+      <w:del w:id="285" w:author="Palacios, Piero (CIP)" w:date="2026-05-12T20:43:00Z" w16du:dateUtc="2026-05-13T01:43:00Z">
         <w:r>
           <w:rPr>
             <w:color w:val="2C2C2C"/>
@@ -14866,7 +16436,43 @@
         <w:rPr>
           <w:color w:val="2C2C2C"/>
         </w:rPr>
-        <w:t>Para obtener beneficios significativos del paralelismo en KNN, sería necesario trabajar con datasets</w:t>
+        <w:t xml:space="preserve">Para obtener beneficios significativos del paralelismo en </w:t>
+      </w:r>
+      <w:r>
+        <w:rPr>
+          <w:i/>
+          <w:color w:val="2C2C2C"/>
+          <w:rPrChange w:id="286" w:author="Palacios, Piero (CIP)" w:date="2026-05-12T21:01:00Z" w16du:dateUtc="2026-05-13T02:01:00Z">
+            <w:rPr>
+              <w:color w:val="2C2C2C"/>
+            </w:rPr>
+          </w:rPrChange>
+        </w:rPr>
+        <w:t>KNN</w:t>
+      </w:r>
+      <w:r>
+        <w:rPr>
+          <w:color w:val="2C2C2C"/>
+        </w:rPr>
+        <w:t xml:space="preserve">, sería necesario trabajar con </w:t>
+      </w:r>
+      <w:r>
+        <w:rPr>
+          <w:i/>
+          <w:color w:val="2C2C2C"/>
+          <w:rPrChange w:id="287" w:author="Palacios, Piero (CIP)" w:date="2026-05-12T21:01:00Z" w16du:dateUtc="2026-05-13T02:01:00Z">
+            <w:rPr>
+              <w:color w:val="2C2C2C"/>
+            </w:rPr>
+          </w:rPrChange>
+        </w:rPr>
+        <w:t>dataset</w:t>
+      </w:r>
+      <w:r>
+        <w:rPr>
+          <w:color w:val="2C2C2C"/>
+        </w:rPr>
+        <w:t>s</w:t>
       </w:r>
       <w:r>
         <w:rPr>
@@ -14992,6 +16598,7 @@
         </w:rPr>
         <w:t xml:space="preserve"> </w:t>
       </w:r>
+      <w:proofErr w:type="gramStart"/>
       <w:r>
         <w:rPr>
           <w:color w:val="2C2C2C"/>
@@ -15010,7 +16617,7 @@
           <w:i/>
           <w:iCs/>
           <w:color w:val="2C2C2C"/>
-          <w:rPrChange w:id="184" w:author="Palacios, Piero (CIP)" w:date="2026-05-12T20:43:00Z" w16du:dateUtc="2026-05-13T01:43:00Z">
+          <w:rPrChange w:id="288" w:author="Palacios, Piero (CIP)" w:date="2026-05-12T20:43:00Z" w16du:dateUtc="2026-05-13T01:43:00Z">
             <w:rPr>
               <w:color w:val="2C2C2C"/>
             </w:rPr>
@@ -15018,6 +16625,7 @@
         </w:rPr>
         <w:t>ratio</w:t>
       </w:r>
+      <w:proofErr w:type="gramEnd"/>
       <w:r>
         <w:rPr>
           <w:color w:val="2C2C2C"/>
@@ -15057,12 +16665,13 @@
         </w:rPr>
         <w:t xml:space="preserve">útil versus </w:t>
       </w:r>
+      <w:proofErr w:type="spellStart"/>
       <w:r>
         <w:rPr>
           <w:i/>
           <w:iCs/>
           <w:color w:val="2C2C2C"/>
-          <w:rPrChange w:id="185" w:author="Palacios, Piero (CIP)" w:date="2026-05-12T20:43:00Z" w16du:dateUtc="2026-05-13T01:43:00Z">
+          <w:rPrChange w:id="289" w:author="Palacios, Piero (CIP)" w:date="2026-05-12T21:01:00Z" w16du:dateUtc="2026-05-13T02:01:00Z">
             <w:rPr>
               <w:color w:val="2C2C2C"/>
             </w:rPr>
@@ -15070,6 +16679,7 @@
         </w:rPr>
         <w:t>overhead</w:t>
       </w:r>
+      <w:proofErr w:type="spellEnd"/>
       <w:r>
         <w:rPr>
           <w:color w:val="2C2C2C"/>
@@ -15095,8 +16705,8 @@
         </w:tabs>
         <w:ind w:left="523" w:hanging="358"/>
       </w:pPr>
-      <w:bookmarkStart w:id="186" w:name="_bookmark21"/>
-      <w:bookmarkEnd w:id="186"/>
+      <w:bookmarkStart w:id="290" w:name="_bookmark21"/>
+      <w:bookmarkEnd w:id="290"/>
       <w:r>
         <w:rPr>
           <w:color w:val="205E99"/>
@@ -15311,10 +16921,24 @@
       </w:r>
       <w:r>
         <w:rPr>
+          <w:i/>
           <w:color w:val="2C2C2C"/>
           <w:spacing w:val="-2"/>
-        </w:rPr>
-        <w:t>datasets</w:t>
+          <w:rPrChange w:id="291" w:author="Palacios, Piero (CIP)" w:date="2026-05-12T21:01:00Z" w16du:dateUtc="2026-05-13T02:01:00Z">
+            <w:rPr>
+              <w:color w:val="2C2C2C"/>
+              <w:spacing w:val="-2"/>
+            </w:rPr>
+          </w:rPrChange>
+        </w:rPr>
+        <w:t>dataset</w:t>
+      </w:r>
+      <w:r>
+        <w:rPr>
+          <w:color w:val="2C2C2C"/>
+          <w:spacing w:val="-2"/>
+        </w:rPr>
+        <w:t>s</w:t>
       </w:r>
       <w:r>
         <w:rPr>
@@ -15460,14 +17084,33 @@
         <w:rPr>
           <w:color w:val="2C2C2C"/>
         </w:rPr>
-        <w:t xml:space="preserve">adecuadamente los beneficios de la paralelización en KNN y amortizar el </w:t>
-      </w:r>
+        <w:t xml:space="preserve">adecuadamente los beneficios de la paralelización en </w:t>
+      </w:r>
+      <w:r>
+        <w:rPr>
+          <w:i/>
+          <w:color w:val="2C2C2C"/>
+          <w:rPrChange w:id="292" w:author="Palacios, Piero (CIP)" w:date="2026-05-12T21:01:00Z" w16du:dateUtc="2026-05-13T02:01:00Z">
+            <w:rPr>
+              <w:color w:val="2C2C2C"/>
+            </w:rPr>
+          </w:rPrChange>
+        </w:rPr>
+        <w:t>KNN</w:t>
+      </w:r>
+      <w:r>
+        <w:rPr>
+          <w:color w:val="2C2C2C"/>
+        </w:rPr>
+        <w:t xml:space="preserve"> y amortizar el </w:t>
+      </w:r>
+      <w:proofErr w:type="spellStart"/>
       <w:r>
         <w:rPr>
           <w:i/>
           <w:iCs/>
           <w:color w:val="2C2C2C"/>
-          <w:rPrChange w:id="187" w:author="Palacios, Piero (CIP)" w:date="2026-05-12T20:43:00Z" w16du:dateUtc="2026-05-13T01:43:00Z">
+          <w:rPrChange w:id="293" w:author="Palacios, Piero (CIP)" w:date="2026-05-12T21:01:00Z" w16du:dateUtc="2026-05-13T02:01:00Z">
             <w:rPr>
               <w:color w:val="2C2C2C"/>
             </w:rPr>
@@ -15475,6 +17118,7 @@
         </w:rPr>
         <w:t>overhead</w:t>
       </w:r>
+      <w:proofErr w:type="spellEnd"/>
       <w:r>
         <w:rPr>
           <w:color w:val="2C2C2C"/>
@@ -15507,7 +17151,39 @@
         <w:rPr>
           <w:color w:val="2C2C2C"/>
         </w:rPr>
-        <w:t xml:space="preserve">Implementar técnicas de reducción de dimensionalidad (PCA, selección de características) para disminuir el factor d en la complejidad O(n · d), reduciendo así el costo computacional </w:t>
+        <w:t>Implementar técnicas de reducción de dimensionalidad (</w:t>
+      </w:r>
+      <w:r>
+        <w:rPr>
+          <w:i/>
+          <w:color w:val="2C2C2C"/>
+          <w:rPrChange w:id="294" w:author="Palacios, Piero (CIP)" w:date="2026-05-12T21:01:00Z" w16du:dateUtc="2026-05-13T02:01:00Z">
+            <w:rPr>
+              <w:color w:val="2C2C2C"/>
+            </w:rPr>
+          </w:rPrChange>
+        </w:rPr>
+        <w:t>PCA</w:t>
+      </w:r>
+      <w:r>
+        <w:rPr>
+          <w:color w:val="2C2C2C"/>
+        </w:rPr>
+        <w:t xml:space="preserve">, selección de características) para disminuir el factor d en la complejidad </w:t>
+      </w:r>
+      <w:proofErr w:type="gramStart"/>
+      <w:r>
+        <w:rPr>
+          <w:color w:val="2C2C2C"/>
+        </w:rPr>
+        <w:t>O(</w:t>
+      </w:r>
+      <w:proofErr w:type="gramEnd"/>
+      <w:r>
+        <w:rPr>
+          <w:color w:val="2C2C2C"/>
+        </w:rPr>
+        <w:t xml:space="preserve">n · d), reduciendo así el costo computacional </w:t>
       </w:r>
       <w:r>
         <w:rPr>
@@ -15516,7 +17192,7 @@
         </w:rPr>
         <w:t>total</w:t>
       </w:r>
-      <w:ins w:id="188" w:author="Palacios, Piero (CIP)" w:date="2026-05-12T20:44:00Z" w16du:dateUtc="2026-05-13T01:44:00Z">
+      <w:ins w:id="295" w:author="Palacios, Piero (CIP)" w:date="2026-05-12T20:44:00Z" w16du:dateUtc="2026-05-13T01:44:00Z">
         <w:r>
           <w:rPr>
             <w:color w:val="2C2C2C"/>
@@ -15692,10 +17368,30 @@
       </w:r>
       <w:r>
         <w:rPr>
-          <w:color w:val="2C2C2C"/>
-        </w:rPr>
-        <w:t>KD-Tree</w:t>
-      </w:r>
+          <w:i/>
+          <w:color w:val="2C2C2C"/>
+          <w:rPrChange w:id="296" w:author="Palacios, Piero (CIP)" w:date="2026-05-12T21:01:00Z" w16du:dateUtc="2026-05-13T02:01:00Z">
+            <w:rPr>
+              <w:color w:val="2C2C2C"/>
+            </w:rPr>
+          </w:rPrChange>
+        </w:rPr>
+        <w:t>KD-</w:t>
+      </w:r>
+      <w:proofErr w:type="spellStart"/>
+      <w:r>
+        <w:rPr>
+          <w:i/>
+          <w:color w:val="2C2C2C"/>
+          <w:rPrChange w:id="297" w:author="Palacios, Piero (CIP)" w:date="2026-05-12T21:01:00Z" w16du:dateUtc="2026-05-13T02:01:00Z">
+            <w:rPr>
+              <w:color w:val="2C2C2C"/>
+            </w:rPr>
+          </w:rPrChange>
+        </w:rPr>
+        <w:t>Tree</w:t>
+      </w:r>
+      <w:proofErr w:type="spellEnd"/>
       <w:r>
         <w:rPr>
           <w:color w:val="2C2C2C"/>
@@ -15707,14 +17403,94 @@
         <w:rPr>
           <w:color w:val="2C2C2C"/>
         </w:rPr>
-        <w:t xml:space="preserve">o Ball-Tree, las cuales pueden reducir la complejidad de predicción a O(d · log n) en casos </w:t>
+        <w:t xml:space="preserve">o </w:t>
+      </w:r>
+      <w:r>
+        <w:rPr>
+          <w:i/>
+          <w:color w:val="2C2C2C"/>
+          <w:rPrChange w:id="298" w:author="Palacios, Piero (CIP)" w:date="2026-05-12T21:01:00Z" w16du:dateUtc="2026-05-13T02:01:00Z">
+            <w:rPr>
+              <w:color w:val="2C2C2C"/>
+            </w:rPr>
+          </w:rPrChange>
+        </w:rPr>
+        <w:t>Ball-</w:t>
+      </w:r>
+      <w:proofErr w:type="spellStart"/>
+      <w:r>
+        <w:rPr>
+          <w:i/>
+          <w:color w:val="2C2C2C"/>
+          <w:rPrChange w:id="299" w:author="Palacios, Piero (CIP)" w:date="2026-05-12T21:01:00Z" w16du:dateUtc="2026-05-13T02:01:00Z">
+            <w:rPr>
+              <w:color w:val="2C2C2C"/>
+            </w:rPr>
+          </w:rPrChange>
+        </w:rPr>
+        <w:t>Tree</w:t>
+      </w:r>
+      <w:proofErr w:type="spellEnd"/>
+      <w:r>
+        <w:rPr>
+          <w:color w:val="2C2C2C"/>
+        </w:rPr>
+        <w:t xml:space="preserve">, las cuales pueden reducir la complejidad de predicción a </w:t>
+      </w:r>
+      <w:proofErr w:type="gramStart"/>
+      <w:r>
+        <w:rPr>
+          <w:color w:val="2C2C2C"/>
+        </w:rPr>
+        <w:t>O(</w:t>
+      </w:r>
+      <w:proofErr w:type="gramEnd"/>
+      <w:r>
+        <w:rPr>
+          <w:color w:val="2C2C2C"/>
+        </w:rPr>
+        <w:t xml:space="preserve">d · </w:t>
+      </w:r>
+      <w:r>
+        <w:rPr>
+          <w:i/>
+          <w:color w:val="2C2C2C"/>
+          <w:rPrChange w:id="300" w:author="Palacios, Piero (CIP)" w:date="2026-05-12T21:01:00Z" w16du:dateUtc="2026-05-13T02:01:00Z">
+            <w:rPr>
+              <w:color w:val="2C2C2C"/>
+            </w:rPr>
+          </w:rPrChange>
+        </w:rPr>
+        <w:t>log</w:t>
+      </w:r>
+      <w:r>
+        <w:rPr>
+          <w:color w:val="2C2C2C"/>
+        </w:rPr>
+        <w:t xml:space="preserve"> n) en casos </w:t>
       </w:r>
       <w:r>
         <w:rPr>
           <w:color w:val="2C2C2C"/>
           <w:spacing w:val="-2"/>
         </w:rPr>
-        <w:t>favorables.</w:t>
+        <w:t>favorables</w:t>
+      </w:r>
+      <w:ins w:id="301" w:author="Palacios, Piero (CIP)" w:date="2026-05-12T20:56:00Z" w16du:dateUtc="2026-05-13T01:56:00Z">
+        <w:r>
+          <w:rPr>
+            <w:color w:val="2C2C2C"/>
+            <w:spacing w:val="-2"/>
+          </w:rPr>
+          <w:t xml:space="preserve"> (Bentley, 1975)</w:t>
+        </w:r>
+      </w:ins>
+      <w:r>
+        <w:rPr>
+          <w:color w:val="2C2C2C"/>
+          <w:spacing w:val="-2"/>
+        </w:rPr>
+        <w:t>.</w:t>
       </w:r>
     </w:p>
     <w:p>
@@ -15735,7 +17511,25 @@
         <w:rPr>
           <w:color w:val="2C2C2C"/>
         </w:rPr>
-        <w:t>Comparar el rendimiento de KNN con algoritmos alternativos más eficientes computacionalmente</w:t>
+        <w:t xml:space="preserve">Comparar el rendimiento de </w:t>
+      </w:r>
+      <w:r>
+        <w:rPr>
+          <w:i/>
+          <w:color w:val="2C2C2C"/>
+          <w:rPrChange w:id="302" w:author="Palacios, Piero (CIP)" w:date="2026-05-12T21:01:00Z" w16du:dateUtc="2026-05-13T02:01:00Z">
+            <w:rPr>
+              <w:color w:val="2C2C2C"/>
+            </w:rPr>
+          </w:rPrChange>
+        </w:rPr>
+        <w:t>KNN</w:t>
+      </w:r>
+      <w:r>
+        <w:rPr>
+          <w:color w:val="2C2C2C"/>
+        </w:rPr>
+        <w:t xml:space="preserve"> con algoritmos alternativos más eficientes computacionalmente</w:t>
       </w:r>
       <w:r>
         <w:rPr>
@@ -15757,12 +17551,13 @@
         </w:rPr>
         <w:t xml:space="preserve"> </w:t>
       </w:r>
+      <w:proofErr w:type="spellStart"/>
       <w:r>
         <w:rPr>
           <w:i/>
           <w:iCs/>
           <w:color w:val="2C2C2C"/>
-          <w:rPrChange w:id="189" w:author="Palacios, Piero (CIP)" w:date="2026-05-12T20:44:00Z" w16du:dateUtc="2026-05-13T01:44:00Z">
+          <w:rPrChange w:id="303" w:author="Palacios, Piero (CIP)" w:date="2026-05-12T21:01:00Z" w16du:dateUtc="2026-05-13T02:01:00Z">
             <w:rPr>
               <w:color w:val="2C2C2C"/>
             </w:rPr>
@@ -15770,13 +17565,14 @@
         </w:rPr>
         <w:t>Random</w:t>
       </w:r>
+      <w:proofErr w:type="spellEnd"/>
       <w:r>
         <w:rPr>
           <w:i/>
           <w:iCs/>
           <w:color w:val="2C2C2C"/>
           <w:spacing w:val="-12"/>
-          <w:rPrChange w:id="190" w:author="Palacios, Piero (CIP)" w:date="2026-05-12T20:44:00Z" w16du:dateUtc="2026-05-13T01:44:00Z">
+          <w:rPrChange w:id="304" w:author="Palacios, Piero (CIP)" w:date="2026-05-12T21:01:00Z" w16du:dateUtc="2026-05-13T02:01:00Z">
             <w:rPr>
               <w:color w:val="2C2C2C"/>
               <w:spacing w:val="-12"/>
@@ -15790,7 +17586,7 @@
           <w:i/>
           <w:iCs/>
           <w:color w:val="2C2C2C"/>
-          <w:rPrChange w:id="191" w:author="Palacios, Piero (CIP)" w:date="2026-05-12T20:44:00Z" w16du:dateUtc="2026-05-13T01:44:00Z">
+          <w:rPrChange w:id="305" w:author="Palacios, Piero (CIP)" w:date="2026-05-12T21:01:00Z" w16du:dateUtc="2026-05-13T02:01:00Z">
             <w:rPr>
               <w:color w:val="2C2C2C"/>
             </w:rPr>
@@ -15818,12 +17614,13 @@
         </w:rPr>
         <w:t xml:space="preserve"> </w:t>
       </w:r>
+      <w:proofErr w:type="spellStart"/>
       <w:r>
         <w:rPr>
           <w:i/>
           <w:iCs/>
           <w:color w:val="2C2C2C"/>
-          <w:rPrChange w:id="192" w:author="Palacios, Piero (CIP)" w:date="2026-05-12T20:44:00Z" w16du:dateUtc="2026-05-13T01:44:00Z">
+          <w:rPrChange w:id="306" w:author="Palacios, Piero (CIP)" w:date="2026-05-12T21:01:00Z" w16du:dateUtc="2026-05-13T02:01:00Z">
             <w:rPr>
               <w:color w:val="2C2C2C"/>
             </w:rPr>
@@ -15831,13 +17628,14 @@
         </w:rPr>
         <w:t>Gradient</w:t>
       </w:r>
+      <w:proofErr w:type="spellEnd"/>
       <w:r>
         <w:rPr>
           <w:i/>
           <w:iCs/>
           <w:color w:val="2C2C2C"/>
           <w:spacing w:val="-13"/>
-          <w:rPrChange w:id="193" w:author="Palacios, Piero (CIP)" w:date="2026-05-12T20:44:00Z" w16du:dateUtc="2026-05-13T01:44:00Z">
+          <w:rPrChange w:id="307" w:author="Palacios, Piero (CIP)" w:date="2026-05-12T21:01:00Z" w16du:dateUtc="2026-05-13T02:01:00Z">
             <w:rPr>
               <w:color w:val="2C2C2C"/>
               <w:spacing w:val="-13"/>
@@ -15846,12 +17644,13 @@
         </w:rPr>
         <w:t xml:space="preserve"> </w:t>
       </w:r>
+      <w:proofErr w:type="spellStart"/>
       <w:r>
         <w:rPr>
           <w:i/>
           <w:iCs/>
           <w:color w:val="2C2C2C"/>
-          <w:rPrChange w:id="194" w:author="Palacios, Piero (CIP)" w:date="2026-05-12T20:44:00Z" w16du:dateUtc="2026-05-13T01:44:00Z">
+          <w:rPrChange w:id="308" w:author="Palacios, Piero (CIP)" w:date="2026-05-12T21:01:00Z" w16du:dateUtc="2026-05-13T02:01:00Z">
             <w:rPr>
               <w:color w:val="2C2C2C"/>
             </w:rPr>
@@ -15859,6 +17658,7 @@
         </w:rPr>
         <w:t>Boosting</w:t>
       </w:r>
+      <w:proofErr w:type="spellEnd"/>
       <w:r>
         <w:rPr>
           <w:color w:val="2C2C2C"/>
@@ -15900,9 +17700,21 @@
       </w:r>
       <w:r>
         <w:rPr>
-          <w:color w:val="2C2C2C"/>
-        </w:rPr>
-        <w:t>datasets de gran tamaño.</w:t>
+          <w:i/>
+          <w:color w:val="2C2C2C"/>
+          <w:rPrChange w:id="309" w:author="Palacios, Piero (CIP)" w:date="2026-05-12T21:01:00Z" w16du:dateUtc="2026-05-13T02:01:00Z">
+            <w:rPr>
+              <w:color w:val="2C2C2C"/>
+            </w:rPr>
+          </w:rPrChange>
+        </w:rPr>
+        <w:t>dataset</w:t>
+      </w:r>
+      <w:r>
+        <w:rPr>
+          <w:color w:val="2C2C2C"/>
+        </w:rPr>
+        <w:t>s de gran tamaño.</w:t>
       </w:r>
     </w:p>
     <w:p>
@@ -15925,76 +17737,97 @@
         </w:rPr>
         <w:t xml:space="preserve">Explorar otros </w:t>
       </w:r>
+      <w:proofErr w:type="spellStart"/>
       <w:r>
         <w:rPr>
           <w:i/>
           <w:iCs/>
           <w:color w:val="2C2C2C"/>
-          <w:rPrChange w:id="195" w:author="Palacios, Piero (CIP)" w:date="2026-05-12T20:45:00Z" w16du:dateUtc="2026-05-13T01:45:00Z">
+          <w:rPrChange w:id="310" w:author="Palacios, Piero (CIP)" w:date="2026-05-12T21:01:00Z" w16du:dateUtc="2026-05-13T02:01:00Z">
             <w:rPr>
               <w:color w:val="2C2C2C"/>
             </w:rPr>
           </w:rPrChange>
         </w:rPr>
-        <w:t>backends</w:t>
-      </w:r>
-      <w:r>
-        <w:rPr>
-          <w:color w:val="2C2C2C"/>
-        </w:rPr>
-        <w:t xml:space="preserve"> de paralelización (</w:t>
+        <w:t>backend</w:t>
       </w:r>
       <w:r>
         <w:rPr>
           <w:i/>
           <w:iCs/>
           <w:color w:val="2C2C2C"/>
-          <w:rPrChange w:id="196" w:author="Palacios, Piero (CIP)" w:date="2026-05-12T20:45:00Z" w16du:dateUtc="2026-05-13T01:45:00Z">
+          <w:rPrChange w:id="311" w:author="Palacios, Piero (CIP)" w:date="2026-05-12T20:45:00Z" w16du:dateUtc="2026-05-13T01:45:00Z">
             <w:rPr>
               <w:color w:val="2C2C2C"/>
             </w:rPr>
           </w:rPrChange>
         </w:rPr>
-        <w:t>threading</w:t>
-      </w:r>
-      <w:r>
-        <w:rPr>
-          <w:color w:val="2C2C2C"/>
-        </w:rPr>
-        <w:t xml:space="preserve">, </w:t>
-      </w:r>
+        <w:t>s</w:t>
+      </w:r>
+      <w:proofErr w:type="spellEnd"/>
+      <w:r>
+        <w:rPr>
+          <w:color w:val="2C2C2C"/>
+        </w:rPr>
+        <w:t xml:space="preserve"> de paralelización (</w:t>
+      </w:r>
+      <w:proofErr w:type="spellStart"/>
       <w:r>
         <w:rPr>
           <w:i/>
           <w:iCs/>
           <w:color w:val="2C2C2C"/>
-          <w:rPrChange w:id="197" w:author="Palacios, Piero (CIP)" w:date="2026-05-12T20:45:00Z" w16du:dateUtc="2026-05-13T01:45:00Z">
+          <w:rPrChange w:id="312" w:author="Palacios, Piero (CIP)" w:date="2026-05-12T21:01:00Z" w16du:dateUtc="2026-05-13T02:01:00Z">
             <w:rPr>
               <w:color w:val="2C2C2C"/>
             </w:rPr>
           </w:rPrChange>
         </w:rPr>
-        <w:t>multiprocessing</w:t>
-      </w:r>
-      <w:r>
-        <w:rPr>
-          <w:color w:val="2C2C2C"/>
-        </w:rPr>
-        <w:t xml:space="preserve"> nativo) y evaluar su impacto en el </w:t>
-      </w:r>
+        <w:t>threading</w:t>
+      </w:r>
+      <w:proofErr w:type="spellEnd"/>
+      <w:r>
+        <w:rPr>
+          <w:color w:val="2C2C2C"/>
+        </w:rPr>
+        <w:t xml:space="preserve">, </w:t>
+      </w:r>
+      <w:proofErr w:type="spellStart"/>
       <w:r>
         <w:rPr>
           <w:i/>
           <w:iCs/>
           <w:color w:val="2C2C2C"/>
-          <w:rPrChange w:id="198" w:author="Palacios, Piero (CIP)" w:date="2026-05-12T20:45:00Z" w16du:dateUtc="2026-05-13T01:45:00Z">
+          <w:rPrChange w:id="313" w:author="Palacios, Piero (CIP)" w:date="2026-05-12T21:01:00Z" w16du:dateUtc="2026-05-13T02:01:00Z">
             <w:rPr>
               <w:color w:val="2C2C2C"/>
             </w:rPr>
           </w:rPrChange>
         </w:rPr>
+        <w:t>multiprocessing</w:t>
+      </w:r>
+      <w:proofErr w:type="spellEnd"/>
+      <w:r>
+        <w:rPr>
+          <w:color w:val="2C2C2C"/>
+        </w:rPr>
+        <w:t xml:space="preserve"> nativo) y evaluar su impacto en el </w:t>
+      </w:r>
+      <w:proofErr w:type="spellStart"/>
+      <w:r>
+        <w:rPr>
+          <w:i/>
+          <w:iCs/>
+          <w:color w:val="2C2C2C"/>
+          <w:rPrChange w:id="314" w:author="Palacios, Piero (CIP)" w:date="2026-05-12T21:01:00Z" w16du:dateUtc="2026-05-13T02:01:00Z">
+            <w:rPr>
+              <w:color w:val="2C2C2C"/>
+            </w:rPr>
+          </w:rPrChange>
+        </w:rPr>
         <w:t>overhead</w:t>
       </w:r>
+      <w:proofErr w:type="spellEnd"/>
       <w:r>
         <w:rPr>
           <w:color w:val="2C2C2C"/>
@@ -16012,7 +17845,7 @@
           <w:pgMar w:top="1740" w:right="1275" w:bottom="940" w:left="1275" w:header="0" w:footer="743" w:gutter="0"/>
           <w:cols w:space="720"/>
         </w:sectPr>
-        <w:pPrChange w:id="199" w:author="Palacios, Piero (CIP)" w:date="2026-05-12T20:45:00Z" w16du:dateUtc="2026-05-13T01:45:00Z">
+        <w:pPrChange w:id="315" w:author="Palacios, Piero (CIP)" w:date="2026-05-12T20:45:00Z" w16du:dateUtc="2026-05-13T01:45:00Z">
           <w:pPr>
             <w:pStyle w:val="Prrafodelista"/>
             <w:spacing w:line="312" w:lineRule="auto"/>
@@ -16034,10 +17867,10 @@
         <w:spacing w:before="41" w:line="312" w:lineRule="auto"/>
         <w:ind w:right="162"/>
         <w:rPr>
-          <w:del w:id="200" w:author="Palacios, Piero (CIP)" w:date="2026-05-12T20:45:00Z" w16du:dateUtc="2026-05-13T01:45:00Z"/>
-        </w:rPr>
-      </w:pPr>
-      <w:del w:id="201" w:author="Palacios, Piero (CIP)" w:date="2026-05-12T20:45:00Z" w16du:dateUtc="2026-05-13T01:45:00Z">
+          <w:del w:id="316" w:author="Palacios, Piero (CIP)" w:date="2026-05-12T20:45:00Z" w16du:dateUtc="2026-05-13T01:45:00Z"/>
+        </w:rPr>
+      </w:pPr>
+      <w:del w:id="317" w:author="Palacios, Piero (CIP)" w:date="2026-05-12T20:45:00Z" w16du:dateUtc="2026-05-13T01:45:00Z">
         <w:r>
           <w:rPr>
             <w:color w:val="2C2C2C"/>
@@ -16234,8 +18067,8 @@
         </w:tabs>
         <w:ind w:left="704" w:hanging="539"/>
       </w:pPr>
-      <w:bookmarkStart w:id="202" w:name="_bookmark22"/>
-      <w:bookmarkEnd w:id="202"/>
+      <w:bookmarkStart w:id="318" w:name="_bookmark22"/>
+      <w:bookmarkEnd w:id="318"/>
       <w:r>
         <w:rPr>
           <w:color w:val="205E99"/>
@@ -16576,12 +18409,13 @@
         </w:rPr>
         <w:t xml:space="preserve"> </w:t>
       </w:r>
+      <w:proofErr w:type="spellStart"/>
       <w:r>
         <w:rPr>
           <w:i/>
           <w:iCs/>
           <w:color w:val="2C2C2C"/>
-          <w:rPrChange w:id="203" w:author="Palacios, Piero (CIP)" w:date="2026-05-12T20:45:00Z" w16du:dateUtc="2026-05-13T01:45:00Z">
+          <w:rPrChange w:id="319" w:author="Palacios, Piero (CIP)" w:date="2026-05-12T21:01:00Z" w16du:dateUtc="2026-05-13T02:01:00Z">
             <w:rPr>
               <w:color w:val="2C2C2C"/>
             </w:rPr>
@@ -16589,6 +18423,7 @@
         </w:rPr>
         <w:t>speedup</w:t>
       </w:r>
+      <w:proofErr w:type="spellEnd"/>
       <w:r>
         <w:rPr>
           <w:color w:val="2C2C2C"/>
@@ -16768,7 +18603,13 @@
       </w:r>
       <w:r>
         <w:rPr>
-          <w:color w:val="2C2C2C"/>
+          <w:i/>
+          <w:color w:val="2C2C2C"/>
+          <w:rPrChange w:id="320" w:author="Palacios, Piero (CIP)" w:date="2026-05-12T21:01:00Z" w16du:dateUtc="2026-05-13T02:01:00Z">
+            <w:rPr>
+              <w:color w:val="2C2C2C"/>
+            </w:rPr>
+          </w:rPrChange>
         </w:rPr>
         <w:t>CSV</w:t>
       </w:r>
@@ -16873,7 +18714,13 @@
       </w:pPr>
       <w:r>
         <w:rPr>
-          <w:color w:val="2C2C2C"/>
+          <w:i/>
+          <w:color w:val="2C2C2C"/>
+          <w:rPrChange w:id="321" w:author="Palacios, Piero (CIP)" w:date="2026-05-12T21:01:00Z" w16du:dateUtc="2026-05-13T02:01:00Z">
+            <w:rPr>
+              <w:color w:val="2C2C2C"/>
+            </w:rPr>
+          </w:rPrChange>
         </w:rPr>
         <w:t>Logs</w:t>
       </w:r>
@@ -16951,9 +18798,21 @@
       </w:r>
       <w:r>
         <w:rPr>
-          <w:color w:val="2C2C2C"/>
-        </w:rPr>
-        <w:t>SLURM. Los archivos principales generados incluyen:</w:t>
+          <w:i/>
+          <w:color w:val="2C2C2C"/>
+          <w:rPrChange w:id="322" w:author="Palacios, Piero (CIP)" w:date="2026-05-12T21:01:00Z" w16du:dateUtc="2026-05-13T02:01:00Z">
+            <w:rPr>
+              <w:color w:val="2C2C2C"/>
+            </w:rPr>
+          </w:rPrChange>
+        </w:rPr>
+        <w:t>SLURM</w:t>
+      </w:r>
+      <w:r>
+        <w:rPr>
+          <w:color w:val="2C2C2C"/>
+        </w:rPr>
+        <w:t>. Los archivos principales generados incluyen:</w:t>
       </w:r>
     </w:p>
     <w:tbl>
@@ -17050,9 +18909,17 @@
             </w:pPr>
             <w:r>
               <w:rPr>
+                <w:i/>
                 <w:color w:val="5A5A5A"/>
                 <w:spacing w:val="-2"/>
                 <w:sz w:val="20"/>
+                <w:rPrChange w:id="323" w:author="Palacios, Piero (CIP)" w:date="2026-05-12T21:01:00Z" w16du:dateUtc="2026-05-13T02:01:00Z">
+                  <w:rPr>
+                    <w:color w:val="5A5A5A"/>
+                    <w:spacing w:val="-2"/>
+                    <w:sz w:val="20"/>
+                  </w:rPr>
+                </w:rPrChange>
               </w:rPr>
               <w:t>knn.py</w:t>
             </w:r>
@@ -17071,8 +18938,15 @@
             </w:pPr>
             <w:r>
               <w:rPr>
+                <w:i/>
                 <w:color w:val="5A5A5A"/>
                 <w:sz w:val="20"/>
+                <w:rPrChange w:id="324" w:author="Palacios, Piero (CIP)" w:date="2026-05-12T21:01:00Z" w16du:dateUtc="2026-05-13T02:01:00Z">
+                  <w:rPr>
+                    <w:color w:val="5A5A5A"/>
+                    <w:sz w:val="20"/>
+                  </w:rPr>
+                </w:rPrChange>
               </w:rPr>
               <w:t>Script</w:t>
             </w:r>
@@ -17131,8 +19005,15 @@
             </w:r>
             <w:r>
               <w:rPr>
+                <w:i/>
                 <w:color w:val="5A5A5A"/>
                 <w:sz w:val="20"/>
+                <w:rPrChange w:id="325" w:author="Palacios, Piero (CIP)" w:date="2026-05-12T21:01:00Z" w16du:dateUtc="2026-05-13T02:01:00Z">
+                  <w:rPr>
+                    <w:color w:val="5A5A5A"/>
+                    <w:sz w:val="20"/>
+                  </w:rPr>
+                </w:rPrChange>
               </w:rPr>
               <w:t>KNN</w:t>
             </w:r>
@@ -17217,9 +19098,17 @@
             </w:pPr>
             <w:r>
               <w:rPr>
+                <w:i/>
                 <w:color w:val="5A5A5A"/>
                 <w:spacing w:val="-2"/>
                 <w:sz w:val="20"/>
+                <w:rPrChange w:id="326" w:author="Palacios, Piero (CIP)" w:date="2026-05-12T21:01:00Z" w16du:dateUtc="2026-05-13T02:01:00Z">
+                  <w:rPr>
+                    <w:color w:val="5A5A5A"/>
+                    <w:spacing w:val="-2"/>
+                    <w:sz w:val="20"/>
+                  </w:rPr>
+                </w:rPrChange>
               </w:rPr>
               <w:t>prefetch_dataset.py</w:t>
             </w:r>
@@ -17238,8 +19127,15 @@
             </w:pPr>
             <w:r>
               <w:rPr>
+                <w:i/>
                 <w:color w:val="5A5A5A"/>
                 <w:sz w:val="20"/>
+                <w:rPrChange w:id="327" w:author="Palacios, Piero (CIP)" w:date="2026-05-12T21:01:00Z" w16du:dateUtc="2026-05-13T02:01:00Z">
+                  <w:rPr>
+                    <w:color w:val="5A5A5A"/>
+                    <w:sz w:val="20"/>
+                  </w:rPr>
+                </w:rPrChange>
               </w:rPr>
               <w:t>Script</w:t>
             </w:r>
@@ -17298,10 +19194,24 @@
             </w:r>
             <w:r>
               <w:rPr>
+                <w:i/>
+                <w:color w:val="5A5A5A"/>
+                <w:sz w:val="20"/>
+                <w:rPrChange w:id="328" w:author="Palacios, Piero (CIP)" w:date="2026-05-12T21:01:00Z" w16du:dateUtc="2026-05-13T02:01:00Z">
+                  <w:rPr>
+                    <w:color w:val="5A5A5A"/>
+                    <w:sz w:val="20"/>
+                  </w:rPr>
+                </w:rPrChange>
+              </w:rPr>
+              <w:t>cache</w:t>
+            </w:r>
+            <w:r>
+              <w:rPr>
                 <w:color w:val="5A5A5A"/>
                 <w:sz w:val="20"/>
               </w:rPr>
-              <w:t>cacheo</w:t>
+              <w:t>o</w:t>
             </w:r>
             <w:r>
               <w:rPr>
@@ -17328,8 +19238,15 @@
             </w:r>
             <w:r>
               <w:rPr>
+                <w:i/>
                 <w:color w:val="5A5A5A"/>
                 <w:sz w:val="20"/>
+                <w:rPrChange w:id="329" w:author="Palacios, Piero (CIP)" w:date="2026-05-12T21:01:00Z" w16du:dateUtc="2026-05-13T02:01:00Z">
+                  <w:rPr>
+                    <w:color w:val="5A5A5A"/>
+                    <w:sz w:val="20"/>
+                  </w:rPr>
+                </w:rPrChange>
               </w:rPr>
               <w:t>dataset</w:t>
             </w:r>
@@ -17343,9 +19260,17 @@
             </w:r>
             <w:r>
               <w:rPr>
+                <w:i/>
                 <w:color w:val="5A5A5A"/>
                 <w:spacing w:val="-5"/>
                 <w:sz w:val="20"/>
+                <w:rPrChange w:id="330" w:author="Palacios, Piero (CIP)" w:date="2026-05-12T21:01:00Z" w16du:dateUtc="2026-05-13T02:01:00Z">
+                  <w:rPr>
+                    <w:color w:val="5A5A5A"/>
+                    <w:spacing w:val="-5"/>
+                    <w:sz w:val="20"/>
+                  </w:rPr>
+                </w:rPrChange>
               </w:rPr>
               <w:t>UCI</w:t>
             </w:r>
@@ -17510,7 +19435,31 @@
                 <w:spacing w:val="-2"/>
                 <w:sz w:val="20"/>
               </w:rPr>
-              <w:t>knn_speedup_k*.png</w:t>
+              <w:t>knn_</w:t>
+            </w:r>
+            <w:r>
+              <w:rPr>
+                <w:i/>
+                <w:color w:val="5A5A5A"/>
+                <w:spacing w:val="-2"/>
+                <w:sz w:val="20"/>
+                <w:rPrChange w:id="331" w:author="Palacios, Piero (CIP)" w:date="2026-05-12T21:01:00Z" w16du:dateUtc="2026-05-13T02:01:00Z">
+                  <w:rPr>
+                    <w:color w:val="5A5A5A"/>
+                    <w:spacing w:val="-2"/>
+                    <w:sz w:val="20"/>
+                  </w:rPr>
+                </w:rPrChange>
+              </w:rPr>
+              <w:t>speedup</w:t>
+            </w:r>
+            <w:r>
+              <w:rPr>
+                <w:color w:val="5A5A5A"/>
+                <w:spacing w:val="-2"/>
+                <w:sz w:val="20"/>
+              </w:rPr>
+              <w:t>_k*.png</w:t>
             </w:r>
           </w:p>
         </w:tc>
@@ -17555,13 +19504,22 @@
               </w:rPr>
               <w:t xml:space="preserve"> </w:t>
             </w:r>
+            <w:proofErr w:type="spellStart"/>
             <w:r>
               <w:rPr>
+                <w:i/>
                 <w:color w:val="5A5A5A"/>
                 <w:sz w:val="20"/>
+                <w:rPrChange w:id="332" w:author="Palacios, Piero (CIP)" w:date="2026-05-12T21:01:00Z" w16du:dateUtc="2026-05-13T02:01:00Z">
+                  <w:rPr>
+                    <w:color w:val="5A5A5A"/>
+                    <w:sz w:val="20"/>
+                  </w:rPr>
+                </w:rPrChange>
               </w:rPr>
               <w:t>speedup</w:t>
             </w:r>
+            <w:proofErr w:type="spellEnd"/>
             <w:r>
               <w:rPr>
                 <w:color w:val="5A5A5A"/>
@@ -17875,7 +19833,7 @@
         <w:spacing w:line="312" w:lineRule="auto"/>
         <w:ind w:left="165"/>
         <w:rPr>
-          <w:ins w:id="204" w:author="Palacios, Piero (CIP)" w:date="2026-05-12T20:45:00Z" w16du:dateUtc="2026-05-13T01:45:00Z"/>
+          <w:ins w:id="333" w:author="Palacios, Piero (CIP)" w:date="2026-05-12T20:45:00Z" w16du:dateUtc="2026-05-13T01:45:00Z"/>
           <w:color w:val="2C2C2C"/>
         </w:rPr>
       </w:pPr>
@@ -18044,9 +20002,27 @@
         <w:rPr>
           <w:color w:val="2C2C2C"/>
         </w:rPr>
-        <w:t>computacional del algoritmo KNN bajo diferentes configuraciones experimentales</w:t>
-      </w:r>
-      <w:ins w:id="205" w:author="Palacios, Piero (CIP)" w:date="2026-05-12T20:45:00Z" w16du:dateUtc="2026-05-13T01:45:00Z">
+        <w:t xml:space="preserve">computacional del algoritmo </w:t>
+      </w:r>
+      <w:r>
+        <w:rPr>
+          <w:i/>
+          <w:color w:val="2C2C2C"/>
+          <w:rPrChange w:id="334" w:author="Palacios, Piero (CIP)" w:date="2026-05-12T21:01:00Z" w16du:dateUtc="2026-05-13T02:01:00Z">
+            <w:rPr>
+              <w:color w:val="2C2C2C"/>
+            </w:rPr>
+          </w:rPrChange>
+        </w:rPr>
+        <w:t>KNN</w:t>
+      </w:r>
+      <w:r>
+        <w:rPr>
+          <w:color w:val="2C2C2C"/>
+        </w:rPr>
+        <w:t xml:space="preserve"> bajo diferentes configuraciones experimentales</w:t>
+      </w:r>
+      <w:ins w:id="335" w:author="Palacios, Piero (CIP)" w:date="2026-05-12T20:45:00Z" w16du:dateUtc="2026-05-13T01:45:00Z">
         <w:r>
           <w:rPr>
             <w:color w:val="2C2C2C"/>
@@ -18060,8 +20036,12 @@
         <w:pStyle w:val="Textoindependiente"/>
         <w:spacing w:line="312" w:lineRule="auto"/>
         <w:ind w:left="165"/>
-      </w:pPr>
-      <w:ins w:id="206" w:author="Palacios, Piero (CIP)" w:date="2026-05-12T20:45:00Z" w16du:dateUtc="2026-05-13T01:45:00Z">
+        <w:rPr>
+          <w:ins w:id="336" w:author="Palacios, Piero (CIP)" w:date="2026-05-12T20:59:00Z" w16du:dateUtc="2026-05-13T01:59:00Z"/>
+          <w:color w:val="2C2C2C"/>
+        </w:rPr>
+      </w:pPr>
+      <w:ins w:id="337" w:author="Palacios, Piero (CIP)" w:date="2026-05-12T20:45:00Z" w16du:dateUtc="2026-05-13T01:45:00Z">
         <w:r>
           <w:rPr>
             <w:color w:val="2C2C2C"/>
@@ -18069,12 +20049,936 @@
           <w:t>Se puede encontrar el</w:t>
         </w:r>
       </w:ins>
-      <w:ins w:id="207" w:author="Palacios, Piero (CIP)" w:date="2026-05-12T20:46:00Z" w16du:dateUtc="2026-05-13T01:46:00Z">
+      <w:ins w:id="338" w:author="Palacios, Piero (CIP)" w:date="2026-05-12T20:46:00Z" w16du:dateUtc="2026-05-13T01:46:00Z">
         <w:r>
           <w:rPr>
             <w:color w:val="2C2C2C"/>
           </w:rPr>
-          <w:t xml:space="preserve"> código y los resultados en el github: </w:t>
+          <w:t xml:space="preserve"> código y los resultados en el </w:t>
+        </w:r>
+        <w:proofErr w:type="spellStart"/>
+        <w:r>
+          <w:rPr>
+            <w:i/>
+            <w:color w:val="2C2C2C"/>
+            <w:rPrChange w:id="339" w:author="Palacios, Piero (CIP)" w:date="2026-05-12T21:01:00Z" w16du:dateUtc="2026-05-13T02:01:00Z">
+              <w:rPr>
+                <w:color w:val="2C2C2C"/>
+              </w:rPr>
+            </w:rPrChange>
+          </w:rPr>
+          <w:t>github</w:t>
+        </w:r>
+        <w:proofErr w:type="spellEnd"/>
+        <w:r>
+          <w:rPr>
+            <w:color w:val="2C2C2C"/>
+          </w:rPr>
+          <w:t xml:space="preserve">: </w:t>
+        </w:r>
+      </w:ins>
+      <w:ins w:id="340" w:author="Palacios, Piero (CIP)" w:date="2026-05-12T21:00:00Z" w16du:dateUtc="2026-05-13T02:00:00Z">
+        <w:r>
+          <w:rPr>
+            <w:color w:val="2C2C2C"/>
+          </w:rPr>
+          <w:fldChar w:fldCharType="begin"/>
+        </w:r>
+        <w:r>
+          <w:rPr>
+            <w:color w:val="2C2C2C"/>
+          </w:rPr>
+          <w:instrText>HYPERLINK "</w:instrText>
+        </w:r>
+        <w:r>
+          <w:rPr>
+            <w:color w:val="2C2C2C"/>
+          </w:rPr>
+          <w:instrText>https://github.com/pipaber/KNN_on_hpc</w:instrText>
+        </w:r>
+        <w:r>
+          <w:rPr>
+            <w:color w:val="2C2C2C"/>
+          </w:rPr>
+          <w:instrText>"</w:instrText>
+        </w:r>
+        <w:r>
+          <w:rPr>
+            <w:color w:val="2C2C2C"/>
+          </w:rPr>
+          <w:fldChar w:fldCharType="separate"/>
+        </w:r>
+        <w:r>
+          <w:rPr>
+            <w:rStyle w:val="Hipervnculo"/>
+          </w:rPr>
+          <w:t>https://</w:t>
+        </w:r>
+        <w:r>
+          <w:rPr>
+            <w:rStyle w:val="Hipervnculo"/>
+            <w:i/>
+            <w:rPrChange w:id="341" w:author="Palacios, Piero (CIP)" w:date="2026-05-12T21:01:00Z" w16du:dateUtc="2026-05-13T02:01:00Z">
+              <w:rPr>
+                <w:rStyle w:val="Hipervnculo"/>
+              </w:rPr>
+            </w:rPrChange>
+          </w:rPr>
+          <w:t>github</w:t>
+        </w:r>
+        <w:r>
+          <w:rPr>
+            <w:rStyle w:val="Hipervnculo"/>
+          </w:rPr>
+          <w:t>.com/pipaber/</w:t>
+        </w:r>
+        <w:r>
+          <w:rPr>
+            <w:rStyle w:val="Hipervnculo"/>
+            <w:i/>
+            <w:rPrChange w:id="342" w:author="Palacios, Piero (CIP)" w:date="2026-05-12T21:01:00Z" w16du:dateUtc="2026-05-13T02:01:00Z">
+              <w:rPr>
+                <w:rStyle w:val="Hipervnculo"/>
+              </w:rPr>
+            </w:rPrChange>
+          </w:rPr>
+          <w:t>KNN</w:t>
+        </w:r>
+        <w:r>
+          <w:rPr>
+            <w:rStyle w:val="Hipervnculo"/>
+          </w:rPr>
+          <w:t>_on_hpc</w:t>
+        </w:r>
+        <w:r>
+          <w:rPr>
+            <w:color w:val="2C2C2C"/>
+          </w:rPr>
+          <w:fldChar w:fldCharType="end"/>
+        </w:r>
+        <w:r>
+          <w:rPr>
+            <w:color w:val="2C2C2C"/>
+          </w:rPr>
+          <w:t>.</w:t>
+        </w:r>
+        <w:r>
+          <w:rPr>
+            <w:color w:val="2C2C2C"/>
+          </w:rPr>
+          <w:t xml:space="preserve"> </w:t>
+        </w:r>
+      </w:ins>
+    </w:p>
+    <w:p>
+      <w:pPr>
+        <w:pStyle w:val="Textoindependiente"/>
+        <w:spacing w:line="312" w:lineRule="auto"/>
+        <w:ind w:left="165"/>
+        <w:rPr>
+          <w:ins w:id="343" w:author="Palacios, Piero (CIP)" w:date="2026-05-12T21:00:00Z" w16du:dateUtc="2026-05-13T02:00:00Z"/>
+          <w:color w:val="2C2C2C"/>
+        </w:rPr>
+      </w:pPr>
+    </w:p>
+    <w:p>
+      <w:pPr>
+        <w:pStyle w:val="Textoindependiente"/>
+        <w:spacing w:line="312" w:lineRule="auto"/>
+        <w:ind w:left="165"/>
+        <w:rPr>
+          <w:ins w:id="344" w:author="Palacios, Piero (CIP)" w:date="2026-05-12T21:00:00Z" w16du:dateUtc="2026-05-13T02:00:00Z"/>
+          <w:color w:val="2C2C2C"/>
+        </w:rPr>
+      </w:pPr>
+    </w:p>
+    <w:p>
+      <w:pPr>
+        <w:pStyle w:val="Textoindependiente"/>
+        <w:spacing w:line="312" w:lineRule="auto"/>
+        <w:ind w:left="165"/>
+        <w:rPr>
+          <w:ins w:id="345" w:author="Palacios, Piero (CIP)" w:date="2026-05-12T21:00:00Z" w16du:dateUtc="2026-05-13T02:00:00Z"/>
+          <w:color w:val="2C2C2C"/>
+        </w:rPr>
+      </w:pPr>
+    </w:p>
+    <w:p>
+      <w:pPr>
+        <w:pStyle w:val="Textoindependiente"/>
+        <w:spacing w:line="312" w:lineRule="auto"/>
+        <w:ind w:left="165"/>
+        <w:rPr>
+          <w:ins w:id="346" w:author="Palacios, Piero (CIP)" w:date="2026-05-12T21:00:00Z" w16du:dateUtc="2026-05-13T02:00:00Z"/>
+          <w:color w:val="2C2C2C"/>
+        </w:rPr>
+      </w:pPr>
+    </w:p>
+    <w:p>
+      <w:pPr>
+        <w:pStyle w:val="Textoindependiente"/>
+        <w:spacing w:line="312" w:lineRule="auto"/>
+        <w:ind w:left="165"/>
+        <w:rPr>
+          <w:ins w:id="347" w:author="Palacios, Piero (CIP)" w:date="2026-05-12T21:00:00Z" w16du:dateUtc="2026-05-13T02:00:00Z"/>
+          <w:color w:val="2C2C2C"/>
+        </w:rPr>
+      </w:pPr>
+    </w:p>
+    <w:p>
+      <w:pPr>
+        <w:pStyle w:val="Textoindependiente"/>
+        <w:spacing w:line="312" w:lineRule="auto"/>
+        <w:ind w:left="165"/>
+        <w:rPr>
+          <w:ins w:id="348" w:author="Palacios, Piero (CIP)" w:date="2026-05-12T21:00:00Z" w16du:dateUtc="2026-05-13T02:00:00Z"/>
+          <w:color w:val="2C2C2C"/>
+        </w:rPr>
+      </w:pPr>
+    </w:p>
+    <w:p>
+      <w:pPr>
+        <w:pStyle w:val="Textoindependiente"/>
+        <w:spacing w:line="312" w:lineRule="auto"/>
+        <w:ind w:left="165"/>
+        <w:rPr>
+          <w:ins w:id="349" w:author="Palacios, Piero (CIP)" w:date="2026-05-12T21:00:00Z" w16du:dateUtc="2026-05-13T02:00:00Z"/>
+          <w:color w:val="2C2C2C"/>
+        </w:rPr>
+      </w:pPr>
+    </w:p>
+    <w:p>
+      <w:pPr>
+        <w:pStyle w:val="Textoindependiente"/>
+        <w:spacing w:line="312" w:lineRule="auto"/>
+        <w:ind w:left="165"/>
+        <w:rPr>
+          <w:ins w:id="350" w:author="Palacios, Piero (CIP)" w:date="2026-05-12T21:00:00Z" w16du:dateUtc="2026-05-13T02:00:00Z"/>
+          <w:color w:val="2C2C2C"/>
+        </w:rPr>
+      </w:pPr>
+    </w:p>
+    <w:p>
+      <w:pPr>
+        <w:pStyle w:val="Textoindependiente"/>
+        <w:spacing w:line="312" w:lineRule="auto"/>
+        <w:ind w:left="165"/>
+        <w:rPr>
+          <w:ins w:id="351" w:author="Palacios, Piero (CIP)" w:date="2026-05-12T21:00:00Z" w16du:dateUtc="2026-05-13T02:00:00Z"/>
+          <w:color w:val="2C2C2C"/>
+        </w:rPr>
+      </w:pPr>
+    </w:p>
+    <w:p>
+      <w:pPr>
+        <w:pStyle w:val="Textoindependiente"/>
+        <w:spacing w:line="312" w:lineRule="auto"/>
+        <w:ind w:left="165"/>
+        <w:rPr>
+          <w:ins w:id="352" w:author="Palacios, Piero (CIP)" w:date="2026-05-12T21:00:00Z" w16du:dateUtc="2026-05-13T02:00:00Z"/>
+          <w:color w:val="2C2C2C"/>
+        </w:rPr>
+      </w:pPr>
+    </w:p>
+    <w:p>
+      <w:pPr>
+        <w:pStyle w:val="Textoindependiente"/>
+        <w:spacing w:line="312" w:lineRule="auto"/>
+        <w:ind w:left="165"/>
+        <w:rPr>
+          <w:ins w:id="353" w:author="Palacios, Piero (CIP)" w:date="2026-05-12T21:00:00Z" w16du:dateUtc="2026-05-13T02:00:00Z"/>
+          <w:color w:val="2C2C2C"/>
+        </w:rPr>
+      </w:pPr>
+    </w:p>
+    <w:p>
+      <w:pPr>
+        <w:pStyle w:val="Textoindependiente"/>
+        <w:spacing w:line="312" w:lineRule="auto"/>
+        <w:ind w:left="165"/>
+        <w:rPr>
+          <w:ins w:id="354" w:author="Palacios, Piero (CIP)" w:date="2026-05-12T20:57:00Z" w16du:dateUtc="2026-05-13T01:57:00Z"/>
+          <w:color w:val="2C2C2C"/>
+        </w:rPr>
+      </w:pPr>
+    </w:p>
+    <w:p>
+      <w:pPr>
+        <w:pStyle w:val="Ttulo1"/>
+        <w:rPr>
+          <w:ins w:id="355" w:author="Palacios, Piero (CIP)" w:date="2026-05-12T21:00:00Z" w16du:dateUtc="2026-05-13T02:00:00Z"/>
+          <w:color w:val="205E99"/>
+          <w:lang w:val="en-US"/>
+        </w:rPr>
+      </w:pPr>
+      <w:proofErr w:type="spellStart"/>
+      <w:ins w:id="356" w:author="Palacios, Piero (CIP)" w:date="2026-05-12T20:57:00Z" w16du:dateUtc="2026-05-13T01:57:00Z">
+        <w:r>
+          <w:rPr>
+            <w:color w:val="205E99"/>
+            <w:lang w:val="en-US"/>
+            <w:rPrChange w:id="357" w:author="Palacios, Piero (CIP)" w:date="2026-05-12T20:57:00Z" w16du:dateUtc="2026-05-13T01:57:00Z">
+              <w:rPr/>
+            </w:rPrChange>
+          </w:rPr>
+          <w:lastRenderedPageBreak/>
+          <w:t>Referencias</w:t>
+        </w:r>
+      </w:ins>
+      <w:proofErr w:type="spellEnd"/>
+    </w:p>
+    <w:p>
+      <w:pPr>
+        <w:pStyle w:val="Ttulo1"/>
+        <w:rPr>
+          <w:ins w:id="358" w:author="Palacios, Piero (CIP)" w:date="2026-05-12T20:57:00Z" w16du:dateUtc="2026-05-13T01:57:00Z"/>
+          <w:color w:val="205E99"/>
+          <w:lang w:val="en-US"/>
+          <w:rPrChange w:id="359" w:author="Palacios, Piero (CIP)" w:date="2026-05-12T20:57:00Z" w16du:dateUtc="2026-05-13T01:57:00Z">
+            <w:rPr>
+              <w:ins w:id="360" w:author="Palacios, Piero (CIP)" w:date="2026-05-12T20:57:00Z" w16du:dateUtc="2026-05-13T01:57:00Z"/>
+              <w:color w:val="205E99"/>
+            </w:rPr>
+          </w:rPrChange>
+        </w:rPr>
+      </w:pPr>
+    </w:p>
+    <w:p>
+      <w:pPr>
+        <w:pStyle w:val="Textoindependiente"/>
+        <w:numPr>
+          <w:ilvl w:val="0"/>
+          <w:numId w:val="11"/>
+        </w:numPr>
+        <w:rPr>
+          <w:ins w:id="361" w:author="Palacios, Piero (CIP)" w:date="2026-05-12T20:57:00Z" w16du:dateUtc="2026-05-13T01:57:00Z"/>
+          <w:color w:val="000000"/>
+          <w:lang w:val="en-US"/>
+          <w:rPrChange w:id="362" w:author="Palacios, Piero (CIP)" w:date="2026-05-12T20:57:00Z" w16du:dateUtc="2026-05-13T01:57:00Z">
+            <w:rPr>
+              <w:ins w:id="363" w:author="Palacios, Piero (CIP)" w:date="2026-05-12T20:57:00Z" w16du:dateUtc="2026-05-13T01:57:00Z"/>
+              <w:color w:val="000000"/>
+            </w:rPr>
+          </w:rPrChange>
+        </w:rPr>
+        <w:pPrChange w:id="364" w:author="Palacios, Piero (CIP)" w:date="2026-05-12T20:59:00Z" w16du:dateUtc="2026-05-13T01:59:00Z">
+          <w:pPr>
+            <w:pStyle w:val="Textoindependiente"/>
+          </w:pPr>
+        </w:pPrChange>
+      </w:pPr>
+      <w:ins w:id="365" w:author="Palacios, Piero (CIP)" w:date="2026-05-12T20:57:00Z" w16du:dateUtc="2026-05-13T01:57:00Z">
+        <w:r>
+          <w:rPr>
+            <w:color w:val="000000"/>
+            <w:lang w:val="en-US"/>
+            <w:rPrChange w:id="366" w:author="Palacios, Piero (CIP)" w:date="2026-05-12T20:57:00Z" w16du:dateUtc="2026-05-13T01:57:00Z">
+              <w:rPr/>
+            </w:rPrChange>
+          </w:rPr>
+          <w:t xml:space="preserve">Amdahl, G. M. (1967). Validity of the single processor approach to achieving large scale computing capabilities. En Proceedings of the April 18-20, 1967, Spring Joint Computer Conference (pp. 483-485). ACM. </w:t>
+        </w:r>
+      </w:ins>
+      <w:ins w:id="367" w:author="Palacios, Piero (CIP)" w:date="2026-05-12T20:59:00Z" w16du:dateUtc="2026-05-13T01:59:00Z">
+        <w:r>
+          <w:rPr>
+            <w:color w:val="000000"/>
+            <w:lang w:val="en-US"/>
+          </w:rPr>
+          <w:fldChar w:fldCharType="begin"/>
+        </w:r>
+        <w:r>
+          <w:rPr>
+            <w:color w:val="000000"/>
+            <w:lang w:val="en-US"/>
+          </w:rPr>
+          <w:instrText>HYPERLINK "</w:instrText>
+        </w:r>
+      </w:ins>
+      <w:ins w:id="368" w:author="Palacios, Piero (CIP)" w:date="2026-05-12T20:57:00Z" w16du:dateUtc="2026-05-13T01:57:00Z">
+        <w:r>
+          <w:rPr>
+            <w:color w:val="000000"/>
+            <w:lang w:val="en-US"/>
+            <w:rPrChange w:id="369" w:author="Palacios, Piero (CIP)" w:date="2026-05-12T20:57:00Z" w16du:dateUtc="2026-05-13T01:57:00Z">
+              <w:rPr/>
+            </w:rPrChange>
+          </w:rPr>
+          <w:instrText>https://doi.org/10.1145/1465482.1465560</w:instrText>
+        </w:r>
+      </w:ins>
+      <w:ins w:id="370" w:author="Palacios, Piero (CIP)" w:date="2026-05-12T20:59:00Z" w16du:dateUtc="2026-05-13T01:59:00Z">
+        <w:r>
+          <w:rPr>
+            <w:color w:val="000000"/>
+            <w:lang w:val="en-US"/>
+          </w:rPr>
+          <w:instrText>"</w:instrText>
+        </w:r>
+        <w:r>
+          <w:rPr>
+            <w:color w:val="000000"/>
+            <w:lang w:val="en-US"/>
+          </w:rPr>
+          <w:fldChar w:fldCharType="separate"/>
+        </w:r>
+      </w:ins>
+      <w:ins w:id="371" w:author="Palacios, Piero (CIP)" w:date="2026-05-12T20:57:00Z" w16du:dateUtc="2026-05-13T01:57:00Z">
+        <w:r>
+          <w:rPr>
+            <w:rStyle w:val="Hipervnculo"/>
+            <w:lang w:val="en-US"/>
+            <w:rPrChange w:id="372" w:author="Palacios, Piero (CIP)" w:date="2026-05-12T20:57:00Z" w16du:dateUtc="2026-05-13T01:57:00Z">
+              <w:rPr/>
+            </w:rPrChange>
+          </w:rPr>
+          <w:t>https://doi.org/10.1145/1465482.1465560</w:t>
+        </w:r>
+      </w:ins>
+      <w:ins w:id="373" w:author="Palacios, Piero (CIP)" w:date="2026-05-12T20:59:00Z" w16du:dateUtc="2026-05-13T01:59:00Z">
+        <w:r>
+          <w:rPr>
+            <w:color w:val="000000"/>
+            <w:lang w:val="en-US"/>
+          </w:rPr>
+          <w:fldChar w:fldCharType="end"/>
+        </w:r>
+        <w:r>
+          <w:rPr>
+            <w:color w:val="000000"/>
+            <w:lang w:val="en-US"/>
+          </w:rPr>
+          <w:t xml:space="preserve"> </w:t>
+        </w:r>
+      </w:ins>
+    </w:p>
+    <w:p>
+      <w:pPr>
+        <w:pStyle w:val="Textoindependiente"/>
+        <w:numPr>
+          <w:ilvl w:val="0"/>
+          <w:numId w:val="11"/>
+        </w:numPr>
+        <w:rPr>
+          <w:ins w:id="374" w:author="Palacios, Piero (CIP)" w:date="2026-05-12T20:57:00Z" w16du:dateUtc="2026-05-13T01:57:00Z"/>
+          <w:color w:val="000000"/>
+          <w:lang w:val="en-US"/>
+          <w:rPrChange w:id="375" w:author="Palacios, Piero (CIP)" w:date="2026-05-12T20:57:00Z" w16du:dateUtc="2026-05-13T01:57:00Z">
+            <w:rPr>
+              <w:ins w:id="376" w:author="Palacios, Piero (CIP)" w:date="2026-05-12T20:57:00Z" w16du:dateUtc="2026-05-13T01:57:00Z"/>
+              <w:color w:val="000000"/>
+            </w:rPr>
+          </w:rPrChange>
+        </w:rPr>
+        <w:pPrChange w:id="377" w:author="Palacios, Piero (CIP)" w:date="2026-05-12T20:59:00Z" w16du:dateUtc="2026-05-13T01:59:00Z">
+          <w:pPr>
+            <w:pStyle w:val="Textoindependiente"/>
+          </w:pPr>
+        </w:pPrChange>
+      </w:pPr>
+      <w:ins w:id="378" w:author="Palacios, Piero (CIP)" w:date="2026-05-12T20:57:00Z" w16du:dateUtc="2026-05-13T01:57:00Z">
+        <w:r>
+          <w:rPr>
+            <w:color w:val="000000"/>
+            <w:lang w:val="en-US"/>
+            <w:rPrChange w:id="379" w:author="Palacios, Piero (CIP)" w:date="2026-05-12T20:57:00Z" w16du:dateUtc="2026-05-13T01:57:00Z">
+              <w:rPr/>
+            </w:rPrChange>
+          </w:rPr>
+          <w:t>Bentley, J. L. (1975). Multidimensional binary search trees used for associative searching. Communications of the ACM, 18(9), 509-517. https://doi.org/10.1145/361002.361007</w:t>
+        </w:r>
+      </w:ins>
+    </w:p>
+    <w:p>
+      <w:pPr>
+        <w:pStyle w:val="Textoindependiente"/>
+        <w:numPr>
+          <w:ilvl w:val="0"/>
+          <w:numId w:val="11"/>
+        </w:numPr>
+        <w:rPr>
+          <w:ins w:id="380" w:author="Palacios, Piero (CIP)" w:date="2026-05-12T20:57:00Z" w16du:dateUtc="2026-05-13T01:57:00Z"/>
+          <w:color w:val="000000"/>
+          <w:lang w:val="en-US"/>
+          <w:rPrChange w:id="381" w:author="Palacios, Piero (CIP)" w:date="2026-05-12T20:57:00Z" w16du:dateUtc="2026-05-13T01:57:00Z">
+            <w:rPr>
+              <w:ins w:id="382" w:author="Palacios, Piero (CIP)" w:date="2026-05-12T20:57:00Z" w16du:dateUtc="2026-05-13T01:57:00Z"/>
+              <w:color w:val="000000"/>
+            </w:rPr>
+          </w:rPrChange>
+        </w:rPr>
+        <w:pPrChange w:id="383" w:author="Palacios, Piero (CIP)" w:date="2026-05-12T20:59:00Z" w16du:dateUtc="2026-05-13T01:59:00Z">
+          <w:pPr>
+            <w:pStyle w:val="Textoindependiente"/>
+          </w:pPr>
+        </w:pPrChange>
+      </w:pPr>
+      <w:ins w:id="384" w:author="Palacios, Piero (CIP)" w:date="2026-05-12T20:57:00Z" w16du:dateUtc="2026-05-13T01:57:00Z">
+        <w:r>
+          <w:rPr>
+            <w:color w:val="000000"/>
+            <w:lang w:val="en-US"/>
+            <w:rPrChange w:id="385" w:author="Palacios, Piero (CIP)" w:date="2026-05-12T20:57:00Z" w16du:dateUtc="2026-05-13T01:57:00Z">
+              <w:rPr/>
+            </w:rPrChange>
+          </w:rPr>
+          <w:t xml:space="preserve">Cover, T., &amp; Hart, P. (1967). Nearest neighbor pattern classification. IEEE Transactions on Information Theory, 13(1), 21-27. </w:t>
+        </w:r>
+      </w:ins>
+      <w:ins w:id="386" w:author="Palacios, Piero (CIP)" w:date="2026-05-12T20:59:00Z" w16du:dateUtc="2026-05-13T01:59:00Z">
+        <w:r>
+          <w:rPr>
+            <w:color w:val="000000"/>
+            <w:lang w:val="en-US"/>
+          </w:rPr>
+          <w:fldChar w:fldCharType="begin"/>
+        </w:r>
+        <w:r>
+          <w:rPr>
+            <w:color w:val="000000"/>
+            <w:lang w:val="en-US"/>
+          </w:rPr>
+          <w:instrText>HYPERLINK "</w:instrText>
+        </w:r>
+      </w:ins>
+      <w:ins w:id="387" w:author="Palacios, Piero (CIP)" w:date="2026-05-12T20:57:00Z" w16du:dateUtc="2026-05-13T01:57:00Z">
+        <w:r>
+          <w:rPr>
+            <w:color w:val="000000"/>
+            <w:lang w:val="en-US"/>
+            <w:rPrChange w:id="388" w:author="Palacios, Piero (CIP)" w:date="2026-05-12T20:57:00Z" w16du:dateUtc="2026-05-13T01:57:00Z">
+              <w:rPr/>
+            </w:rPrChange>
+          </w:rPr>
+          <w:instrText>https://doi.org/10.1109/TIT.1967.1053964</w:instrText>
+        </w:r>
+      </w:ins>
+      <w:ins w:id="389" w:author="Palacios, Piero (CIP)" w:date="2026-05-12T20:59:00Z" w16du:dateUtc="2026-05-13T01:59:00Z">
+        <w:r>
+          <w:rPr>
+            <w:color w:val="000000"/>
+            <w:lang w:val="en-US"/>
+          </w:rPr>
+          <w:instrText>"</w:instrText>
+        </w:r>
+        <w:r>
+          <w:rPr>
+            <w:color w:val="000000"/>
+            <w:lang w:val="en-US"/>
+          </w:rPr>
+          <w:fldChar w:fldCharType="separate"/>
+        </w:r>
+      </w:ins>
+      <w:ins w:id="390" w:author="Palacios, Piero (CIP)" w:date="2026-05-12T20:57:00Z" w16du:dateUtc="2026-05-13T01:57:00Z">
+        <w:r>
+          <w:rPr>
+            <w:rStyle w:val="Hipervnculo"/>
+            <w:lang w:val="en-US"/>
+            <w:rPrChange w:id="391" w:author="Palacios, Piero (CIP)" w:date="2026-05-12T20:57:00Z" w16du:dateUtc="2026-05-13T01:57:00Z">
+              <w:rPr/>
+            </w:rPrChange>
+          </w:rPr>
+          <w:t>https://doi.org/10.1109/TIT.1967.1053964</w:t>
+        </w:r>
+      </w:ins>
+      <w:ins w:id="392" w:author="Palacios, Piero (CIP)" w:date="2026-05-12T20:59:00Z" w16du:dateUtc="2026-05-13T01:59:00Z">
+        <w:r>
+          <w:rPr>
+            <w:color w:val="000000"/>
+            <w:lang w:val="en-US"/>
+          </w:rPr>
+          <w:fldChar w:fldCharType="end"/>
+        </w:r>
+        <w:r>
+          <w:rPr>
+            <w:color w:val="000000"/>
+            <w:lang w:val="en-US"/>
+          </w:rPr>
+          <w:t xml:space="preserve"> </w:t>
+        </w:r>
+      </w:ins>
+    </w:p>
+    <w:p>
+      <w:pPr>
+        <w:pStyle w:val="Textoindependiente"/>
+        <w:numPr>
+          <w:ilvl w:val="0"/>
+          <w:numId w:val="11"/>
+        </w:numPr>
+        <w:rPr>
+          <w:ins w:id="393" w:author="Palacios, Piero (CIP)" w:date="2026-05-12T20:59:00Z" w16du:dateUtc="2026-05-13T01:59:00Z"/>
+          <w:color w:val="000000"/>
+          <w:lang w:val="en-US"/>
+        </w:rPr>
+      </w:pPr>
+      <w:ins w:id="394" w:author="Palacios, Piero (CIP)" w:date="2026-05-12T20:57:00Z" w16du:dateUtc="2026-05-13T01:57:00Z">
+        <w:r>
+          <w:rPr>
+            <w:color w:val="000000"/>
+            <w:lang w:val="en-US"/>
+            <w:rPrChange w:id="395" w:author="Palacios, Piero (CIP)" w:date="2026-05-12T20:57:00Z" w16du:dateUtc="2026-05-13T01:57:00Z">
+              <w:rPr/>
+            </w:rPrChange>
+          </w:rPr>
+          <w:t xml:space="preserve">Janosi, A., </w:t>
+        </w:r>
+        <w:proofErr w:type="spellStart"/>
+        <w:r>
+          <w:rPr>
+            <w:color w:val="000000"/>
+            <w:lang w:val="en-US"/>
+            <w:rPrChange w:id="396" w:author="Palacios, Piero (CIP)" w:date="2026-05-12T20:57:00Z" w16du:dateUtc="2026-05-13T01:57:00Z">
+              <w:rPr/>
+            </w:rPrChange>
+          </w:rPr>
+          <w:t>Steinbrunn</w:t>
+        </w:r>
+        <w:proofErr w:type="spellEnd"/>
+        <w:r>
+          <w:rPr>
+            <w:color w:val="000000"/>
+            <w:lang w:val="en-US"/>
+            <w:rPrChange w:id="397" w:author="Palacios, Piero (CIP)" w:date="2026-05-12T20:57:00Z" w16du:dateUtc="2026-05-13T01:57:00Z">
+              <w:rPr/>
+            </w:rPrChange>
+          </w:rPr>
+          <w:t xml:space="preserve">, W., Pfisterer, M., &amp; Detrano, R. (1988). </w:t>
+        </w:r>
+        <w:r>
+          <w:rPr>
+            <w:i/>
+            <w:color w:val="000000"/>
+            <w:lang w:val="en-US"/>
+            <w:rPrChange w:id="398" w:author="Palacios, Piero (CIP)" w:date="2026-05-12T21:01:00Z" w16du:dateUtc="2026-05-13T02:01:00Z">
+              <w:rPr/>
+            </w:rPrChange>
+          </w:rPr>
+          <w:t>Heart Disease</w:t>
+        </w:r>
+        <w:r>
+          <w:rPr>
+            <w:color w:val="000000"/>
+            <w:lang w:val="en-US"/>
+            <w:rPrChange w:id="399" w:author="Palacios, Piero (CIP)" w:date="2026-05-12T20:57:00Z" w16du:dateUtc="2026-05-13T01:57:00Z">
+              <w:rPr/>
+            </w:rPrChange>
+          </w:rPr>
+          <w:t xml:space="preserve"> [</w:t>
+        </w:r>
+        <w:r>
+          <w:rPr>
+            <w:i/>
+            <w:color w:val="000000"/>
+            <w:lang w:val="en-US"/>
+            <w:rPrChange w:id="400" w:author="Palacios, Piero (CIP)" w:date="2026-05-12T21:01:00Z" w16du:dateUtc="2026-05-13T02:01:00Z">
+              <w:rPr/>
+            </w:rPrChange>
+          </w:rPr>
+          <w:t>Dataset</w:t>
+        </w:r>
+        <w:r>
+          <w:rPr>
+            <w:color w:val="000000"/>
+            <w:lang w:val="en-US"/>
+            <w:rPrChange w:id="401" w:author="Palacios, Piero (CIP)" w:date="2026-05-12T20:57:00Z" w16du:dateUtc="2026-05-13T01:57:00Z">
+              <w:rPr/>
+            </w:rPrChange>
+          </w:rPr>
+          <w:t xml:space="preserve">]. </w:t>
+        </w:r>
+        <w:r>
+          <w:rPr>
+            <w:i/>
+            <w:color w:val="000000"/>
+            <w:lang w:val="en-US"/>
+            <w:rPrChange w:id="402" w:author="Palacios, Piero (CIP)" w:date="2026-05-12T21:01:00Z" w16du:dateUtc="2026-05-13T02:01:00Z">
+              <w:rPr/>
+            </w:rPrChange>
+          </w:rPr>
+          <w:t>UCI</w:t>
+        </w:r>
+        <w:r>
+          <w:rPr>
+            <w:color w:val="000000"/>
+            <w:lang w:val="en-US"/>
+            <w:rPrChange w:id="403" w:author="Palacios, Piero (CIP)" w:date="2026-05-12T20:57:00Z" w16du:dateUtc="2026-05-13T01:57:00Z">
+              <w:rPr/>
+            </w:rPrChange>
+          </w:rPr>
+          <w:t xml:space="preserve"> </w:t>
+        </w:r>
+        <w:r>
+          <w:rPr>
+            <w:i/>
+            <w:color w:val="000000"/>
+            <w:lang w:val="en-US"/>
+            <w:rPrChange w:id="404" w:author="Palacios, Piero (CIP)" w:date="2026-05-12T21:01:00Z" w16du:dateUtc="2026-05-13T02:01:00Z">
+              <w:rPr/>
+            </w:rPrChange>
+          </w:rPr>
+          <w:t>Machine Learning</w:t>
+        </w:r>
+        <w:r>
+          <w:rPr>
+            <w:color w:val="000000"/>
+            <w:lang w:val="en-US"/>
+            <w:rPrChange w:id="405" w:author="Palacios, Piero (CIP)" w:date="2026-05-12T20:57:00Z" w16du:dateUtc="2026-05-13T01:57:00Z">
+              <w:rPr/>
+            </w:rPrChange>
+          </w:rPr>
+          <w:t xml:space="preserve"> Repository. </w:t>
+        </w:r>
+      </w:ins>
+      <w:ins w:id="406" w:author="Palacios, Piero (CIP)" w:date="2026-05-12T20:59:00Z" w16du:dateUtc="2026-05-13T01:59:00Z">
+        <w:r>
+          <w:rPr>
+            <w:color w:val="000000"/>
+            <w:lang w:val="en-US"/>
+          </w:rPr>
+          <w:fldChar w:fldCharType="begin"/>
+        </w:r>
+        <w:r>
+          <w:rPr>
+            <w:color w:val="000000"/>
+            <w:lang w:val="en-US"/>
+          </w:rPr>
+          <w:instrText>HYPERLINK "</w:instrText>
+        </w:r>
+      </w:ins>
+      <w:ins w:id="407" w:author="Palacios, Piero (CIP)" w:date="2026-05-12T20:57:00Z" w16du:dateUtc="2026-05-13T01:57:00Z">
+        <w:r>
+          <w:rPr>
+            <w:color w:val="000000"/>
+            <w:lang w:val="en-US"/>
+            <w:rPrChange w:id="408" w:author="Palacios, Piero (CIP)" w:date="2026-05-12T20:57:00Z" w16du:dateUtc="2026-05-13T01:57:00Z">
+              <w:rPr/>
+            </w:rPrChange>
+          </w:rPr>
+          <w:instrText>https://doi.org/10.24432/C52P4X</w:instrText>
+        </w:r>
+      </w:ins>
+      <w:ins w:id="409" w:author="Palacios, Piero (CIP)" w:date="2026-05-12T20:59:00Z" w16du:dateUtc="2026-05-13T01:59:00Z">
+        <w:r>
+          <w:rPr>
+            <w:color w:val="000000"/>
+            <w:lang w:val="en-US"/>
+          </w:rPr>
+          <w:instrText>"</w:instrText>
+        </w:r>
+        <w:r>
+          <w:rPr>
+            <w:color w:val="000000"/>
+            <w:lang w:val="en-US"/>
+          </w:rPr>
+          <w:fldChar w:fldCharType="separate"/>
+        </w:r>
+      </w:ins>
+      <w:ins w:id="410" w:author="Palacios, Piero (CIP)" w:date="2026-05-12T20:57:00Z" w16du:dateUtc="2026-05-13T01:57:00Z">
+        <w:r>
+          <w:rPr>
+            <w:rStyle w:val="Hipervnculo"/>
+            <w:lang w:val="en-US"/>
+            <w:rPrChange w:id="411" w:author="Palacios, Piero (CIP)" w:date="2026-05-12T20:57:00Z" w16du:dateUtc="2026-05-13T01:57:00Z">
+              <w:rPr/>
+            </w:rPrChange>
+          </w:rPr>
+          <w:t>https://doi.org/10.24432/C52P4X</w:t>
+        </w:r>
+      </w:ins>
+      <w:ins w:id="412" w:author="Palacios, Piero (CIP)" w:date="2026-05-12T20:59:00Z" w16du:dateUtc="2026-05-13T01:59:00Z">
+        <w:r>
+          <w:rPr>
+            <w:color w:val="000000"/>
+            <w:lang w:val="en-US"/>
+          </w:rPr>
+          <w:fldChar w:fldCharType="end"/>
+        </w:r>
+      </w:ins>
+    </w:p>
+    <w:p>
+      <w:pPr>
+        <w:pStyle w:val="Textoindependiente"/>
+        <w:numPr>
+          <w:ilvl w:val="0"/>
+          <w:numId w:val="11"/>
+        </w:numPr>
+        <w:rPr>
+          <w:color w:val="000000"/>
+          <w:lang w:val="en-US"/>
+          <w:rPrChange w:id="413" w:author="Palacios, Piero (CIP)" w:date="2026-05-12T20:59:00Z" w16du:dateUtc="2026-05-13T01:59:00Z">
+            <w:rPr/>
+          </w:rPrChange>
+        </w:rPr>
+        <w:pPrChange w:id="414" w:author="Palacios, Piero (CIP)" w:date="2026-05-12T20:59:00Z" w16du:dateUtc="2026-05-13T01:59:00Z">
+          <w:pPr>
+            <w:pStyle w:val="Textoindependiente"/>
+            <w:spacing w:line="312" w:lineRule="auto"/>
+            <w:ind w:left="165"/>
+          </w:pPr>
+        </w:pPrChange>
+      </w:pPr>
+      <w:ins w:id="415" w:author="Palacios, Piero (CIP)" w:date="2026-05-12T20:57:00Z" w16du:dateUtc="2026-05-13T01:57:00Z">
+        <w:r>
+          <w:rPr>
+            <w:color w:val="000000"/>
+            <w:lang w:val="en-US"/>
+            <w:rPrChange w:id="416" w:author="Palacios, Piero (CIP)" w:date="2026-05-12T20:59:00Z" w16du:dateUtc="2026-05-13T01:59:00Z">
+              <w:rPr/>
+            </w:rPrChange>
+          </w:rPr>
+          <w:t xml:space="preserve">Pedregosa, F., </w:t>
+        </w:r>
+        <w:proofErr w:type="spellStart"/>
+        <w:r>
+          <w:rPr>
+            <w:color w:val="000000"/>
+            <w:lang w:val="en-US"/>
+            <w:rPrChange w:id="417" w:author="Palacios, Piero (CIP)" w:date="2026-05-12T20:59:00Z" w16du:dateUtc="2026-05-13T01:59:00Z">
+              <w:rPr/>
+            </w:rPrChange>
+          </w:rPr>
+          <w:t>Varoquaux</w:t>
+        </w:r>
+        <w:proofErr w:type="spellEnd"/>
+        <w:r>
+          <w:rPr>
+            <w:color w:val="000000"/>
+            <w:lang w:val="en-US"/>
+            <w:rPrChange w:id="418" w:author="Palacios, Piero (CIP)" w:date="2026-05-12T20:59:00Z" w16du:dateUtc="2026-05-13T01:59:00Z">
+              <w:rPr/>
+            </w:rPrChange>
+          </w:rPr>
+          <w:t xml:space="preserve">, G., </w:t>
+        </w:r>
+        <w:proofErr w:type="spellStart"/>
+        <w:r>
+          <w:rPr>
+            <w:color w:val="000000"/>
+            <w:lang w:val="en-US"/>
+            <w:rPrChange w:id="419" w:author="Palacios, Piero (CIP)" w:date="2026-05-12T20:59:00Z" w16du:dateUtc="2026-05-13T01:59:00Z">
+              <w:rPr/>
+            </w:rPrChange>
+          </w:rPr>
+          <w:t>Gramfort</w:t>
+        </w:r>
+        <w:proofErr w:type="spellEnd"/>
+        <w:r>
+          <w:rPr>
+            <w:color w:val="000000"/>
+            <w:lang w:val="en-US"/>
+            <w:rPrChange w:id="420" w:author="Palacios, Piero (CIP)" w:date="2026-05-12T20:59:00Z" w16du:dateUtc="2026-05-13T01:59:00Z">
+              <w:rPr/>
+            </w:rPrChange>
+          </w:rPr>
+          <w:t xml:space="preserve">, A., Michel, V., Thirion, B., Grisel, O., Blondel, M., </w:t>
+        </w:r>
+        <w:proofErr w:type="spellStart"/>
+        <w:r>
+          <w:rPr>
+            <w:color w:val="000000"/>
+            <w:lang w:val="en-US"/>
+            <w:rPrChange w:id="421" w:author="Palacios, Piero (CIP)" w:date="2026-05-12T20:59:00Z" w16du:dateUtc="2026-05-13T01:59:00Z">
+              <w:rPr/>
+            </w:rPrChange>
+          </w:rPr>
+          <w:t>Prettenhofer</w:t>
+        </w:r>
+        <w:proofErr w:type="spellEnd"/>
+        <w:r>
+          <w:rPr>
+            <w:color w:val="000000"/>
+            <w:lang w:val="en-US"/>
+            <w:rPrChange w:id="422" w:author="Palacios, Piero (CIP)" w:date="2026-05-12T20:59:00Z" w16du:dateUtc="2026-05-13T01:59:00Z">
+              <w:rPr/>
+            </w:rPrChange>
+          </w:rPr>
+          <w:t xml:space="preserve">, P., Weiss, R., Dubourg, V., Vanderplas, J., Passos, A., </w:t>
+        </w:r>
+        <w:proofErr w:type="spellStart"/>
+        <w:r>
+          <w:rPr>
+            <w:color w:val="000000"/>
+            <w:lang w:val="en-US"/>
+            <w:rPrChange w:id="423" w:author="Palacios, Piero (CIP)" w:date="2026-05-12T20:59:00Z" w16du:dateUtc="2026-05-13T01:59:00Z">
+              <w:rPr/>
+            </w:rPrChange>
+          </w:rPr>
+          <w:t>Cournapeau</w:t>
+        </w:r>
+        <w:proofErr w:type="spellEnd"/>
+        <w:r>
+          <w:rPr>
+            <w:color w:val="000000"/>
+            <w:lang w:val="en-US"/>
+            <w:rPrChange w:id="424" w:author="Palacios, Piero (CIP)" w:date="2026-05-12T20:59:00Z" w16du:dateUtc="2026-05-13T01:59:00Z">
+              <w:rPr/>
+            </w:rPrChange>
+          </w:rPr>
+          <w:t xml:space="preserve">, D., Brucher, M., Perrot, M., &amp; </w:t>
+        </w:r>
+        <w:proofErr w:type="spellStart"/>
+        <w:r>
+          <w:rPr>
+            <w:color w:val="000000"/>
+            <w:lang w:val="en-US"/>
+            <w:rPrChange w:id="425" w:author="Palacios, Piero (CIP)" w:date="2026-05-12T20:59:00Z" w16du:dateUtc="2026-05-13T01:59:00Z">
+              <w:rPr/>
+            </w:rPrChange>
+          </w:rPr>
+          <w:t>Duchesnay</w:t>
+        </w:r>
+        <w:proofErr w:type="spellEnd"/>
+        <w:r>
+          <w:rPr>
+            <w:color w:val="000000"/>
+            <w:lang w:val="en-US"/>
+            <w:rPrChange w:id="426" w:author="Palacios, Piero (CIP)" w:date="2026-05-12T20:59:00Z" w16du:dateUtc="2026-05-13T01:59:00Z">
+              <w:rPr/>
+            </w:rPrChange>
+          </w:rPr>
+          <w:t xml:space="preserve">, E. (2011). Scikit-learn: Machine learning in </w:t>
+        </w:r>
+        <w:r>
+          <w:rPr>
+            <w:i/>
+            <w:color w:val="000000"/>
+            <w:lang w:val="en-US"/>
+            <w:rPrChange w:id="427" w:author="Palacios, Piero (CIP)" w:date="2026-05-12T21:01:00Z" w16du:dateUtc="2026-05-13T02:01:00Z">
+              <w:rPr/>
+            </w:rPrChange>
+          </w:rPr>
+          <w:t>Python</w:t>
+        </w:r>
+        <w:r>
+          <w:rPr>
+            <w:color w:val="000000"/>
+            <w:lang w:val="en-US"/>
+            <w:rPrChange w:id="428" w:author="Palacios, Piero (CIP)" w:date="2026-05-12T20:59:00Z" w16du:dateUtc="2026-05-13T01:59:00Z">
+              <w:rPr/>
+            </w:rPrChange>
+          </w:rPr>
+          <w:t xml:space="preserve">. Journal of </w:t>
+        </w:r>
+        <w:r>
+          <w:rPr>
+            <w:i/>
+            <w:color w:val="000000"/>
+            <w:lang w:val="en-US"/>
+            <w:rPrChange w:id="429" w:author="Palacios, Piero (CIP)" w:date="2026-05-12T21:01:00Z" w16du:dateUtc="2026-05-13T02:01:00Z">
+              <w:rPr/>
+            </w:rPrChange>
+          </w:rPr>
+          <w:t>Machine Learning</w:t>
+        </w:r>
+        <w:r>
+          <w:rPr>
+            <w:color w:val="000000"/>
+            <w:lang w:val="en-US"/>
+            <w:rPrChange w:id="430" w:author="Palacios, Piero (CIP)" w:date="2026-05-12T20:59:00Z" w16du:dateUtc="2026-05-13T01:59:00Z">
+              <w:rPr/>
+            </w:rPrChange>
+          </w:rPr>
+          <w:t xml:space="preserve"> Research, 12, 2825-2830.</w:t>
         </w:r>
       </w:ins>
     </w:p>
@@ -19098,6 +22002,119 @@
     </w:lvl>
   </w:abstractNum>
   <w:abstractNum w:abstractNumId="4" w15:restartNumberingAfterBreak="0">
+    <w:nsid w:val="32E36604"/>
+    <w:multiLevelType w:val="hybridMultilevel"/>
+    <w:tmpl w:val="F84E5738"/>
+    <w:lvl w:ilvl="0" w:tplc="02A4AB94">
+      <w:start w:val="1"/>
+      <w:numFmt w:val="bullet"/>
+      <w:lvlText w:val="-"/>
+      <w:lvlJc w:val="left"/>
+      <w:pPr>
+        <w:ind w:left="720" w:hanging="360"/>
+      </w:pPr>
+      <w:rPr>
+        <w:rFonts w:ascii="Calibri" w:eastAsia="Calibri" w:hAnsi="Calibri" w:cs="Calibri" w:hint="default"/>
+      </w:rPr>
+    </w:lvl>
+    <w:lvl w:ilvl="1" w:tplc="280A0003" w:tentative="1">
+      <w:start w:val="1"/>
+      <w:numFmt w:val="bullet"/>
+      <w:lvlText w:val="o"/>
+      <w:lvlJc w:val="left"/>
+      <w:pPr>
+        <w:ind w:left="1440" w:hanging="360"/>
+      </w:pPr>
+      <w:rPr>
+        <w:rFonts w:ascii="Courier New" w:hAnsi="Courier New" w:cs="Courier New" w:hint="default"/>
+      </w:rPr>
+    </w:lvl>
+    <w:lvl w:ilvl="2" w:tplc="280A0005" w:tentative="1">
+      <w:start w:val="1"/>
+      <w:numFmt w:val="bullet"/>
+      <w:lvlText w:val=""/>
+      <w:lvlJc w:val="left"/>
+      <w:pPr>
+        <w:ind w:left="2160" w:hanging="360"/>
+      </w:pPr>
+      <w:rPr>
+        <w:rFonts w:ascii="Wingdings" w:hAnsi="Wingdings" w:hint="default"/>
+      </w:rPr>
+    </w:lvl>
+    <w:lvl w:ilvl="3" w:tplc="280A0001" w:tentative="1">
+      <w:start w:val="1"/>
+      <w:numFmt w:val="bullet"/>
+      <w:lvlText w:val=""/>
+      <w:lvlJc w:val="left"/>
+      <w:pPr>
+        <w:ind w:left="2880" w:hanging="360"/>
+      </w:pPr>
+      <w:rPr>
+        <w:rFonts w:ascii="Symbol" w:hAnsi="Symbol" w:hint="default"/>
+      </w:rPr>
+    </w:lvl>
+    <w:lvl w:ilvl="4" w:tplc="280A0003" w:tentative="1">
+      <w:start w:val="1"/>
+      <w:numFmt w:val="bullet"/>
+      <w:lvlText w:val="o"/>
+      <w:lvlJc w:val="left"/>
+      <w:pPr>
+        <w:ind w:left="3600" w:hanging="360"/>
+      </w:pPr>
+      <w:rPr>
+        <w:rFonts w:ascii="Courier New" w:hAnsi="Courier New" w:cs="Courier New" w:hint="default"/>
+      </w:rPr>
+    </w:lvl>
+    <w:lvl w:ilvl="5" w:tplc="280A0005" w:tentative="1">
+      <w:start w:val="1"/>
+      <w:numFmt w:val="bullet"/>
+      <w:lvlText w:val=""/>
+      <w:lvlJc w:val="left"/>
+      <w:pPr>
+        <w:ind w:left="4320" w:hanging="360"/>
+      </w:pPr>
+      <w:rPr>
+        <w:rFonts w:ascii="Wingdings" w:hAnsi="Wingdings" w:hint="default"/>
+      </w:rPr>
+    </w:lvl>
+    <w:lvl w:ilvl="6" w:tplc="280A0001" w:tentative="1">
+      <w:start w:val="1"/>
+      <w:numFmt w:val="bullet"/>
+      <w:lvlText w:val=""/>
+      <w:lvlJc w:val="left"/>
+      <w:pPr>
+        <w:ind w:left="5040" w:hanging="360"/>
+      </w:pPr>
+      <w:rPr>
+        <w:rFonts w:ascii="Symbol" w:hAnsi="Symbol" w:hint="default"/>
+      </w:rPr>
+    </w:lvl>
+    <w:lvl w:ilvl="7" w:tplc="280A0003" w:tentative="1">
+      <w:start w:val="1"/>
+      <w:numFmt w:val="bullet"/>
+      <w:lvlText w:val="o"/>
+      <w:lvlJc w:val="left"/>
+      <w:pPr>
+        <w:ind w:left="5760" w:hanging="360"/>
+      </w:pPr>
+      <w:rPr>
+        <w:rFonts w:ascii="Courier New" w:hAnsi="Courier New" w:cs="Courier New" w:hint="default"/>
+      </w:rPr>
+    </w:lvl>
+    <w:lvl w:ilvl="8" w:tplc="280A0005" w:tentative="1">
+      <w:start w:val="1"/>
+      <w:numFmt w:val="bullet"/>
+      <w:lvlText w:val=""/>
+      <w:lvlJc w:val="left"/>
+      <w:pPr>
+        <w:ind w:left="6480" w:hanging="360"/>
+      </w:pPr>
+      <w:rPr>
+        <w:rFonts w:ascii="Wingdings" w:hAnsi="Wingdings" w:hint="default"/>
+      </w:rPr>
+    </w:lvl>
+  </w:abstractNum>
+  <w:abstractNum w:abstractNumId="5" w15:restartNumberingAfterBreak="0">
     <w:nsid w:val="36BA363C"/>
     <w:multiLevelType w:val="hybridMultilevel"/>
     <w:tmpl w:val="A56A49F6"/>
@@ -19219,7 +22236,7 @@
       </w:rPr>
     </w:lvl>
   </w:abstractNum>
-  <w:abstractNum w:abstractNumId="5" w15:restartNumberingAfterBreak="0">
+  <w:abstractNum w:abstractNumId="6" w15:restartNumberingAfterBreak="0">
     <w:nsid w:val="47CF10ED"/>
     <w:multiLevelType w:val="hybridMultilevel"/>
     <w:tmpl w:val="0212DFFA"/>
@@ -19343,7 +22360,120 @@
       </w:rPr>
     </w:lvl>
   </w:abstractNum>
-  <w:abstractNum w:abstractNumId="6" w15:restartNumberingAfterBreak="0">
+  <w:abstractNum w:abstractNumId="7" w15:restartNumberingAfterBreak="0">
+    <w:nsid w:val="4EB70744"/>
+    <w:multiLevelType w:val="hybridMultilevel"/>
+    <w:tmpl w:val="D7BCFD8E"/>
+    <w:lvl w:ilvl="0" w:tplc="02A4AB94">
+      <w:start w:val="1"/>
+      <w:numFmt w:val="bullet"/>
+      <w:lvlText w:val="-"/>
+      <w:lvlJc w:val="left"/>
+      <w:pPr>
+        <w:ind w:left="720" w:hanging="360"/>
+      </w:pPr>
+      <w:rPr>
+        <w:rFonts w:ascii="Calibri" w:eastAsia="Calibri" w:hAnsi="Calibri" w:cs="Calibri" w:hint="default"/>
+      </w:rPr>
+    </w:lvl>
+    <w:lvl w:ilvl="1" w:tplc="280A0003" w:tentative="1">
+      <w:start w:val="1"/>
+      <w:numFmt w:val="bullet"/>
+      <w:lvlText w:val="o"/>
+      <w:lvlJc w:val="left"/>
+      <w:pPr>
+        <w:ind w:left="1440" w:hanging="360"/>
+      </w:pPr>
+      <w:rPr>
+        <w:rFonts w:ascii="Courier New" w:hAnsi="Courier New" w:cs="Courier New" w:hint="default"/>
+      </w:rPr>
+    </w:lvl>
+    <w:lvl w:ilvl="2" w:tplc="280A0005" w:tentative="1">
+      <w:start w:val="1"/>
+      <w:numFmt w:val="bullet"/>
+      <w:lvlText w:val=""/>
+      <w:lvlJc w:val="left"/>
+      <w:pPr>
+        <w:ind w:left="2160" w:hanging="360"/>
+      </w:pPr>
+      <w:rPr>
+        <w:rFonts w:ascii="Wingdings" w:hAnsi="Wingdings" w:hint="default"/>
+      </w:rPr>
+    </w:lvl>
+    <w:lvl w:ilvl="3" w:tplc="280A0001" w:tentative="1">
+      <w:start w:val="1"/>
+      <w:numFmt w:val="bullet"/>
+      <w:lvlText w:val=""/>
+      <w:lvlJc w:val="left"/>
+      <w:pPr>
+        <w:ind w:left="2880" w:hanging="360"/>
+      </w:pPr>
+      <w:rPr>
+        <w:rFonts w:ascii="Symbol" w:hAnsi="Symbol" w:hint="default"/>
+      </w:rPr>
+    </w:lvl>
+    <w:lvl w:ilvl="4" w:tplc="280A0003" w:tentative="1">
+      <w:start w:val="1"/>
+      <w:numFmt w:val="bullet"/>
+      <w:lvlText w:val="o"/>
+      <w:lvlJc w:val="left"/>
+      <w:pPr>
+        <w:ind w:left="3600" w:hanging="360"/>
+      </w:pPr>
+      <w:rPr>
+        <w:rFonts w:ascii="Courier New" w:hAnsi="Courier New" w:cs="Courier New" w:hint="default"/>
+      </w:rPr>
+    </w:lvl>
+    <w:lvl w:ilvl="5" w:tplc="280A0005" w:tentative="1">
+      <w:start w:val="1"/>
+      <w:numFmt w:val="bullet"/>
+      <w:lvlText w:val=""/>
+      <w:lvlJc w:val="left"/>
+      <w:pPr>
+        <w:ind w:left="4320" w:hanging="360"/>
+      </w:pPr>
+      <w:rPr>
+        <w:rFonts w:ascii="Wingdings" w:hAnsi="Wingdings" w:hint="default"/>
+      </w:rPr>
+    </w:lvl>
+    <w:lvl w:ilvl="6" w:tplc="280A0001" w:tentative="1">
+      <w:start w:val="1"/>
+      <w:numFmt w:val="bullet"/>
+      <w:lvlText w:val=""/>
+      <w:lvlJc w:val="left"/>
+      <w:pPr>
+        <w:ind w:left="5040" w:hanging="360"/>
+      </w:pPr>
+      <w:rPr>
+        <w:rFonts w:ascii="Symbol" w:hAnsi="Symbol" w:hint="default"/>
+      </w:rPr>
+    </w:lvl>
+    <w:lvl w:ilvl="7" w:tplc="280A0003" w:tentative="1">
+      <w:start w:val="1"/>
+      <w:numFmt w:val="bullet"/>
+      <w:lvlText w:val="o"/>
+      <w:lvlJc w:val="left"/>
+      <w:pPr>
+        <w:ind w:left="5760" w:hanging="360"/>
+      </w:pPr>
+      <w:rPr>
+        <w:rFonts w:ascii="Courier New" w:hAnsi="Courier New" w:cs="Courier New" w:hint="default"/>
+      </w:rPr>
+    </w:lvl>
+    <w:lvl w:ilvl="8" w:tplc="280A0005" w:tentative="1">
+      <w:start w:val="1"/>
+      <w:numFmt w:val="bullet"/>
+      <w:lvlText w:val=""/>
+      <w:lvlJc w:val="left"/>
+      <w:pPr>
+        <w:ind w:left="6480" w:hanging="360"/>
+      </w:pPr>
+      <w:rPr>
+        <w:rFonts w:ascii="Wingdings" w:hAnsi="Wingdings" w:hint="default"/>
+      </w:rPr>
+    </w:lvl>
+  </w:abstractNum>
+  <w:abstractNum w:abstractNumId="8" w15:restartNumberingAfterBreak="0">
     <w:nsid w:val="595F50CD"/>
     <w:multiLevelType w:val="hybridMultilevel"/>
     <w:tmpl w:val="3BF0BCDE"/>
@@ -19465,7 +22595,120 @@
       </w:rPr>
     </w:lvl>
   </w:abstractNum>
-  <w:abstractNum w:abstractNumId="7" w15:restartNumberingAfterBreak="0">
+  <w:abstractNum w:abstractNumId="9" w15:restartNumberingAfterBreak="0">
+    <w:nsid w:val="628E2CF1"/>
+    <w:multiLevelType w:val="hybridMultilevel"/>
+    <w:tmpl w:val="415AA7D8"/>
+    <w:lvl w:ilvl="0" w:tplc="280A0001">
+      <w:start w:val="1"/>
+      <w:numFmt w:val="bullet"/>
+      <w:lvlText w:val=""/>
+      <w:lvlJc w:val="left"/>
+      <w:pPr>
+        <w:ind w:left="720" w:hanging="360"/>
+      </w:pPr>
+      <w:rPr>
+        <w:rFonts w:ascii="Symbol" w:hAnsi="Symbol" w:hint="default"/>
+      </w:rPr>
+    </w:lvl>
+    <w:lvl w:ilvl="1" w:tplc="FFFFFFFF" w:tentative="1">
+      <w:start w:val="1"/>
+      <w:numFmt w:val="bullet"/>
+      <w:lvlText w:val="o"/>
+      <w:lvlJc w:val="left"/>
+      <w:pPr>
+        <w:ind w:left="1440" w:hanging="360"/>
+      </w:pPr>
+      <w:rPr>
+        <w:rFonts w:ascii="Courier New" w:hAnsi="Courier New" w:cs="Courier New" w:hint="default"/>
+      </w:rPr>
+    </w:lvl>
+    <w:lvl w:ilvl="2" w:tplc="FFFFFFFF" w:tentative="1">
+      <w:start w:val="1"/>
+      <w:numFmt w:val="bullet"/>
+      <w:lvlText w:val=""/>
+      <w:lvlJc w:val="left"/>
+      <w:pPr>
+        <w:ind w:left="2160" w:hanging="360"/>
+      </w:pPr>
+      <w:rPr>
+        <w:rFonts w:ascii="Wingdings" w:hAnsi="Wingdings" w:hint="default"/>
+      </w:rPr>
+    </w:lvl>
+    <w:lvl w:ilvl="3" w:tplc="FFFFFFFF" w:tentative="1">
+      <w:start w:val="1"/>
+      <w:numFmt w:val="bullet"/>
+      <w:lvlText w:val=""/>
+      <w:lvlJc w:val="left"/>
+      <w:pPr>
+        <w:ind w:left="2880" w:hanging="360"/>
+      </w:pPr>
+      <w:rPr>
+        <w:rFonts w:ascii="Symbol" w:hAnsi="Symbol" w:hint="default"/>
+      </w:rPr>
+    </w:lvl>
+    <w:lvl w:ilvl="4" w:tplc="FFFFFFFF" w:tentative="1">
+      <w:start w:val="1"/>
+      <w:numFmt w:val="bullet"/>
+      <w:lvlText w:val="o"/>
+      <w:lvlJc w:val="left"/>
+      <w:pPr>
+        <w:ind w:left="3600" w:hanging="360"/>
+      </w:pPr>
+      <w:rPr>
+        <w:rFonts w:ascii="Courier New" w:hAnsi="Courier New" w:cs="Courier New" w:hint="default"/>
+      </w:rPr>
+    </w:lvl>
+    <w:lvl w:ilvl="5" w:tplc="FFFFFFFF" w:tentative="1">
+      <w:start w:val="1"/>
+      <w:numFmt w:val="bullet"/>
+      <w:lvlText w:val=""/>
+      <w:lvlJc w:val="left"/>
+      <w:pPr>
+        <w:ind w:left="4320" w:hanging="360"/>
+      </w:pPr>
+      <w:rPr>
+        <w:rFonts w:ascii="Wingdings" w:hAnsi="Wingdings" w:hint="default"/>
+      </w:rPr>
+    </w:lvl>
+    <w:lvl w:ilvl="6" w:tplc="FFFFFFFF" w:tentative="1">
+      <w:start w:val="1"/>
+      <w:numFmt w:val="bullet"/>
+      <w:lvlText w:val=""/>
+      <w:lvlJc w:val="left"/>
+      <w:pPr>
+        <w:ind w:left="5040" w:hanging="360"/>
+      </w:pPr>
+      <w:rPr>
+        <w:rFonts w:ascii="Symbol" w:hAnsi="Symbol" w:hint="default"/>
+      </w:rPr>
+    </w:lvl>
+    <w:lvl w:ilvl="7" w:tplc="FFFFFFFF" w:tentative="1">
+      <w:start w:val="1"/>
+      <w:numFmt w:val="bullet"/>
+      <w:lvlText w:val="o"/>
+      <w:lvlJc w:val="left"/>
+      <w:pPr>
+        <w:ind w:left="5760" w:hanging="360"/>
+      </w:pPr>
+      <w:rPr>
+        <w:rFonts w:ascii="Courier New" w:hAnsi="Courier New" w:cs="Courier New" w:hint="default"/>
+      </w:rPr>
+    </w:lvl>
+    <w:lvl w:ilvl="8" w:tplc="FFFFFFFF" w:tentative="1">
+      <w:start w:val="1"/>
+      <w:numFmt w:val="bullet"/>
+      <w:lvlText w:val=""/>
+      <w:lvlJc w:val="left"/>
+      <w:pPr>
+        <w:ind w:left="6480" w:hanging="360"/>
+      </w:pPr>
+      <w:rPr>
+        <w:rFonts w:ascii="Wingdings" w:hAnsi="Wingdings" w:hint="default"/>
+      </w:rPr>
+    </w:lvl>
+  </w:abstractNum>
+  <w:abstractNum w:abstractNumId="10" w15:restartNumberingAfterBreak="0">
     <w:nsid w:val="7F3F5803"/>
     <w:multiLevelType w:val="hybridMultilevel"/>
     <w:tmpl w:val="780CD1E8"/>
@@ -19591,25 +22834,34 @@
     <w:abstractNumId w:val="2"/>
   </w:num>
   <w:num w:numId="2" w16cid:durableId="46954479">
-    <w:abstractNumId w:val="4"/>
+    <w:abstractNumId w:val="5"/>
   </w:num>
   <w:num w:numId="3" w16cid:durableId="1420369940">
-    <w:abstractNumId w:val="5"/>
+    <w:abstractNumId w:val="6"/>
   </w:num>
   <w:num w:numId="4" w16cid:durableId="1349213483">
-    <w:abstractNumId w:val="6"/>
+    <w:abstractNumId w:val="8"/>
   </w:num>
   <w:num w:numId="5" w16cid:durableId="1877034965">
     <w:abstractNumId w:val="0"/>
   </w:num>
   <w:num w:numId="6" w16cid:durableId="1286886284">
-    <w:abstractNumId w:val="7"/>
+    <w:abstractNumId w:val="10"/>
   </w:num>
   <w:num w:numId="7" w16cid:durableId="157621911">
     <w:abstractNumId w:val="3"/>
   </w:num>
   <w:num w:numId="8" w16cid:durableId="1815826926">
     <w:abstractNumId w:val="1"/>
+  </w:num>
+  <w:num w:numId="9" w16cid:durableId="2119785894">
+    <w:abstractNumId w:val="7"/>
+  </w:num>
+  <w:num w:numId="10" w16cid:durableId="655914316">
+    <w:abstractNumId w:val="4"/>
+  </w:num>
+  <w:num w:numId="11" w16cid:durableId="1188525631">
+    <w:abstractNumId w:val="9"/>
   </w:num>
 </w:numbering>
 </file>
@@ -20236,6 +23488,29 @@
       <w:lang w:val="es-ES"/>
     </w:rPr>
   </w:style>
+  <w:style w:type="character" w:styleId="Hipervnculo">
+    <w:name w:val="Hyperlink"/>
+    <w:basedOn w:val="Fuentedeprrafopredeter"/>
+    <w:uiPriority w:val="99"/>
+    <w:unhideWhenUsed/>
+    <w:rsid w:val="00282964"/>
+    <w:rPr>
+      <w:color w:val="0000FF" w:themeColor="hyperlink"/>
+      <w:u w:val="single"/>
+    </w:rPr>
+  </w:style>
+  <w:style w:type="character" w:styleId="Mencinsinresolver">
+    <w:name w:val="Unresolved Mention"/>
+    <w:basedOn w:val="Fuentedeprrafopredeter"/>
+    <w:uiPriority w:val="99"/>
+    <w:semiHidden/>
+    <w:unhideWhenUsed/>
+    <w:rsid w:val="00282964"/>
+    <w:rPr>
+      <w:color w:val="605E5C"/>
+      <w:shd w:val="clear" w:color="auto" w:fill="E1DFDD"/>
+    </w:rPr>
+  </w:style>
 </w:styles>
 </file>
 
